--- a/SQL_Ani_Zviadauri_FinalTask_HouseholdAppliancesStore_descriptions.docx
+++ b/SQL_Ani_Zviadauri_FinalTask_HouseholdAppliancesStore_descriptions.docx
@@ -1025,21 +1025,7 @@
         <w:rPr>
           <w:rFonts w:ascii="Times New Roman" w:hAnsi="Times New Roman" w:cs="Times New Roman"/>
         </w:rPr>
-        <w:t xml:space="preserve">The main benefit of implementing this database is that all important store data is centralized. Instead of keeping product, customer, or transaction information in separate files or spreadsheets, the store can store everything in one consistent system. This improves data quality and also makes the information easier to access, </w:t>
-      </w:r>
-      <w:proofErr w:type="spellStart"/>
-      <w:r>
-        <w:rPr>
-          <w:rFonts w:ascii="Times New Roman" w:hAnsi="Times New Roman" w:cs="Times New Roman"/>
-        </w:rPr>
-        <w:t>analyze</w:t>
-      </w:r>
-      <w:proofErr w:type="spellEnd"/>
-      <w:r>
-        <w:rPr>
-          <w:rFonts w:ascii="Times New Roman" w:hAnsi="Times New Roman" w:cs="Times New Roman"/>
-        </w:rPr>
-        <w:t>, and maintain.</w:t>
+        <w:t>The main benefit of implementing this database is that all important store data is centralized. Instead of keeping product, customer, or transaction information in separate files or spreadsheets, the store can store everything in one consistent system. This improves data quality and also makes the information easier to access, analyze, and maintain.</w:t>
       </w:r>
     </w:p>
     <w:p>
@@ -1321,6 +1307,52 @@
         </w:rPr>
         <w:t xml:space="preserve"> a restocking event that records product delivery from a supplier.</w:t>
       </w:r>
+    </w:p>
+    <w:p>
+      <w:pPr>
+        <w:rPr>
+          <w:rFonts w:ascii="Times New Roman" w:hAnsi="Times New Roman" w:cs="Times New Roman"/>
+        </w:rPr>
+      </w:pPr>
+      <w:r>
+        <w:rPr>
+          <w:rFonts w:ascii="Times New Roman" w:hAnsi="Times New Roman" w:cs="Times New Roman"/>
+        </w:rPr>
+        <w:t>City - a lookup t</w:t>
+      </w:r>
+      <w:r>
+        <w:rPr>
+          <w:rFonts w:ascii="Times New Roman" w:hAnsi="Times New Roman" w:cs="Times New Roman"/>
+        </w:rPr>
+        <w:t>ab</w:t>
+      </w:r>
+      <w:r>
+        <w:rPr>
+          <w:rFonts w:ascii="Times New Roman" w:hAnsi="Times New Roman" w:cs="Times New Roman"/>
+        </w:rPr>
+        <w:t>le that stores supplier city names separately to avoid repeated city values.</w:t>
+      </w:r>
+      <w:r>
+        <w:rPr>
+          <w:rFonts w:ascii="Times New Roman" w:hAnsi="Times New Roman" w:cs="Times New Roman"/>
+        </w:rPr>
+        <w:br/>
+        <w:t>Job Title - a lookup table that stores employee job titles separately to avoid repeated role values.</w:t>
+      </w:r>
+      <w:r>
+        <w:rPr>
+          <w:rFonts w:ascii="Times New Roman" w:hAnsi="Times New Roman" w:cs="Times New Roman"/>
+        </w:rPr>
+        <w:br/>
+        <w:t>Brand - a lookup table that stores product brand names.</w:t>
+      </w:r>
+      <w:r>
+        <w:rPr>
+          <w:rFonts w:ascii="Times New Roman" w:hAnsi="Times New Roman" w:cs="Times New Roman"/>
+        </w:rPr>
+        <w:br/>
+        <w:t>Product Model - a table that stores model-level information, including model name and warranty months.</w:t>
+      </w:r>
       <w:r>
         <w:rPr>
           <w:rFonts w:ascii="Times New Roman" w:hAnsi="Times New Roman" w:cs="Times New Roman"/>
@@ -1405,10 +1437,10 @@
           <w:noProof/>
         </w:rPr>
         <w:drawing>
-          <wp:inline distT="0" distB="0" distL="0" distR="0" wp14:anchorId="5FD68F44" wp14:editId="369FC098">
-            <wp:extent cx="5731510" cy="4015740"/>
-            <wp:effectExtent l="0" t="0" r="2540" b="3810"/>
-            <wp:docPr id="425385411" name="Picture 1"/>
+          <wp:inline distT="0" distB="0" distL="0" distR="0" wp14:anchorId="1430A766" wp14:editId="6E9F47A4">
+            <wp:extent cx="5731510" cy="4570095"/>
+            <wp:effectExtent l="0" t="0" r="2540" b="1905"/>
+            <wp:docPr id="1190086526" name="Picture 1"/>
             <wp:cNvGraphicFramePr>
               <a:graphicFrameLocks xmlns:a="http://schemas.openxmlformats.org/drawingml/2006/main" noChangeAspect="1"/>
             </wp:cNvGraphicFramePr>
@@ -1416,7 +1448,7 @@
               <a:graphicData uri="http://schemas.openxmlformats.org/drawingml/2006/picture">
                 <pic:pic xmlns:pic="http://schemas.openxmlformats.org/drawingml/2006/picture">
                   <pic:nvPicPr>
-                    <pic:cNvPr id="425385411" name="Picture 425385411"/>
+                    <pic:cNvPr id="1190086526" name="Picture 1190086526"/>
                     <pic:cNvPicPr/>
                   </pic:nvPicPr>
                   <pic:blipFill>
@@ -1434,7 +1466,7 @@
                   <pic:spPr>
                     <a:xfrm>
                       <a:off x="0" y="0"/>
-                      <a:ext cx="5731510" cy="4015740"/>
+                      <a:ext cx="5731510" cy="4570095"/>
                     </a:xfrm>
                     <a:prstGeom prst="rect">
                       <a:avLst/>
@@ -1455,14 +1487,27 @@
       <w:r>
         <w:t xml:space="preserve">Figure </w:t>
       </w:r>
-      <w:fldSimple w:instr=" SEQ Figure \* ARABIC ">
-        <w:r>
-          <w:rPr>
-            <w:noProof/>
-          </w:rPr>
-          <w:t>1</w:t>
-        </w:r>
-      </w:fldSimple>
+      <w:r>
+        <w:fldChar w:fldCharType="begin"/>
+      </w:r>
+      <w:r>
+        <w:instrText xml:space="preserve"> SEQ Figure \* ARABIC </w:instrText>
+      </w:r>
+      <w:r>
+        <w:fldChar w:fldCharType="separate"/>
+      </w:r>
+      <w:r>
+        <w:rPr>
+          <w:noProof/>
+        </w:rPr>
+        <w:t>1</w:t>
+      </w:r>
+      <w:r>
+        <w:rPr>
+          <w:noProof/>
+        </w:rPr>
+        <w:fldChar w:fldCharType="end"/>
+      </w:r>
       <w:r>
         <w:t xml:space="preserve">. </w:t>
       </w:r>
@@ -1586,22 +1631,7 @@
         <w:rPr>
           <w:rFonts w:ascii="Times New Roman" w:hAnsi="Times New Roman" w:cs="Times New Roman"/>
         </w:rPr>
-        <w:lastRenderedPageBreak/>
-        <w:t xml:space="preserve">To solve this correctly and keep the model normalized, I introduced the bridge table </w:t>
-      </w:r>
-      <w:proofErr w:type="spellStart"/>
-      <w:r>
-        <w:rPr>
-          <w:rFonts w:ascii="Times New Roman" w:hAnsi="Times New Roman" w:cs="Times New Roman"/>
-        </w:rPr>
-        <w:t>sales_transaction_item</w:t>
-      </w:r>
-      <w:proofErr w:type="spellEnd"/>
-      <w:r>
-        <w:rPr>
-          <w:rFonts w:ascii="Times New Roman" w:hAnsi="Times New Roman" w:cs="Times New Roman"/>
-        </w:rPr>
-        <w:t>. This table stores the product-level details inside each transaction, such as quantity and price. This design helps maintain 3NF and avoids repeated transaction data.</w:t>
+        <w:t>To solve this correctly and keep the model normalized, I introduced the bridge table sales_transaction_item. This table stores the product-level details inside each transaction, such as quantity and price. This design helps maintain 3NF and avoids repeated transaction data.</w:t>
       </w:r>
     </w:p>
     <w:p>
@@ -1848,21 +1878,7 @@
         <w:rPr>
           <w:rFonts w:ascii="Times New Roman" w:hAnsi="Times New Roman" w:cs="Times New Roman"/>
         </w:rPr>
-        <w:t xml:space="preserve">The tables most likely to change in the future are product, </w:t>
-      </w:r>
-      <w:proofErr w:type="spellStart"/>
-      <w:r>
-        <w:rPr>
-          <w:rFonts w:ascii="Times New Roman" w:hAnsi="Times New Roman" w:cs="Times New Roman"/>
-        </w:rPr>
-        <w:t>sales_transaction</w:t>
-      </w:r>
-      <w:proofErr w:type="spellEnd"/>
-      <w:r>
-        <w:rPr>
-          <w:rFonts w:ascii="Times New Roman" w:hAnsi="Times New Roman" w:cs="Times New Roman"/>
-        </w:rPr>
-        <w:t>, and procurement. For example:</w:t>
+        <w:t>The tables most likely to change in the future are product, sales_transaction, and procurement. For example:</w:t>
       </w:r>
     </w:p>
     <w:p>
@@ -1894,19 +1910,11 @@
           <w:rFonts w:ascii="Times New Roman" w:hAnsi="Times New Roman" w:cs="Times New Roman"/>
         </w:rPr>
       </w:pPr>
-      <w:proofErr w:type="spellStart"/>
-      <w:r>
-        <w:rPr>
-          <w:rFonts w:ascii="Times New Roman" w:hAnsi="Times New Roman" w:cs="Times New Roman"/>
-        </w:rPr>
-        <w:t>sales_transaction</w:t>
-      </w:r>
-      <w:proofErr w:type="spellEnd"/>
-      <w:r>
-        <w:rPr>
-          <w:rFonts w:ascii="Times New Roman" w:hAnsi="Times New Roman" w:cs="Times New Roman"/>
-        </w:rPr>
-        <w:t xml:space="preserve"> may later include discount or coupon information </w:t>
+      <w:r>
+        <w:rPr>
+          <w:rFonts w:ascii="Times New Roman" w:hAnsi="Times New Roman" w:cs="Times New Roman"/>
+        </w:rPr>
+        <w:t xml:space="preserve">sales_transaction may later include discount or coupon information </w:t>
       </w:r>
     </w:p>
     <w:p>
@@ -1984,75 +1992,34 @@
         <w:rPr>
           <w:rFonts w:ascii="Times New Roman" w:hAnsi="Times New Roman" w:cs="Times New Roman"/>
         </w:rPr>
+        <w:lastRenderedPageBreak/>
         <w:t>The schema was designed according to Third Normal Form (3NF). To achieve this, I ensured that each table represents one main business entity and that non-key attributes depend only on the primary key of that table.</w:t>
       </w:r>
-    </w:p>
-    <w:p>
-      <w:pPr>
-        <w:rPr>
-          <w:rFonts w:ascii="Times New Roman" w:hAnsi="Times New Roman" w:cs="Times New Roman"/>
-        </w:rPr>
-      </w:pPr>
-      <w:r>
-        <w:rPr>
-          <w:rFonts w:ascii="Times New Roman" w:hAnsi="Times New Roman" w:cs="Times New Roman"/>
-        </w:rPr>
-        <w:t>For example</w:t>
-      </w:r>
-      <w:r>
-        <w:rPr>
-          <w:rFonts w:ascii="Times New Roman" w:hAnsi="Times New Roman" w:cs="Times New Roman"/>
-        </w:rPr>
-        <w:t xml:space="preserve">, </w:t>
-      </w:r>
-      <w:r>
-        <w:rPr>
-          <w:rFonts w:ascii="Times New Roman" w:hAnsi="Times New Roman" w:cs="Times New Roman"/>
-        </w:rPr>
-        <w:t>category names are stored in the category table instead of being repeated in product</w:t>
-      </w:r>
-      <w:r>
-        <w:rPr>
-          <w:rFonts w:ascii="Times New Roman" w:hAnsi="Times New Roman" w:cs="Times New Roman"/>
-        </w:rPr>
-        <w:t xml:space="preserve">. Also, </w:t>
-      </w:r>
-      <w:r>
-        <w:rPr>
-          <w:rFonts w:ascii="Times New Roman" w:hAnsi="Times New Roman" w:cs="Times New Roman"/>
-        </w:rPr>
-        <w:t>supplier information is stored in the supplier table</w:t>
-      </w:r>
-      <w:r>
-        <w:rPr>
-          <w:rFonts w:ascii="Times New Roman" w:hAnsi="Times New Roman" w:cs="Times New Roman"/>
-        </w:rPr>
-        <w:t xml:space="preserve"> and </w:t>
-      </w:r>
-      <w:r>
-        <w:rPr>
-          <w:rFonts w:ascii="Times New Roman" w:hAnsi="Times New Roman" w:cs="Times New Roman"/>
-        </w:rPr>
-        <w:t>transaction header information is separated from transaction item details</w:t>
-      </w:r>
-      <w:r>
-        <w:rPr>
-          <w:rFonts w:ascii="Times New Roman" w:hAnsi="Times New Roman" w:cs="Times New Roman"/>
-        </w:rPr>
-        <w:t>.</w:t>
-      </w:r>
-    </w:p>
-    <w:p>
-      <w:pPr>
-        <w:rPr>
-          <w:rFonts w:ascii="Times New Roman" w:hAnsi="Times New Roman" w:cs="Times New Roman"/>
-        </w:rPr>
-      </w:pPr>
-      <w:r>
-        <w:rPr>
-          <w:rFonts w:ascii="Times New Roman" w:hAnsi="Times New Roman" w:cs="Times New Roman"/>
-        </w:rPr>
-        <w:t>This approach removes redundancy and keeps the model consistent.</w:t>
+      <w:r>
+        <w:rPr>
+          <w:rFonts w:ascii="Times New Roman" w:hAnsi="Times New Roman" w:cs="Times New Roman"/>
+        </w:rPr>
+        <w:br/>
+      </w:r>
+      <w:r>
+        <w:rPr>
+          <w:rFonts w:ascii="Times New Roman" w:hAnsi="Times New Roman" w:cs="Times New Roman"/>
+        </w:rPr>
+        <w:br/>
+        <w:t>After feedback, I improved the normalization by separating repeating descriptive values into lookup tables. Employee job titles are stored in the job_title table, supplier cities are stored in the city table, and product brands are stored in the brand table. I also created the product_model table because model and warranty information describe a specific product model rather than the product sale record itself.</w:t>
+      </w:r>
+      <w:r>
+        <w:rPr>
+          <w:rFonts w:ascii="Times New Roman" w:hAnsi="Times New Roman" w:cs="Times New Roman"/>
+        </w:rPr>
+        <w:br/>
+      </w:r>
+      <w:r>
+        <w:rPr>
+          <w:rFonts w:ascii="Times New Roman" w:hAnsi="Times New Roman" w:cs="Times New Roman"/>
+        </w:rPr>
+        <w:br/>
+        <w:t>This structure prevents repeated text values in multiple rows and makes updates easier. For example, if a brand name or job title needs to be changed, it can be updated in one table instead of being repeated in many records.</w:t>
       </w:r>
     </w:p>
     <w:p>
@@ -2084,164 +2051,221 @@
     </w:p>
     <w:p>
       <w:pPr>
-        <w:rPr>
-          <w:rFonts w:ascii="Times New Roman" w:hAnsi="Times New Roman" w:cs="Times New Roman"/>
-        </w:rPr>
-      </w:pPr>
-      <w:r>
-        <w:rPr>
-          <w:rFonts w:ascii="Times New Roman" w:hAnsi="Times New Roman" w:cs="Times New Roman"/>
+        <w:pStyle w:val="BodyText"/>
+        <w:rPr>
+          <w:rFonts w:ascii="Times New Roman" w:eastAsiaTheme="minorHAnsi" w:hAnsi="Times New Roman"/>
+          <w:color w:val="auto"/>
+          <w:kern w:val="2"/>
+          <w:sz w:val="24"/>
+          <w:szCs w:val="24"/>
+          <w:lang w:val="en-GB"/>
+          <w14:ligatures w14:val="standardContextual"/>
+        </w:rPr>
+      </w:pPr>
+      <w:r>
+        <w:rPr>
+          <w:rFonts w:ascii="Times New Roman" w:eastAsiaTheme="minorHAnsi" w:hAnsi="Times New Roman"/>
+          <w:color w:val="auto"/>
+          <w:kern w:val="2"/>
+          <w:sz w:val="24"/>
+          <w:szCs w:val="24"/>
+          <w:lang w:val="en-GB"/>
+          <w14:ligatures w14:val="standardContextual"/>
         </w:rPr>
         <w:t>The relationships reflect the store’s real business logic:</w:t>
       </w:r>
-    </w:p>
-    <w:p>
-      <w:pPr>
-        <w:numPr>
-          <w:ilvl w:val="0"/>
-          <w:numId w:val="14"/>
-        </w:numPr>
-        <w:rPr>
-          <w:rFonts w:ascii="Times New Roman" w:hAnsi="Times New Roman" w:cs="Times New Roman"/>
-        </w:rPr>
-      </w:pPr>
-      <w:r>
-        <w:rPr>
-          <w:rFonts w:ascii="Times New Roman" w:hAnsi="Times New Roman" w:cs="Times New Roman"/>
-        </w:rPr>
-        <w:t xml:space="preserve">one customer can have many sales transactions </w:t>
-      </w:r>
-    </w:p>
-    <w:p>
-      <w:pPr>
-        <w:numPr>
-          <w:ilvl w:val="0"/>
-          <w:numId w:val="14"/>
-        </w:numPr>
-        <w:rPr>
-          <w:rFonts w:ascii="Times New Roman" w:hAnsi="Times New Roman" w:cs="Times New Roman"/>
-        </w:rPr>
-      </w:pPr>
-      <w:r>
-        <w:rPr>
-          <w:rFonts w:ascii="Times New Roman" w:hAnsi="Times New Roman" w:cs="Times New Roman"/>
-        </w:rPr>
-        <w:t xml:space="preserve">one employee can process many sales transactions </w:t>
-      </w:r>
-    </w:p>
-    <w:p>
-      <w:pPr>
-        <w:numPr>
-          <w:ilvl w:val="0"/>
-          <w:numId w:val="14"/>
-        </w:numPr>
-        <w:rPr>
-          <w:rFonts w:ascii="Times New Roman" w:hAnsi="Times New Roman" w:cs="Times New Roman"/>
-        </w:rPr>
-      </w:pPr>
-      <w:r>
-        <w:rPr>
-          <w:rFonts w:ascii="Times New Roman" w:hAnsi="Times New Roman" w:cs="Times New Roman"/>
-        </w:rPr>
-        <w:t xml:space="preserve">one category can include many products </w:t>
-      </w:r>
-    </w:p>
-    <w:p>
-      <w:pPr>
-        <w:numPr>
-          <w:ilvl w:val="0"/>
-          <w:numId w:val="14"/>
-        </w:numPr>
-        <w:rPr>
-          <w:rFonts w:ascii="Times New Roman" w:hAnsi="Times New Roman" w:cs="Times New Roman"/>
-        </w:rPr>
-      </w:pPr>
-      <w:r>
-        <w:rPr>
-          <w:rFonts w:ascii="Times New Roman" w:hAnsi="Times New Roman" w:cs="Times New Roman"/>
-        </w:rPr>
-        <w:t xml:space="preserve">one supplier can supply many products </w:t>
-      </w:r>
-    </w:p>
-    <w:p>
-      <w:pPr>
-        <w:numPr>
-          <w:ilvl w:val="0"/>
-          <w:numId w:val="14"/>
-        </w:numPr>
-        <w:rPr>
-          <w:rFonts w:ascii="Times New Roman" w:hAnsi="Times New Roman" w:cs="Times New Roman"/>
-        </w:rPr>
-      </w:pPr>
-      <w:r>
-        <w:rPr>
-          <w:rFonts w:ascii="Times New Roman" w:hAnsi="Times New Roman" w:cs="Times New Roman"/>
-        </w:rPr>
-        <w:t xml:space="preserve">one sales transaction can contain many transaction items </w:t>
-      </w:r>
-    </w:p>
-    <w:p>
-      <w:pPr>
-        <w:numPr>
-          <w:ilvl w:val="0"/>
-          <w:numId w:val="14"/>
-        </w:numPr>
-        <w:rPr>
-          <w:rFonts w:ascii="Times New Roman" w:hAnsi="Times New Roman" w:cs="Times New Roman"/>
-        </w:rPr>
-      </w:pPr>
-      <w:r>
-        <w:rPr>
-          <w:rFonts w:ascii="Times New Roman" w:hAnsi="Times New Roman" w:cs="Times New Roman"/>
-        </w:rPr>
-        <w:t xml:space="preserve">one product can appear in many transaction items </w:t>
-      </w:r>
-    </w:p>
-    <w:p>
-      <w:pPr>
-        <w:rPr>
-          <w:rFonts w:ascii="Times New Roman" w:hAnsi="Times New Roman" w:cs="Times New Roman"/>
-        </w:rPr>
-      </w:pPr>
-      <w:r>
-        <w:rPr>
-          <w:rFonts w:ascii="Times New Roman" w:hAnsi="Times New Roman" w:cs="Times New Roman"/>
-        </w:rPr>
-        <w:t xml:space="preserve">This means there is a many-to-many relationship between </w:t>
-      </w:r>
-      <w:proofErr w:type="spellStart"/>
-      <w:r>
-        <w:rPr>
-          <w:rFonts w:ascii="Times New Roman" w:hAnsi="Times New Roman" w:cs="Times New Roman"/>
-        </w:rPr>
-        <w:t>sales_transaction</w:t>
-      </w:r>
-      <w:proofErr w:type="spellEnd"/>
-      <w:r>
-        <w:rPr>
-          <w:rFonts w:ascii="Times New Roman" w:hAnsi="Times New Roman" w:cs="Times New Roman"/>
-        </w:rPr>
-        <w:t xml:space="preserve"> and product, implemented through </w:t>
-      </w:r>
-      <w:proofErr w:type="spellStart"/>
-      <w:r>
-        <w:rPr>
-          <w:rFonts w:ascii="Times New Roman" w:hAnsi="Times New Roman" w:cs="Times New Roman"/>
-        </w:rPr>
-        <w:t>sales_transaction_item</w:t>
-      </w:r>
-      <w:proofErr w:type="spellEnd"/>
-      <w:r>
-        <w:rPr>
-          <w:rFonts w:ascii="Times New Roman" w:hAnsi="Times New Roman" w:cs="Times New Roman"/>
-        </w:rPr>
-        <w:t>.</w:t>
-      </w:r>
-    </w:p>
-    <w:p>
-      <w:pPr>
-        <w:rPr>
-          <w:rFonts w:ascii="Times New Roman" w:hAnsi="Times New Roman" w:cs="Times New Roman"/>
+      <w:r>
+        <w:rPr>
+          <w:rFonts w:ascii="Times New Roman" w:eastAsiaTheme="minorHAnsi" w:hAnsi="Times New Roman"/>
+          <w:color w:val="auto"/>
+          <w:kern w:val="2"/>
+          <w:sz w:val="24"/>
+          <w:szCs w:val="24"/>
+          <w:lang w:val="en-GB"/>
+          <w14:ligatures w14:val="standardContextual"/>
+        </w:rPr>
+        <w:br/>
+      </w:r>
+      <w:r>
+        <w:rPr>
+          <w:rFonts w:ascii="Times New Roman" w:eastAsiaTheme="minorHAnsi" w:hAnsi="Times New Roman"/>
+          <w:color w:val="auto"/>
+          <w:kern w:val="2"/>
+          <w:sz w:val="24"/>
+          <w:szCs w:val="24"/>
+          <w:lang w:val="en-GB"/>
+          <w14:ligatures w14:val="standardContextual"/>
+        </w:rPr>
+        <w:br/>
+        <w:t>1. one customer can have many sales transactions</w:t>
+      </w:r>
+      <w:r>
+        <w:rPr>
+          <w:rFonts w:ascii="Times New Roman" w:eastAsiaTheme="minorHAnsi" w:hAnsi="Times New Roman"/>
+          <w:color w:val="auto"/>
+          <w:kern w:val="2"/>
+          <w:sz w:val="24"/>
+          <w:szCs w:val="24"/>
+          <w:lang w:val="en-GB"/>
+          <w14:ligatures w14:val="standardContextual"/>
+        </w:rPr>
+        <w:br/>
+        <w:t>2. one employee can process many sales transactions</w:t>
+      </w:r>
+      <w:r>
+        <w:rPr>
+          <w:rFonts w:ascii="Times New Roman" w:eastAsiaTheme="minorHAnsi" w:hAnsi="Times New Roman"/>
+          <w:color w:val="auto"/>
+          <w:kern w:val="2"/>
+          <w:sz w:val="24"/>
+          <w:szCs w:val="24"/>
+          <w:lang w:val="en-GB"/>
+          <w14:ligatures w14:val="standardContextual"/>
+        </w:rPr>
+        <w:br/>
+        <w:t>3. one job title can belong to many employees</w:t>
+      </w:r>
+      <w:r>
+        <w:rPr>
+          <w:rFonts w:ascii="Times New Roman" w:eastAsiaTheme="minorHAnsi" w:hAnsi="Times New Roman"/>
+          <w:color w:val="auto"/>
+          <w:kern w:val="2"/>
+          <w:sz w:val="24"/>
+          <w:szCs w:val="24"/>
+          <w:lang w:val="en-GB"/>
+          <w14:ligatures w14:val="standardContextual"/>
+        </w:rPr>
+        <w:br/>
+        <w:t>4. one city can be related to many suppliers</w:t>
+      </w:r>
+      <w:r>
+        <w:rPr>
+          <w:rFonts w:ascii="Times New Roman" w:eastAsiaTheme="minorHAnsi" w:hAnsi="Times New Roman"/>
+          <w:color w:val="auto"/>
+          <w:kern w:val="2"/>
+          <w:sz w:val="24"/>
+          <w:szCs w:val="24"/>
+          <w:lang w:val="en-GB"/>
+          <w14:ligatures w14:val="standardContextual"/>
+        </w:rPr>
+        <w:br/>
+        <w:t>5. one category can include many products</w:t>
+      </w:r>
+      <w:r>
+        <w:rPr>
+          <w:rFonts w:ascii="Times New Roman" w:eastAsiaTheme="minorHAnsi" w:hAnsi="Times New Roman"/>
+          <w:color w:val="auto"/>
+          <w:kern w:val="2"/>
+          <w:sz w:val="24"/>
+          <w:szCs w:val="24"/>
+          <w:lang w:val="en-GB"/>
+          <w14:ligatures w14:val="standardContextual"/>
+        </w:rPr>
+        <w:br/>
+        <w:t>6. one supplier can supply many products</w:t>
+      </w:r>
+      <w:r>
+        <w:rPr>
+          <w:rFonts w:ascii="Times New Roman" w:eastAsiaTheme="minorHAnsi" w:hAnsi="Times New Roman"/>
+          <w:color w:val="auto"/>
+          <w:kern w:val="2"/>
+          <w:sz w:val="24"/>
+          <w:szCs w:val="24"/>
+          <w:lang w:val="en-GB"/>
+          <w14:ligatures w14:val="standardContextual"/>
+        </w:rPr>
+        <w:br/>
+        <w:t>7. one brand can have many product models</w:t>
+      </w:r>
+      <w:r>
+        <w:rPr>
+          <w:rFonts w:ascii="Times New Roman" w:eastAsiaTheme="minorHAnsi" w:hAnsi="Times New Roman"/>
+          <w:color w:val="auto"/>
+          <w:kern w:val="2"/>
+          <w:sz w:val="24"/>
+          <w:szCs w:val="24"/>
+          <w:lang w:val="en-GB"/>
+          <w14:ligatures w14:val="standardContextual"/>
+        </w:rPr>
+        <w:br/>
+        <w:t>8. one product model can be used by one or more product records</w:t>
+      </w:r>
+      <w:r>
+        <w:rPr>
+          <w:rFonts w:ascii="Times New Roman" w:eastAsiaTheme="minorHAnsi" w:hAnsi="Times New Roman"/>
+          <w:color w:val="auto"/>
+          <w:kern w:val="2"/>
+          <w:sz w:val="24"/>
+          <w:szCs w:val="24"/>
+          <w:lang w:val="en-GB"/>
+          <w14:ligatures w14:val="standardContextual"/>
+        </w:rPr>
+        <w:br/>
+        <w:t>9. one sales transaction can contain many products</w:t>
+      </w:r>
+      <w:r>
+        <w:rPr>
+          <w:rFonts w:ascii="Times New Roman" w:eastAsiaTheme="minorHAnsi" w:hAnsi="Times New Roman"/>
+          <w:color w:val="auto"/>
+          <w:kern w:val="2"/>
+          <w:sz w:val="24"/>
+          <w:szCs w:val="24"/>
+          <w:lang w:val="en-GB"/>
+          <w14:ligatures w14:val="standardContextual"/>
+        </w:rPr>
+        <w:br/>
+        <w:t>10. one product can appear in many sales transactions</w:t>
+      </w:r>
+      <w:r>
+        <w:rPr>
+          <w:rFonts w:ascii="Times New Roman" w:eastAsiaTheme="minorHAnsi" w:hAnsi="Times New Roman"/>
+          <w:color w:val="auto"/>
+          <w:kern w:val="2"/>
+          <w:sz w:val="24"/>
+          <w:szCs w:val="24"/>
+          <w:lang w:val="en-GB"/>
+          <w14:ligatures w14:val="standardContextual"/>
+        </w:rPr>
+        <w:br/>
+        <w:t>11. one supplier and one product can appear in many procurement records</w:t>
+      </w:r>
+      <w:r>
+        <w:rPr>
+          <w:rFonts w:ascii="Times New Roman" w:eastAsiaTheme="minorHAnsi" w:hAnsi="Times New Roman"/>
+          <w:color w:val="auto"/>
+          <w:kern w:val="2"/>
+          <w:sz w:val="24"/>
+          <w:szCs w:val="24"/>
+          <w:lang w:val="en-GB"/>
+          <w14:ligatures w14:val="standardContextual"/>
+        </w:rPr>
+        <w:br/>
+      </w:r>
+      <w:r>
+        <w:rPr>
+          <w:rFonts w:ascii="Times New Roman" w:eastAsiaTheme="minorHAnsi" w:hAnsi="Times New Roman"/>
+          <w:color w:val="auto"/>
+          <w:kern w:val="2"/>
+          <w:sz w:val="24"/>
+          <w:szCs w:val="24"/>
+          <w:lang w:val="en-GB"/>
+          <w14:ligatures w14:val="standardContextual"/>
+        </w:rPr>
+        <w:br/>
+        <w:t>The many-to-many relationship between sales_transaction and product is implemented through sales_transaction_item.</w:t>
+      </w:r>
+    </w:p>
+    <w:p>
+      <w:pPr>
+        <w:pStyle w:val="BodyText"/>
+        <w:rPr>
+          <w:rFonts w:ascii="Times New Roman" w:eastAsiaTheme="minorHAnsi" w:hAnsi="Times New Roman"/>
+          <w:color w:val="auto"/>
+          <w:kern w:val="2"/>
+          <w:sz w:val="24"/>
+          <w:szCs w:val="24"/>
+          <w:lang w:val="en-GB"/>
+          <w14:ligatures w14:val="standardContextual"/>
         </w:rPr>
       </w:pPr>
     </w:p>
@@ -2299,213 +2323,89 @@
       </w:r>
     </w:p>
     <w:p>
-      <w:pPr>
-        <w:pStyle w:val="BodyText"/>
-        <w:rPr>
-          <w:rFonts w:ascii="Times New Roman" w:eastAsiaTheme="minorHAnsi" w:hAnsi="Times New Roman"/>
-          <w:color w:val="auto"/>
-          <w:kern w:val="2"/>
-          <w:sz w:val="24"/>
-          <w:szCs w:val="24"/>
-          <w:lang w:val="en-GB"/>
-          <w14:ligatures w14:val="standardContextual"/>
-        </w:rPr>
-      </w:pPr>
-      <w:r>
-        <w:rPr>
-          <w:rFonts w:ascii="Times New Roman" w:eastAsiaTheme="minorHAnsi" w:hAnsi="Times New Roman"/>
-          <w:color w:val="auto"/>
-          <w:kern w:val="2"/>
-          <w:sz w:val="24"/>
-          <w:szCs w:val="24"/>
-          <w:lang w:val="en-GB"/>
-          <w14:ligatures w14:val="standardContextual"/>
+      <w:r>
+        <w:rPr>
+          <w:rFonts w:ascii="Times New Roman" w:hAnsi="Times New Roman" w:cs="Times New Roman"/>
         </w:rPr>
         <w:t>To simplify the model while keeping it realistic, I made the following assumptions:</w:t>
       </w:r>
-    </w:p>
-    <w:p>
-      <w:pPr>
-        <w:pStyle w:val="BodyText"/>
-        <w:numPr>
-          <w:ilvl w:val="0"/>
-          <w:numId w:val="20"/>
-        </w:numPr>
-        <w:rPr>
-          <w:rFonts w:ascii="Times New Roman" w:eastAsiaTheme="minorHAnsi" w:hAnsi="Times New Roman"/>
-          <w:color w:val="auto"/>
-          <w:kern w:val="2"/>
-          <w:sz w:val="24"/>
-          <w:szCs w:val="24"/>
-          <w:lang w:val="en-GB"/>
-          <w14:ligatures w14:val="standardContextual"/>
-        </w:rPr>
-      </w:pPr>
-      <w:r>
-        <w:rPr>
-          <w:rFonts w:ascii="Times New Roman" w:eastAsiaTheme="minorHAnsi" w:hAnsi="Times New Roman"/>
-          <w:color w:val="auto"/>
-          <w:kern w:val="2"/>
-          <w:sz w:val="24"/>
-          <w:szCs w:val="24"/>
-          <w:lang w:val="en-GB"/>
-          <w14:ligatures w14:val="standardContextual"/>
-        </w:rPr>
-        <w:t xml:space="preserve">Each transaction belongs to exactly one customer and one employee. </w:t>
-      </w:r>
-    </w:p>
-    <w:p>
-      <w:pPr>
-        <w:pStyle w:val="BodyText"/>
-        <w:numPr>
-          <w:ilvl w:val="0"/>
-          <w:numId w:val="20"/>
-        </w:numPr>
-        <w:rPr>
-          <w:rFonts w:ascii="Times New Roman" w:eastAsiaTheme="minorHAnsi" w:hAnsi="Times New Roman"/>
-          <w:color w:val="auto"/>
-          <w:kern w:val="2"/>
-          <w:sz w:val="24"/>
-          <w:szCs w:val="24"/>
-          <w:lang w:val="en-GB"/>
-          <w14:ligatures w14:val="standardContextual"/>
-        </w:rPr>
-      </w:pPr>
-      <w:r>
-        <w:rPr>
-          <w:rFonts w:ascii="Times New Roman" w:eastAsiaTheme="minorHAnsi" w:hAnsi="Times New Roman"/>
-          <w:color w:val="auto"/>
-          <w:kern w:val="2"/>
-          <w:sz w:val="24"/>
-          <w:szCs w:val="24"/>
-          <w:lang w:val="en-GB"/>
-          <w14:ligatures w14:val="standardContextual"/>
-        </w:rPr>
-        <w:t xml:space="preserve">Each product belongs to one category and one supplier in this version of the model. </w:t>
-      </w:r>
-    </w:p>
-    <w:p>
-      <w:pPr>
-        <w:pStyle w:val="BodyText"/>
-        <w:numPr>
-          <w:ilvl w:val="0"/>
-          <w:numId w:val="20"/>
-        </w:numPr>
-        <w:rPr>
-          <w:rFonts w:ascii="Times New Roman" w:eastAsiaTheme="minorHAnsi" w:hAnsi="Times New Roman"/>
-          <w:color w:val="auto"/>
-          <w:kern w:val="2"/>
-          <w:sz w:val="24"/>
-          <w:szCs w:val="24"/>
-          <w:lang w:val="en-GB"/>
-          <w14:ligatures w14:val="standardContextual"/>
-        </w:rPr>
-      </w:pPr>
-      <w:r>
-        <w:rPr>
-          <w:rFonts w:ascii="Times New Roman" w:eastAsiaTheme="minorHAnsi" w:hAnsi="Times New Roman"/>
-          <w:color w:val="auto"/>
-          <w:kern w:val="2"/>
-          <w:sz w:val="24"/>
-          <w:szCs w:val="24"/>
-          <w:lang w:val="en-GB"/>
-          <w14:ligatures w14:val="standardContextual"/>
-        </w:rPr>
-        <w:t xml:space="preserve">Procurement records represent restocking operations for products from suppliers. </w:t>
-      </w:r>
-    </w:p>
-    <w:p>
-      <w:pPr>
-        <w:pStyle w:val="BodyText"/>
-        <w:numPr>
-          <w:ilvl w:val="0"/>
-          <w:numId w:val="20"/>
-        </w:numPr>
-        <w:rPr>
-          <w:rFonts w:ascii="Times New Roman" w:eastAsiaTheme="minorHAnsi" w:hAnsi="Times New Roman"/>
-          <w:color w:val="auto"/>
-          <w:kern w:val="2"/>
-          <w:sz w:val="24"/>
-          <w:szCs w:val="24"/>
-          <w:lang w:val="en-GB"/>
-          <w14:ligatures w14:val="standardContextual"/>
-        </w:rPr>
-      </w:pPr>
-      <w:r>
-        <w:rPr>
-          <w:rFonts w:ascii="Times New Roman" w:eastAsiaTheme="minorHAnsi" w:hAnsi="Times New Roman"/>
-          <w:color w:val="auto"/>
-          <w:kern w:val="2"/>
-          <w:sz w:val="24"/>
-          <w:szCs w:val="24"/>
-          <w:lang w:val="en-GB"/>
-          <w14:ligatures w14:val="standardContextual"/>
-        </w:rPr>
-        <w:t xml:space="preserve">Status and method fields use restricted values because they have a </w:t>
-      </w:r>
-      <w:proofErr w:type="gramStart"/>
-      <w:r>
-        <w:rPr>
-          <w:rFonts w:ascii="Times New Roman" w:eastAsiaTheme="minorHAnsi" w:hAnsi="Times New Roman"/>
-          <w:color w:val="auto"/>
-          <w:kern w:val="2"/>
-          <w:sz w:val="24"/>
-          <w:szCs w:val="24"/>
-          <w:lang w:val="en-GB"/>
-          <w14:ligatures w14:val="standardContextual"/>
-        </w:rPr>
-        <w:t>small fixed</w:t>
-      </w:r>
-      <w:proofErr w:type="gramEnd"/>
-      <w:r>
-        <w:rPr>
-          <w:rFonts w:ascii="Times New Roman" w:eastAsiaTheme="minorHAnsi" w:hAnsi="Times New Roman"/>
-          <w:color w:val="auto"/>
-          <w:kern w:val="2"/>
-          <w:sz w:val="24"/>
-          <w:szCs w:val="24"/>
-          <w:lang w:val="en-GB"/>
-          <w14:ligatures w14:val="standardContextual"/>
-        </w:rPr>
-        <w:t xml:space="preserve"> set of acceptable values. </w:t>
-      </w:r>
-    </w:p>
-    <w:p>
-      <w:pPr>
-        <w:pStyle w:val="BodyText"/>
-        <w:numPr>
-          <w:ilvl w:val="0"/>
-          <w:numId w:val="20"/>
-        </w:numPr>
-        <w:rPr>
-          <w:rFonts w:ascii="Times New Roman" w:eastAsiaTheme="minorHAnsi" w:hAnsi="Times New Roman"/>
-          <w:color w:val="auto"/>
-          <w:kern w:val="2"/>
-          <w:sz w:val="24"/>
-          <w:szCs w:val="24"/>
-          <w:lang w:val="en-GB"/>
-          <w14:ligatures w14:val="standardContextual"/>
-        </w:rPr>
-      </w:pPr>
-      <w:r>
-        <w:rPr>
-          <w:rFonts w:ascii="Times New Roman" w:eastAsiaTheme="minorHAnsi" w:hAnsi="Times New Roman"/>
-          <w:color w:val="auto"/>
-          <w:kern w:val="2"/>
-          <w:sz w:val="24"/>
-          <w:szCs w:val="24"/>
-          <w:lang w:val="en-GB"/>
-          <w14:ligatures w14:val="standardContextual"/>
-        </w:rPr>
-        <w:t>The model represents one store, not a chain of stores.</w:t>
-      </w:r>
-    </w:p>
-    <w:p>
-      <w:pPr>
-        <w:pStyle w:val="Heading2"/>
-      </w:pPr>
-    </w:p>
-    <w:p/>
+      <w:r>
+        <w:rPr>
+          <w:rFonts w:ascii="Times New Roman" w:hAnsi="Times New Roman" w:cs="Times New Roman"/>
+        </w:rPr>
+        <w:br/>
+      </w:r>
+      <w:r>
+        <w:rPr>
+          <w:rFonts w:ascii="Times New Roman" w:hAnsi="Times New Roman" w:cs="Times New Roman"/>
+        </w:rPr>
+        <w:br/>
+        <w:t>1. Each transaction belongs to exactly one customer and one employee.</w:t>
+      </w:r>
+      <w:r>
+        <w:rPr>
+          <w:rFonts w:ascii="Times New Roman" w:hAnsi="Times New Roman" w:cs="Times New Roman"/>
+        </w:rPr>
+        <w:br/>
+        <w:t>2. Each employee has one job title, but one job title can be shared by many employees.</w:t>
+      </w:r>
+      <w:r>
+        <w:rPr>
+          <w:rFonts w:ascii="Times New Roman" w:hAnsi="Times New Roman" w:cs="Times New Roman"/>
+        </w:rPr>
+        <w:br/>
+        <w:t>3. Each supplier belongs to one city, but one city can have many suppliers.</w:t>
+      </w:r>
+      <w:r>
+        <w:rPr>
+          <w:rFonts w:ascii="Times New Roman" w:hAnsi="Times New Roman" w:cs="Times New Roman"/>
+        </w:rPr>
+        <w:br/>
+        <w:t>4. Each product belongs to one category, one supplier, and one product model.</w:t>
+      </w:r>
+      <w:r>
+        <w:rPr>
+          <w:rFonts w:ascii="Times New Roman" w:hAnsi="Times New Roman" w:cs="Times New Roman"/>
+        </w:rPr>
+        <w:br/>
+        <w:t>5. Each product model belongs to one brand.</w:t>
+      </w:r>
+      <w:r>
+        <w:rPr>
+          <w:rFonts w:ascii="Times New Roman" w:hAnsi="Times New Roman" w:cs="Times New Roman"/>
+        </w:rPr>
+        <w:br/>
+        <w:t>6. Warranty months are stored in product_model because warranty usually depends on the model rather than on each individual product record.</w:t>
+      </w:r>
+      <w:r>
+        <w:rPr>
+          <w:rFonts w:ascii="Times New Roman" w:hAnsi="Times New Roman" w:cs="Times New Roman"/>
+        </w:rPr>
+        <w:br/>
+        <w:t xml:space="preserve">7. Status and method fields use restricted ENUM values because they have a small fixed set </w:t>
+      </w:r>
+      <w:r>
+        <w:rPr>
+          <w:rFonts w:ascii="Times New Roman" w:hAnsi="Times New Roman" w:cs="Times New Roman"/>
+        </w:rPr>
+        <w:lastRenderedPageBreak/>
+        <w:t>of acceptable values.</w:t>
+      </w:r>
+      <w:r>
+        <w:rPr>
+          <w:rFonts w:ascii="Times New Roman" w:hAnsi="Times New Roman" w:cs="Times New Roman"/>
+        </w:rPr>
+        <w:br/>
+        <w:t>8. The model represents one store, not a chain of stores.</w:t>
+      </w:r>
+      <w:r>
+        <w:rPr>
+          <w:rFonts w:ascii="Times New Roman" w:hAnsi="Times New Roman" w:cs="Times New Roman"/>
+        </w:rPr>
+        <w:br/>
+        <w:t>9. The sales_transaction_item table uses a composite primary key based on sales_transaction_id and product_id. This avoids using both a surrogate key and a separate unique constraint for the same logic.</w:t>
+      </w:r>
+    </w:p>
     <w:p/>
     <w:p>
       <w:pPr>
@@ -2630,7 +2530,6 @@
         <w:rPr>
           <w:rFonts w:ascii="Times New Roman" w:hAnsi="Times New Roman" w:cs="Times New Roman"/>
         </w:rPr>
-        <w:lastRenderedPageBreak/>
         <w:t>Then I selected the main business entities that needed to be stored in the database:</w:t>
       </w:r>
       <w:r>
@@ -2638,7 +2537,7 @@
           <w:rFonts w:ascii="Times New Roman" w:hAnsi="Times New Roman" w:cs="Times New Roman"/>
         </w:rPr>
         <w:br/>
-        <w:t>customer, employee, category, supplier, product, sales transaction, sales transaction item, and procurement.</w:t>
+        <w:t>customer, employee, job_title, category, supplier, city, brand, product_model, product, sales_transaction, sales_transaction_item, and procurement.</w:t>
       </w:r>
     </w:p>
     <w:p>
@@ -2690,7 +2589,7 @@
         <w:rPr>
           <w:rFonts w:ascii="Times New Roman" w:hAnsi="Times New Roman" w:cs="Times New Roman"/>
         </w:rPr>
-        <w:t>I then checked the structure against Third Normal Form. I moved repeating or reusable values into separate tables. For example, product categories and suppliers are stored independently and referenced with foreign keys.</w:t>
+        <w:t>I then checked the structure against Third Normal Form. I moved repeating or reusable values into separate lookup tables. For example, job titles, cities, brands, and product models are stored independently and referenced with foreign keys.</w:t>
       </w:r>
     </w:p>
     <w:p>
@@ -2827,6 +2726,7 @@
         <w:rPr>
           <w:rFonts w:ascii="Times New Roman" w:hAnsi="Times New Roman" w:cs="Times New Roman"/>
         </w:rPr>
+        <w:lastRenderedPageBreak/>
         <w:t>I added primary keys, foreign keys, unique constraints, not null constraints, and check constraints. I also used ENUM types for fields with fixed values such as transaction status, payment method, and procurement status.</w:t>
       </w:r>
     </w:p>
@@ -3014,7 +2914,6 @@
           <w:lang w:val="en-US"/>
           <w14:ligatures w14:val="none"/>
         </w:rPr>
-        <w:lastRenderedPageBreak/>
         <w:t>2.</w:t>
       </w:r>
       <w:r>
@@ -3093,16 +2992,12 @@
           <w:lang w:val="en-GB"/>
           <w14:ligatures w14:val="standardContextual"/>
         </w:rPr>
-        <w:t>I used check constraints to prevent invalid values. For example:</w:t>
+        <w:t>I used a composite primary key in sales_transaction_item because the combination of sales_transaction_id and product_id uniquely identifies each product inside one transaction. This means the same product cannot be repeated twice in the same transaction.</w:t>
       </w:r>
     </w:p>
     <w:p>
       <w:pPr>
         <w:pStyle w:val="BodyText"/>
-        <w:numPr>
-          <w:ilvl w:val="0"/>
-          <w:numId w:val="21"/>
-        </w:numPr>
         <w:rPr>
           <w:rFonts w:ascii="Times New Roman" w:eastAsiaTheme="minorHAnsi" w:hAnsi="Times New Roman"/>
           <w:color w:val="auto"/>
@@ -3123,7 +3018,7 @@
           <w:lang w:val="en-GB"/>
           <w14:ligatures w14:val="standardContextual"/>
         </w:rPr>
-        <w:t>quantity cannot be negative</w:t>
+        <w:t>I used check constraints to prevent invalid values. For example:</w:t>
       </w:r>
     </w:p>
     <w:p>
@@ -3153,7 +3048,7 @@
           <w:lang w:val="en-GB"/>
           <w14:ligatures w14:val="standardContextual"/>
         </w:rPr>
-        <w:t>prices must be positive</w:t>
+        <w:t>quantity cannot be negative</w:t>
       </w:r>
     </w:p>
     <w:p>
@@ -3183,7 +3078,7 @@
           <w:lang w:val="en-GB"/>
           <w14:ligatures w14:val="standardContextual"/>
         </w:rPr>
-        <w:t>text fields such as product name cannot be blank</w:t>
+        <w:t>prices must be positive</w:t>
       </w:r>
     </w:p>
     <w:p>
@@ -3213,12 +3108,16 @@
           <w:lang w:val="en-GB"/>
           <w14:ligatures w14:val="standardContextual"/>
         </w:rPr>
-        <w:t>transaction date and delivery date must satisfy the required time rule</w:t>
+        <w:t>text fields such as product name cannot be blank</w:t>
       </w:r>
     </w:p>
     <w:p>
       <w:pPr>
         <w:pStyle w:val="BodyText"/>
+        <w:numPr>
+          <w:ilvl w:val="0"/>
+          <w:numId w:val="21"/>
+        </w:numPr>
         <w:rPr>
           <w:rFonts w:ascii="Times New Roman" w:eastAsiaTheme="minorHAnsi" w:hAnsi="Times New Roman"/>
           <w:color w:val="auto"/>
@@ -3239,7 +3138,7 @@
           <w:lang w:val="en-GB"/>
           <w14:ligatures w14:val="standardContextual"/>
         </w:rPr>
-        <w:t>I gave each check constraint a meaningful name so that the script remains easy to understand.</w:t>
+        <w:t>transaction date and delivery date must satisfy the required time rule</w:t>
       </w:r>
     </w:p>
     <w:p>
@@ -3265,16 +3164,12 @@
           <w:lang w:val="en-GB"/>
           <w14:ligatures w14:val="standardContextual"/>
         </w:rPr>
-        <w:t>Why I used specific data types</w:t>
+        <w:t>I gave each check constraint a meaningful name so that the script remains easy to understand.</w:t>
       </w:r>
     </w:p>
     <w:p>
       <w:pPr>
         <w:pStyle w:val="BodyText"/>
-        <w:numPr>
-          <w:ilvl w:val="0"/>
-          <w:numId w:val="22"/>
-        </w:numPr>
         <w:rPr>
           <w:rFonts w:ascii="Times New Roman" w:eastAsiaTheme="minorHAnsi" w:hAnsi="Times New Roman"/>
           <w:color w:val="auto"/>
@@ -3295,16 +3190,12 @@
           <w:lang w:val="en-GB"/>
           <w14:ligatures w14:val="standardContextual"/>
         </w:rPr>
-        <w:t>I used NUMERIC(10,2) for prices because monetary values require exact decimal precision.</w:t>
+        <w:t>Why I used specific data types</w:t>
       </w:r>
     </w:p>
     <w:p>
       <w:pPr>
         <w:pStyle w:val="BodyText"/>
-        <w:numPr>
-          <w:ilvl w:val="0"/>
-          <w:numId w:val="22"/>
-        </w:numPr>
         <w:rPr>
           <w:rFonts w:ascii="Times New Roman" w:eastAsiaTheme="minorHAnsi" w:hAnsi="Times New Roman"/>
           <w:color w:val="auto"/>
@@ -3325,7 +3216,7 @@
           <w:lang w:val="en-GB"/>
           <w14:ligatures w14:val="standardContextual"/>
         </w:rPr>
-        <w:t>I used VARCHAR for text because names, emails, and labels are text values of variable length.</w:t>
+        <w:t>I changed created_at to TIMESTAMP in all tables to keep the data type consistent across the schema. TIMESTAMP is more suitable than DATE here because it stores both date and time when a record was created.</w:t>
       </w:r>
     </w:p>
     <w:p>
@@ -3355,7 +3246,7 @@
           <w:lang w:val="en-GB"/>
           <w14:ligatures w14:val="standardContextual"/>
         </w:rPr>
-        <w:t>I used INTEGER for quantity values because they are whole numbers.</w:t>
+        <w:t>I used NUMERIC(10,2) for prices because monetary values require exact decimal precision.</w:t>
       </w:r>
     </w:p>
     <w:p>
@@ -3385,12 +3276,16 @@
           <w:lang w:val="en-GB"/>
           <w14:ligatures w14:val="standardContextual"/>
         </w:rPr>
-        <w:t>I used DATE and TIMESTAMP depending on whether I needed only the date or full date and time.</w:t>
+        <w:t>I used VARCHAR for text because names, emails, and labels are text values of variable length.</w:t>
       </w:r>
     </w:p>
     <w:p>
       <w:pPr>
         <w:pStyle w:val="BodyText"/>
+        <w:numPr>
+          <w:ilvl w:val="0"/>
+          <w:numId w:val="22"/>
+        </w:numPr>
         <w:rPr>
           <w:rFonts w:ascii="Times New Roman" w:eastAsiaTheme="minorHAnsi" w:hAnsi="Times New Roman"/>
           <w:color w:val="auto"/>
@@ -3411,7 +3306,7 @@
           <w:lang w:val="en-GB"/>
           <w14:ligatures w14:val="standardContextual"/>
         </w:rPr>
-        <w:t>Why I used ENUM</w:t>
+        <w:t>I used INTEGER for quantity values because they are whole numbers.</w:t>
       </w:r>
     </w:p>
     <w:p>
@@ -3437,6 +3332,33 @@
           <w:lang w:val="en-GB"/>
           <w14:ligatures w14:val="standardContextual"/>
         </w:rPr>
+        <w:t>Why I used ENUM</w:t>
+      </w:r>
+    </w:p>
+    <w:p>
+      <w:pPr>
+        <w:pStyle w:val="BodyText"/>
+        <w:rPr>
+          <w:rFonts w:ascii="Times New Roman" w:eastAsiaTheme="minorHAnsi" w:hAnsi="Times New Roman"/>
+          <w:color w:val="auto"/>
+          <w:kern w:val="2"/>
+          <w:sz w:val="24"/>
+          <w:szCs w:val="24"/>
+          <w:lang w:val="en-GB"/>
+          <w14:ligatures w14:val="standardContextual"/>
+        </w:rPr>
+      </w:pPr>
+      <w:r>
+        <w:rPr>
+          <w:rFonts w:ascii="Times New Roman" w:eastAsiaTheme="minorHAnsi" w:hAnsi="Times New Roman"/>
+          <w:color w:val="auto"/>
+          <w:kern w:val="2"/>
+          <w:sz w:val="24"/>
+          <w:szCs w:val="24"/>
+          <w:lang w:val="en-GB"/>
+          <w14:ligatures w14:val="standardContextual"/>
+        </w:rPr>
+        <w:lastRenderedPageBreak/>
         <w:t>I used ENUM for transaction status, payment method, and procurement status because these attributes have small and fixed sets of values. This prevents invalid values from being inserted and keeps data entry consistent.</w:t>
       </w:r>
     </w:p>
@@ -3539,21 +3461,7 @@
           <w:rFonts w:ascii="Times New Roman" w:hAnsi="Times New Roman" w:cs="Times New Roman"/>
         </w:rPr>
         <w:br/>
-        <w:t xml:space="preserve">There is a one-to-many relationship between customer and </w:t>
-      </w:r>
-      <w:proofErr w:type="spellStart"/>
-      <w:r>
-        <w:rPr>
-          <w:rFonts w:ascii="Times New Roman" w:hAnsi="Times New Roman" w:cs="Times New Roman"/>
-        </w:rPr>
-        <w:t>sales_transaction</w:t>
-      </w:r>
-      <w:proofErr w:type="spellEnd"/>
-      <w:r>
-        <w:rPr>
-          <w:rFonts w:ascii="Times New Roman" w:hAnsi="Times New Roman" w:cs="Times New Roman"/>
-        </w:rPr>
-        <w:t xml:space="preserve"> because one customer can make many transactions.</w:t>
+        <w:t>There is a one-to-many relationship between customer and sales_transaction because one customer can make many transactions.</w:t>
       </w:r>
     </w:p>
     <w:tbl>
@@ -3748,7 +3656,6 @@
                 <w:rFonts w:ascii="Times New Roman" w:hAnsi="Times New Roman"/>
               </w:rPr>
             </w:pPr>
-            <w:proofErr w:type="spellStart"/>
             <w:r>
               <w:rPr>
                 <w:rFonts w:ascii="Times New Roman" w:hAnsi="Times New Roman"/>
@@ -3761,7 +3668,6 @@
               </w:rPr>
               <w:t>_id</w:t>
             </w:r>
-            <w:proofErr w:type="spellEnd"/>
           </w:p>
         </w:tc>
         <w:tc>
@@ -3860,14 +3766,12 @@
                 <w:rFonts w:ascii="Times New Roman" w:hAnsi="Times New Roman"/>
               </w:rPr>
             </w:pPr>
-            <w:proofErr w:type="spellStart"/>
             <w:r>
               <w:rPr>
                 <w:rFonts w:ascii="Times New Roman" w:hAnsi="Times New Roman"/>
               </w:rPr>
               <w:t>first_name</w:t>
             </w:r>
-            <w:proofErr w:type="spellEnd"/>
           </w:p>
         </w:tc>
         <w:tc>
@@ -3954,14 +3858,12 @@
                 <w:rFonts w:ascii="Times New Roman" w:hAnsi="Times New Roman"/>
               </w:rPr>
             </w:pPr>
-            <w:proofErr w:type="spellStart"/>
             <w:r>
               <w:rPr>
                 <w:rFonts w:ascii="Times New Roman" w:hAnsi="Times New Roman"/>
               </w:rPr>
               <w:t>last_name</w:t>
             </w:r>
-            <w:proofErr w:type="spellEnd"/>
           </w:p>
         </w:tc>
         <w:tc>
@@ -4048,14 +3950,12 @@
                 <w:rFonts w:ascii="Times New Roman" w:hAnsi="Times New Roman"/>
               </w:rPr>
             </w:pPr>
-            <w:proofErr w:type="spellStart"/>
             <w:r>
               <w:rPr>
                 <w:rFonts w:ascii="Times New Roman" w:hAnsi="Times New Roman"/>
               </w:rPr>
               <w:t>full_name</w:t>
             </w:r>
-            <w:proofErr w:type="spellEnd"/>
           </w:p>
         </w:tc>
         <w:tc>
@@ -4350,14 +4250,12 @@
                 <w:rFonts w:ascii="Times New Roman" w:hAnsi="Times New Roman"/>
               </w:rPr>
             </w:pPr>
-            <w:proofErr w:type="spellStart"/>
             <w:r>
               <w:rPr>
                 <w:rFonts w:ascii="Times New Roman" w:hAnsi="Times New Roman"/>
               </w:rPr>
               <w:t>created_at</w:t>
             </w:r>
-            <w:proofErr w:type="spellEnd"/>
           </w:p>
         </w:tc>
         <w:tc>
@@ -4376,7 +4274,7 @@
                 <w:rFonts w:ascii="Times New Roman" w:hAnsi="Times New Roman"/>
                 <w:lang w:val="en-GB"/>
               </w:rPr>
-              <w:t>date when customer record was created, DEFAULT CURRENT_DATE</w:t>
+              <w:t>record creation timestamp, DEFAULT CURRENT_TIMESTAMP</w:t>
             </w:r>
           </w:p>
         </w:tc>
@@ -4395,7 +4293,7 @@
               <w:rPr>
                 <w:rFonts w:ascii="Times New Roman" w:hAnsi="Times New Roman"/>
               </w:rPr>
-              <w:t>DATE</w:t>
+              <w:t>TIMESTAMP</w:t>
             </w:r>
           </w:p>
         </w:tc>
@@ -4417,20 +4315,38 @@
           <w:bCs/>
         </w:rPr>
       </w:pPr>
-      <w:r>
+    </w:p>
+    <w:p>
+      <w:pPr>
         <w:rPr>
           <w:rFonts w:ascii="Times New Roman" w:hAnsi="Times New Roman" w:cs="Times New Roman"/>
           <w:b/>
           <w:bCs/>
         </w:rPr>
-        <w:t xml:space="preserve">2. Table: </w:t>
-      </w:r>
-      <w:r>
+      </w:pPr>
+    </w:p>
+    <w:p>
+      <w:pPr>
         <w:rPr>
           <w:rFonts w:ascii="Times New Roman" w:hAnsi="Times New Roman" w:cs="Times New Roman"/>
           <w:b/>
           <w:bCs/>
         </w:rPr>
+      </w:pPr>
+      <w:r>
+        <w:rPr>
+          <w:rFonts w:ascii="Times New Roman" w:hAnsi="Times New Roman" w:cs="Times New Roman"/>
+          <w:b/>
+          <w:bCs/>
+        </w:rPr>
+        <w:t xml:space="preserve">2. Table: </w:t>
+      </w:r>
+      <w:r>
+        <w:rPr>
+          <w:rFonts w:ascii="Times New Roman" w:hAnsi="Times New Roman" w:cs="Times New Roman"/>
+          <w:b/>
+          <w:bCs/>
+        </w:rPr>
         <w:t>employee</w:t>
       </w:r>
     </w:p>
@@ -4471,24 +4387,28 @@
           <w:rFonts w:ascii="Times New Roman" w:hAnsi="Times New Roman" w:cs="Times New Roman"/>
         </w:rPr>
         <w:br/>
-        <w:t xml:space="preserve">There is a one-to-many relationship between employee and </w:t>
-      </w:r>
-      <w:proofErr w:type="spellStart"/>
-      <w:r>
-        <w:rPr>
-          <w:rFonts w:ascii="Times New Roman" w:hAnsi="Times New Roman" w:cs="Times New Roman"/>
-        </w:rPr>
-        <w:t>sales_transaction</w:t>
-      </w:r>
-      <w:proofErr w:type="spellEnd"/>
-      <w:r>
-        <w:rPr>
-          <w:rFonts w:ascii="Times New Roman" w:hAnsi="Times New Roman" w:cs="Times New Roman"/>
-        </w:rPr>
-        <w:t xml:space="preserve"> because one employee can process many transactions.</w:t>
-      </w:r>
-    </w:p>
-    <w:p/>
+        <w:t>There is a one-to-many relationship between employee and sales_transaction because one employee can process many transactions.</w:t>
+      </w:r>
+    </w:p>
+    <w:p>
+      <w:pPr>
+        <w:rPr>
+          <w:rFonts w:ascii="Times New Roman" w:hAnsi="Times New Roman" w:cs="Times New Roman"/>
+        </w:rPr>
+      </w:pPr>
+      <w:r>
+        <w:rPr>
+          <w:rFonts w:ascii="Times New Roman" w:hAnsi="Times New Roman" w:cs="Times New Roman"/>
+        </w:rPr>
+        <w:t>Also, e</w:t>
+      </w:r>
+      <w:r>
+        <w:rPr>
+          <w:rFonts w:ascii="Times New Roman" w:hAnsi="Times New Roman" w:cs="Times New Roman"/>
+        </w:rPr>
+        <w:t>ach employee has one job title.</w:t>
+      </w:r>
+    </w:p>
     <w:tbl>
       <w:tblPr>
         <w:tblpPr w:leftFromText="180" w:rightFromText="180" w:vertAnchor="text" w:horzAnchor="margin" w:tblpXSpec="center" w:tblpY="454"/>
@@ -4539,6 +4459,7 @@
                 <w:sz w:val="18"/>
                 <w:szCs w:val="18"/>
               </w:rPr>
+              <w:lastRenderedPageBreak/>
               <w:t>Table Name</w:t>
             </w:r>
           </w:p>
@@ -4675,7 +4596,6 @@
                 <w:rFonts w:ascii="Times New Roman" w:hAnsi="Times New Roman"/>
               </w:rPr>
             </w:pPr>
-            <w:proofErr w:type="spellStart"/>
             <w:r>
               <w:rPr>
                 <w:rFonts w:ascii="Times New Roman" w:hAnsi="Times New Roman"/>
@@ -4688,7 +4608,6 @@
               </w:rPr>
               <w:t>_id</w:t>
             </w:r>
-            <w:proofErr w:type="spellEnd"/>
           </w:p>
         </w:tc>
         <w:tc>
@@ -4760,14 +4679,12 @@
                 <w:rFonts w:ascii="Times New Roman" w:hAnsi="Times New Roman"/>
               </w:rPr>
             </w:pPr>
-            <w:proofErr w:type="spellStart"/>
             <w:r>
               <w:rPr>
                 <w:rFonts w:ascii="Times New Roman" w:hAnsi="Times New Roman"/>
               </w:rPr>
               <w:t>first_name</w:t>
             </w:r>
-            <w:proofErr w:type="spellEnd"/>
           </w:p>
         </w:tc>
         <w:tc>
@@ -4854,14 +4771,12 @@
                 <w:rFonts w:ascii="Times New Roman" w:hAnsi="Times New Roman"/>
               </w:rPr>
             </w:pPr>
-            <w:proofErr w:type="spellStart"/>
             <w:r>
               <w:rPr>
                 <w:rFonts w:ascii="Times New Roman" w:hAnsi="Times New Roman"/>
               </w:rPr>
               <w:t>last_name</w:t>
             </w:r>
-            <w:proofErr w:type="spellEnd"/>
           </w:p>
         </w:tc>
         <w:tc>
@@ -4934,14 +4849,12 @@
                 <w:rFonts w:ascii="Times New Roman" w:hAnsi="Times New Roman"/>
               </w:rPr>
             </w:pPr>
-            <w:proofErr w:type="spellStart"/>
             <w:r>
               <w:rPr>
                 <w:rFonts w:ascii="Times New Roman" w:hAnsi="Times New Roman"/>
               </w:rPr>
               <w:t>full_name</w:t>
             </w:r>
-            <w:proofErr w:type="spellEnd"/>
           </w:p>
         </w:tc>
         <w:tc>
@@ -5185,7 +5098,6 @@
                 <w:rFonts w:ascii="Times New Roman" w:hAnsi="Times New Roman"/>
               </w:rPr>
             </w:pPr>
-            <w:proofErr w:type="spellStart"/>
             <w:r>
               <w:rPr>
                 <w:rFonts w:ascii="Times New Roman" w:hAnsi="Times New Roman"/>
@@ -5193,7 +5105,13 @@
               </w:rPr>
               <w:t>job_title</w:t>
             </w:r>
-            <w:proofErr w:type="spellEnd"/>
+            <w:r>
+              <w:rPr>
+                <w:rFonts w:ascii="Times New Roman" w:hAnsi="Times New Roman"/>
+                <w:lang w:val="en-GB"/>
+              </w:rPr>
+              <w:t>_id</w:t>
+            </w:r>
           </w:p>
         </w:tc>
         <w:tc>
@@ -5213,7 +5131,7 @@
                 <w:rFonts w:ascii="Times New Roman" w:hAnsi="Times New Roman"/>
                 <w:lang w:val="en-GB"/>
               </w:rPr>
-              <w:t>employee job title, NOT NULL</w:t>
+              <w:t>reference to job_title, FK, NOT NULL</w:t>
             </w:r>
           </w:p>
         </w:tc>
@@ -5234,7 +5152,7 @@
                 <w:rFonts w:ascii="Times New Roman" w:hAnsi="Times New Roman"/>
                 <w:lang w:val="en-GB"/>
               </w:rPr>
-              <w:t>VARCHAR(50)</w:t>
+              <w:t>BIGINT</w:t>
             </w:r>
           </w:p>
         </w:tc>
@@ -5268,7 +5186,6 @@
                 <w:rFonts w:ascii="Times New Roman" w:hAnsi="Times New Roman"/>
               </w:rPr>
             </w:pPr>
-            <w:proofErr w:type="spellStart"/>
             <w:r>
               <w:rPr>
                 <w:rFonts w:ascii="Times New Roman" w:hAnsi="Times New Roman"/>
@@ -5276,7 +5193,6 @@
               </w:rPr>
               <w:t>hire_date</w:t>
             </w:r>
-            <w:proofErr w:type="spellEnd"/>
           </w:p>
         </w:tc>
         <w:tc>
@@ -5318,6 +5234,86 @@
                 <w:lang w:val="en-GB"/>
               </w:rPr>
               <w:t>DATE</w:t>
+            </w:r>
+          </w:p>
+        </w:tc>
+      </w:tr>
+      <w:tr>
+        <w:trPr>
+          <w:trHeight w:val="574"/>
+        </w:trPr>
+        <w:tc>
+          <w:tcPr>
+            <w:tcW w:w="2338" w:type="dxa"/>
+            <w:vMerge/>
+          </w:tcPr>
+          <w:p>
+            <w:pPr>
+              <w:pStyle w:val="BodyText"/>
+              <w:rPr>
+                <w:rFonts w:ascii="Times New Roman" w:hAnsi="Times New Roman"/>
+              </w:rPr>
+            </w:pPr>
+          </w:p>
+        </w:tc>
+        <w:tc>
+          <w:tcPr>
+            <w:tcW w:w="2338" w:type="dxa"/>
+          </w:tcPr>
+          <w:p>
+            <w:pPr>
+              <w:pStyle w:val="BodyText"/>
+              <w:rPr>
+                <w:rFonts w:ascii="Times New Roman" w:hAnsi="Times New Roman"/>
+                <w:lang w:val="en-GB"/>
+              </w:rPr>
+            </w:pPr>
+            <w:r>
+              <w:rPr>
+                <w:rFonts w:ascii="Times New Roman" w:hAnsi="Times New Roman"/>
+                <w:lang w:val="en-GB"/>
+              </w:rPr>
+              <w:t>created_at</w:t>
+            </w:r>
+          </w:p>
+        </w:tc>
+        <w:tc>
+          <w:tcPr>
+            <w:tcW w:w="2832" w:type="dxa"/>
+          </w:tcPr>
+          <w:p>
+            <w:pPr>
+              <w:pStyle w:val="BodyText"/>
+              <w:rPr>
+                <w:rFonts w:ascii="Times New Roman" w:hAnsi="Times New Roman"/>
+              </w:rPr>
+            </w:pPr>
+            <w:r>
+              <w:rPr>
+                <w:rFonts w:ascii="Times New Roman" w:hAnsi="Times New Roman"/>
+              </w:rPr>
+              <w:t>record creation timestamp, DEFAULT CURRENT_TIMESTAMP</w:t>
+            </w:r>
+          </w:p>
+        </w:tc>
+        <w:tc>
+          <w:tcPr>
+            <w:tcW w:w="1844" w:type="dxa"/>
+          </w:tcPr>
+          <w:p>
+            <w:pPr>
+              <w:pStyle w:val="BodyText"/>
+              <w:rPr>
+                <w:rFonts w:ascii="Times New Roman" w:hAnsi="Times New Roman"/>
+                <w:lang w:val="en-GB"/>
+              </w:rPr>
+            </w:pPr>
+            <w:r>
+              <w:rPr>
+                <w:rFonts w:ascii="Times New Roman" w:hAnsi="Times New Roman"/>
+                <w:lang w:val="en-GB"/>
+              </w:rPr>
+              <w:t>TIMESTAMP</w:t>
             </w:r>
           </w:p>
         </w:tc>
@@ -5368,7 +5364,6 @@
           <w:b/>
           <w:bCs/>
         </w:rPr>
-        <w:lastRenderedPageBreak/>
         <w:t>3</w:t>
       </w:r>
       <w:r>
@@ -5620,7 +5615,6 @@
                 <w:rFonts w:ascii="Times New Roman" w:hAnsi="Times New Roman"/>
               </w:rPr>
             </w:pPr>
-            <w:proofErr w:type="spellStart"/>
             <w:r>
               <w:rPr>
                 <w:rFonts w:ascii="Times New Roman" w:hAnsi="Times New Roman"/>
@@ -5628,7 +5622,6 @@
               </w:rPr>
               <w:t>category_id</w:t>
             </w:r>
-            <w:proofErr w:type="spellEnd"/>
           </w:p>
         </w:tc>
         <w:tc>
@@ -5700,7 +5693,6 @@
                 <w:rFonts w:ascii="Times New Roman" w:hAnsi="Times New Roman"/>
               </w:rPr>
             </w:pPr>
-            <w:proofErr w:type="spellStart"/>
             <w:r>
               <w:rPr>
                 <w:rFonts w:ascii="Times New Roman" w:hAnsi="Times New Roman"/>
@@ -5708,7 +5700,6 @@
               </w:rPr>
               <w:t>category_name</w:t>
             </w:r>
-            <w:proofErr w:type="spellEnd"/>
           </w:p>
         </w:tc>
         <w:tc>
@@ -5742,19 +5733,11 @@
                 <w:rFonts w:ascii="Times New Roman" w:hAnsi="Times New Roman"/>
               </w:rPr>
             </w:pPr>
-            <w:proofErr w:type="gramStart"/>
-            <w:r>
-              <w:rPr>
-                <w:rFonts w:ascii="Times New Roman" w:hAnsi="Times New Roman"/>
-              </w:rPr>
-              <w:t>VARCHAR(</w:t>
-            </w:r>
-            <w:proofErr w:type="gramEnd"/>
-            <w:r>
-              <w:rPr>
-                <w:rFonts w:ascii="Times New Roman" w:hAnsi="Times New Roman"/>
-              </w:rPr>
-              <w:t>100)</w:t>
+            <w:r>
+              <w:rPr>
+                <w:rFonts w:ascii="Times New Roman" w:hAnsi="Times New Roman"/>
+              </w:rPr>
+              <w:t>VARCHAR(100)</w:t>
             </w:r>
           </w:p>
         </w:tc>
@@ -5788,7 +5771,6 @@
                 <w:rFonts w:ascii="Times New Roman" w:hAnsi="Times New Roman"/>
               </w:rPr>
             </w:pPr>
-            <w:proofErr w:type="spellStart"/>
             <w:r>
               <w:rPr>
                 <w:rFonts w:ascii="Times New Roman" w:hAnsi="Times New Roman"/>
@@ -5796,7 +5778,6 @@
               </w:rPr>
               <w:t>category_description</w:t>
             </w:r>
-            <w:proofErr w:type="spellEnd"/>
           </w:p>
         </w:tc>
         <w:tc>
@@ -5837,6 +5818,88 @@
                 <w:lang w:val="en-GB"/>
               </w:rPr>
               <w:t>VARCHAR(255)</w:t>
+            </w:r>
+          </w:p>
+        </w:tc>
+      </w:tr>
+      <w:tr>
+        <w:trPr>
+          <w:trHeight w:val="432"/>
+        </w:trPr>
+        <w:tc>
+          <w:tcPr>
+            <w:tcW w:w="2302" w:type="dxa"/>
+            <w:vMerge/>
+          </w:tcPr>
+          <w:p>
+            <w:pPr>
+              <w:pStyle w:val="BodyText"/>
+              <w:rPr>
+                <w:rFonts w:ascii="Times New Roman" w:hAnsi="Times New Roman"/>
+              </w:rPr>
+            </w:pPr>
+          </w:p>
+        </w:tc>
+        <w:tc>
+          <w:tcPr>
+            <w:tcW w:w="2302" w:type="dxa"/>
+          </w:tcPr>
+          <w:p>
+            <w:pPr>
+              <w:pStyle w:val="BodyText"/>
+              <w:rPr>
+                <w:rFonts w:ascii="Times New Roman" w:hAnsi="Times New Roman"/>
+                <w:lang w:val="en-GB"/>
+              </w:rPr>
+            </w:pPr>
+            <w:r>
+              <w:rPr>
+                <w:rFonts w:ascii="Times New Roman" w:hAnsi="Times New Roman"/>
+                <w:lang w:val="en-GB"/>
+              </w:rPr>
+              <w:t>created_at</w:t>
+            </w:r>
+          </w:p>
+        </w:tc>
+        <w:tc>
+          <w:tcPr>
+            <w:tcW w:w="3863" w:type="dxa"/>
+          </w:tcPr>
+          <w:p>
+            <w:pPr>
+              <w:pStyle w:val="BodyText"/>
+              <w:rPr>
+                <w:rFonts w:ascii="Times New Roman" w:hAnsi="Times New Roman"/>
+                <w:lang w:val="en-GB"/>
+              </w:rPr>
+            </w:pPr>
+            <w:r>
+              <w:rPr>
+                <w:rFonts w:ascii="Times New Roman" w:hAnsi="Times New Roman"/>
+                <w:lang w:val="en-GB"/>
+              </w:rPr>
+              <w:t>record creation timestamp, DEFAULT CURRENT_TIMESTAMP</w:t>
+            </w:r>
+          </w:p>
+        </w:tc>
+        <w:tc>
+          <w:tcPr>
+            <w:tcW w:w="1701" w:type="dxa"/>
+          </w:tcPr>
+          <w:p>
+            <w:pPr>
+              <w:pStyle w:val="BodyText"/>
+              <w:rPr>
+                <w:rFonts w:ascii="Times New Roman" w:hAnsi="Times New Roman"/>
+                <w:lang w:val="en-GB"/>
+              </w:rPr>
+            </w:pPr>
+            <w:r>
+              <w:rPr>
+                <w:rFonts w:ascii="Times New Roman" w:hAnsi="Times New Roman"/>
+                <w:lang w:val="en-GB"/>
+              </w:rPr>
+              <w:t>TIMESTAMP</w:t>
             </w:r>
           </w:p>
         </w:tc>
@@ -5940,6 +6003,20 @@
         </w:rPr>
         <w:br/>
         <w:t>There is a one-to-many relationship between supplier and product because one supplier can supply many products.</w:t>
+      </w:r>
+    </w:p>
+    <w:p>
+      <w:pPr>
+        <w:ind w:left="360"/>
+        <w:rPr>
+          <w:rFonts w:ascii="Times New Roman" w:hAnsi="Times New Roman" w:cs="Times New Roman"/>
+        </w:rPr>
+      </w:pPr>
+      <w:r>
+        <w:rPr>
+          <w:rFonts w:ascii="Times New Roman" w:hAnsi="Times New Roman" w:cs="Times New Roman"/>
+        </w:rPr>
+        <w:t>Each supplier belongs to one city.</w:t>
       </w:r>
     </w:p>
     <w:tbl>
@@ -6125,7 +6202,6 @@
                 <w:rFonts w:ascii="Times New Roman" w:hAnsi="Times New Roman"/>
               </w:rPr>
             </w:pPr>
-            <w:proofErr w:type="spellStart"/>
             <w:r>
               <w:rPr>
                 <w:rFonts w:ascii="Times New Roman" w:hAnsi="Times New Roman"/>
@@ -6133,7 +6209,6 @@
               </w:rPr>
               <w:t>supplier_id</w:t>
             </w:r>
-            <w:proofErr w:type="spellEnd"/>
           </w:p>
         </w:tc>
         <w:tc>
@@ -6205,7 +6280,6 @@
                 <w:rFonts w:ascii="Times New Roman" w:hAnsi="Times New Roman"/>
               </w:rPr>
             </w:pPr>
-            <w:proofErr w:type="spellStart"/>
             <w:r>
               <w:rPr>
                 <w:rFonts w:ascii="Times New Roman" w:hAnsi="Times New Roman"/>
@@ -6213,7 +6287,6 @@
               </w:rPr>
               <w:t>supplier_name</w:t>
             </w:r>
-            <w:proofErr w:type="spellEnd"/>
           </w:p>
         </w:tc>
         <w:tc>
@@ -6286,7 +6359,6 @@
                 <w:rFonts w:ascii="Times New Roman" w:hAnsi="Times New Roman"/>
               </w:rPr>
             </w:pPr>
-            <w:proofErr w:type="spellStart"/>
             <w:r>
               <w:rPr>
                 <w:rFonts w:ascii="Times New Roman" w:hAnsi="Times New Roman"/>
@@ -6294,7 +6366,6 @@
               </w:rPr>
               <w:t>contact_email</w:t>
             </w:r>
-            <w:proofErr w:type="spellEnd"/>
           </w:p>
         </w:tc>
         <w:tc>
@@ -6308,7 +6379,6 @@
                 <w:rFonts w:ascii="Times New Roman" w:hAnsi="Times New Roman"/>
               </w:rPr>
             </w:pPr>
-            <w:proofErr w:type="gramStart"/>
             <w:r>
               <w:rPr>
                 <w:rFonts w:ascii="Times New Roman" w:hAnsi="Times New Roman"/>
@@ -6321,15 +6391,7 @@
                 <w:rFonts w:ascii="Times New Roman" w:hAnsi="Times New Roman"/>
                 <w:lang w:val="en-GB"/>
               </w:rPr>
-              <w:t>upplier</w:t>
-            </w:r>
-            <w:proofErr w:type="gramEnd"/>
-            <w:r>
-              <w:rPr>
-                <w:rFonts w:ascii="Times New Roman" w:hAnsi="Times New Roman"/>
-                <w:lang w:val="en-GB"/>
-              </w:rPr>
-              <w:t xml:space="preserve"> contact email, NOT NULL, UNIQUE</w:t>
+              <w:t>upplier contact email, NOT NULL, UNIQUE</w:t>
             </w:r>
           </w:p>
         </w:tc>
@@ -6467,7 +6529,21 @@
                 <w:rFonts w:ascii="Times New Roman" w:hAnsi="Times New Roman"/>
                 <w:lang w:val="en-GB"/>
               </w:rPr>
-              <w:t>city</w:t>
+              <w:t>c</w:t>
+            </w:r>
+            <w:r>
+              <w:rPr>
+                <w:rFonts w:ascii="Times New Roman" w:hAnsi="Times New Roman"/>
+                <w:lang w:val="en-GB"/>
+              </w:rPr>
+              <w:t>ity</w:t>
+            </w:r>
+            <w:r>
+              <w:rPr>
+                <w:rFonts w:ascii="Times New Roman" w:hAnsi="Times New Roman"/>
+                <w:lang w:val="en-GB"/>
+              </w:rPr>
+              <w:t>_id</w:t>
             </w:r>
           </w:p>
         </w:tc>
@@ -6487,7 +6563,7 @@
                 <w:rFonts w:ascii="Times New Roman" w:hAnsi="Times New Roman"/>
                 <w:lang w:val="en-GB"/>
               </w:rPr>
-              <w:t>supplier city, NOT NULL</w:t>
+              <w:t>reference to city, FK, NOT NULL</w:t>
             </w:r>
           </w:p>
         </w:tc>
@@ -6507,7 +6583,7 @@
                 <w:rFonts w:ascii="Times New Roman" w:hAnsi="Times New Roman"/>
                 <w:lang w:val="en-GB"/>
               </w:rPr>
-              <w:t>VARCHAR(100)</w:t>
+              <w:t>BIGINT</w:t>
             </w:r>
           </w:p>
         </w:tc>
@@ -6541,14 +6617,12 @@
                 <w:rFonts w:ascii="Times New Roman" w:hAnsi="Times New Roman"/>
               </w:rPr>
             </w:pPr>
-            <w:proofErr w:type="spellStart"/>
             <w:r>
               <w:rPr>
                 <w:rFonts w:ascii="Times New Roman" w:hAnsi="Times New Roman"/>
               </w:rPr>
               <w:t>created_at</w:t>
             </w:r>
-            <w:proofErr w:type="spellEnd"/>
           </w:p>
         </w:tc>
         <w:tc>
@@ -6567,7 +6641,7 @@
                 <w:rFonts w:ascii="Times New Roman" w:hAnsi="Times New Roman"/>
                 <w:lang w:val="en-GB"/>
               </w:rPr>
-              <w:t>date when supplier record was created, DEFAULT CURRENT_DATE</w:t>
+              <w:t>record creation timestamp, DEFAULT CURRENT_TIMESTAMP</w:t>
             </w:r>
           </w:p>
         </w:tc>
@@ -6586,7 +6660,7 @@
               <w:rPr>
                 <w:rFonts w:ascii="Times New Roman" w:hAnsi="Times New Roman"/>
               </w:rPr>
-              <w:t>DATE</w:t>
+              <w:t>TIMESTAMP</w:t>
             </w:r>
           </w:p>
         </w:tc>
@@ -6628,7 +6702,6 @@
           <w:b/>
           <w:bCs/>
         </w:rPr>
-        <w:lastRenderedPageBreak/>
         <w:t>5</w:t>
       </w:r>
       <w:r>
@@ -6666,7 +6739,13 @@
           <w:rFonts w:ascii="Times New Roman" w:hAnsi="Times New Roman" w:cs="Times New Roman"/>
         </w:rPr>
         <w:br/>
-        <w:t>The product table stores information about appliances sold in the store. Each product belongs to one category and one supplier.</w:t>
+        <w:t>The product table stores information about appliances sold in the store. Each product belongs to one category and one supplier</w:t>
+      </w:r>
+      <w:r>
+        <w:rPr>
+          <w:rFonts w:ascii="Times New Roman" w:hAnsi="Times New Roman" w:cs="Times New Roman"/>
+        </w:rPr>
+        <w:t xml:space="preserve"> and one product model.</w:t>
       </w:r>
     </w:p>
     <w:p>
@@ -6687,7 +6766,12 @@
           <w:rFonts w:ascii="Times New Roman" w:hAnsi="Times New Roman" w:cs="Times New Roman"/>
         </w:rPr>
         <w:br/>
-        <w:t>There is a many-to-one relationship from product to category and from product to supplier.</w:t>
+      </w:r>
+      <w:r>
+        <w:rPr>
+          <w:rFonts w:ascii="Times New Roman" w:hAnsi="Times New Roman" w:cs="Times New Roman"/>
+        </w:rPr>
+        <w:t>There is a many-to-one relationship from product to category, supplier, and product_model.</w:t>
       </w:r>
     </w:p>
     <w:tbl>
@@ -6867,7 +6951,6 @@
                 <w:rFonts w:ascii="Times New Roman" w:hAnsi="Times New Roman"/>
               </w:rPr>
             </w:pPr>
-            <w:proofErr w:type="spellStart"/>
             <w:r>
               <w:rPr>
                 <w:rFonts w:ascii="Times New Roman" w:hAnsi="Times New Roman"/>
@@ -6875,7 +6958,6 @@
               </w:rPr>
               <w:t>product_id</w:t>
             </w:r>
-            <w:proofErr w:type="spellEnd"/>
           </w:p>
         </w:tc>
         <w:tc>
@@ -6947,7 +7029,6 @@
                 <w:rFonts w:ascii="Times New Roman" w:hAnsi="Times New Roman"/>
               </w:rPr>
             </w:pPr>
-            <w:proofErr w:type="spellStart"/>
             <w:r>
               <w:rPr>
                 <w:rFonts w:ascii="Times New Roman" w:hAnsi="Times New Roman"/>
@@ -6955,7 +7036,6 @@
               </w:rPr>
               <w:t>product_name</w:t>
             </w:r>
-            <w:proofErr w:type="spellEnd"/>
           </w:p>
         </w:tc>
         <w:tc>
@@ -7002,85 +7082,6 @@
                 <w:lang w:val="en-GB"/>
               </w:rPr>
               <w:t>)</w:t>
-            </w:r>
-          </w:p>
-        </w:tc>
-      </w:tr>
-      <w:tr>
-        <w:trPr>
-          <w:trHeight w:val="490"/>
-        </w:trPr>
-        <w:tc>
-          <w:tcPr>
-            <w:tcW w:w="2338" w:type="dxa"/>
-            <w:vMerge/>
-          </w:tcPr>
-          <w:p>
-            <w:pPr>
-              <w:pStyle w:val="BodyText"/>
-              <w:rPr>
-                <w:rFonts w:ascii="Times New Roman" w:hAnsi="Times New Roman"/>
-              </w:rPr>
-            </w:pPr>
-          </w:p>
-        </w:tc>
-        <w:tc>
-          <w:tcPr>
-            <w:tcW w:w="2338" w:type="dxa"/>
-          </w:tcPr>
-          <w:p>
-            <w:pPr>
-              <w:pStyle w:val="BodyText"/>
-              <w:rPr>
-                <w:rFonts w:ascii="Times New Roman" w:hAnsi="Times New Roman"/>
-              </w:rPr>
-            </w:pPr>
-            <w:r>
-              <w:rPr>
-                <w:rFonts w:ascii="Times New Roman" w:hAnsi="Times New Roman"/>
-                <w:lang w:val="en-GB"/>
-              </w:rPr>
-              <w:t>brand</w:t>
-            </w:r>
-          </w:p>
-        </w:tc>
-        <w:tc>
-          <w:tcPr>
-            <w:tcW w:w="2549" w:type="dxa"/>
-          </w:tcPr>
-          <w:p>
-            <w:pPr>
-              <w:pStyle w:val="BodyText"/>
-              <w:rPr>
-                <w:rFonts w:ascii="Times New Roman" w:hAnsi="Times New Roman"/>
-              </w:rPr>
-            </w:pPr>
-            <w:r>
-              <w:rPr>
-                <w:rFonts w:ascii="Times New Roman" w:hAnsi="Times New Roman"/>
-                <w:lang w:val="en-GB"/>
-              </w:rPr>
-              <w:t>product brand, NOT NULL</w:t>
-            </w:r>
-          </w:p>
-        </w:tc>
-        <w:tc>
-          <w:tcPr>
-            <w:tcW w:w="2127" w:type="dxa"/>
-          </w:tcPr>
-          <w:p>
-            <w:pPr>
-              <w:pStyle w:val="BodyText"/>
-              <w:rPr>
-                <w:rFonts w:ascii="Times New Roman" w:hAnsi="Times New Roman"/>
-              </w:rPr>
-            </w:pPr>
-            <w:r>
-              <w:rPr>
-                <w:rFonts w:ascii="Times New Roman" w:hAnsi="Times New Roman"/>
-                <w:lang w:val="en-GB"/>
-              </w:rPr>
-              <w:t>VARCHAR(100)</w:t>
             </w:r>
           </w:p>
         </w:tc>
@@ -7118,8 +7119,20 @@
               <w:rPr>
                 <w:rFonts w:ascii="Times New Roman" w:hAnsi="Times New Roman"/>
               </w:rPr>
+              <w:t>product_</w:t>
+            </w:r>
+            <w:r>
+              <w:rPr>
+                <w:rFonts w:ascii="Times New Roman" w:hAnsi="Times New Roman"/>
+              </w:rPr>
               <w:t>model</w:t>
             </w:r>
+            <w:r>
+              <w:rPr>
+                <w:rFonts w:ascii="Times New Roman" w:hAnsi="Times New Roman"/>
+              </w:rPr>
+              <w:t>_id</w:t>
+            </w:r>
           </w:p>
         </w:tc>
         <w:tc>
@@ -7138,7 +7151,7 @@
                 <w:rFonts w:ascii="Times New Roman" w:hAnsi="Times New Roman"/>
                 <w:lang w:val="en-GB"/>
               </w:rPr>
-              <w:t>product model, NOT NULL, UNIQUE</w:t>
+              <w:t>reference to product_model, FK, NOT NULL</w:t>
             </w:r>
           </w:p>
         </w:tc>
@@ -7158,7 +7171,7 @@
                 <w:rFonts w:ascii="Times New Roman" w:hAnsi="Times New Roman"/>
                 <w:lang w:val="en-GB"/>
               </w:rPr>
-              <w:t>VARCHAR(100)</w:t>
+              <w:t>BIGINT</w:t>
             </w:r>
           </w:p>
         </w:tc>
@@ -7192,7 +7205,6 @@
                 <w:rFonts w:ascii="Times New Roman" w:hAnsi="Times New Roman"/>
               </w:rPr>
             </w:pPr>
-            <w:proofErr w:type="spellStart"/>
             <w:r>
               <w:rPr>
                 <w:rFonts w:ascii="Times New Roman" w:hAnsi="Times New Roman"/>
@@ -7200,7 +7212,6 @@
               </w:rPr>
               <w:t>category_id</w:t>
             </w:r>
-            <w:proofErr w:type="spellEnd"/>
           </w:p>
         </w:tc>
         <w:tc>
@@ -7275,7 +7286,6 @@
                 <w:rFonts w:ascii="Times New Roman" w:hAnsi="Times New Roman"/>
               </w:rPr>
             </w:pPr>
-            <w:proofErr w:type="spellStart"/>
             <w:r>
               <w:rPr>
                 <w:rFonts w:ascii="Times New Roman" w:hAnsi="Times New Roman"/>
@@ -7283,7 +7293,6 @@
               </w:rPr>
               <w:t>supplier_id</w:t>
             </w:r>
-            <w:proofErr w:type="spellEnd"/>
           </w:p>
         </w:tc>
         <w:tc>
@@ -7358,7 +7367,6 @@
                 <w:rFonts w:ascii="Times New Roman" w:hAnsi="Times New Roman"/>
               </w:rPr>
             </w:pPr>
-            <w:proofErr w:type="spellStart"/>
             <w:r>
               <w:rPr>
                 <w:rFonts w:ascii="Times New Roman" w:hAnsi="Times New Roman"/>
@@ -7366,7 +7374,6 @@
               </w:rPr>
               <w:t>unit_price</w:t>
             </w:r>
-            <w:proofErr w:type="spellEnd"/>
           </w:p>
         </w:tc>
         <w:tc>
@@ -7441,7 +7448,6 @@
                 <w:rFonts w:ascii="Times New Roman" w:hAnsi="Times New Roman"/>
               </w:rPr>
             </w:pPr>
-            <w:proofErr w:type="spellStart"/>
             <w:r>
               <w:rPr>
                 <w:rFonts w:ascii="Times New Roman" w:hAnsi="Times New Roman"/>
@@ -7449,7 +7455,6 @@
               </w:rPr>
               <w:t>stock_quantity</w:t>
             </w:r>
-            <w:proofErr w:type="spellEnd"/>
           </w:p>
         </w:tc>
         <w:tc>
@@ -7524,15 +7529,13 @@
                 <w:rFonts w:ascii="Times New Roman" w:hAnsi="Times New Roman"/>
               </w:rPr>
             </w:pPr>
-            <w:proofErr w:type="spellStart"/>
-            <w:r>
-              <w:rPr>
-                <w:rFonts w:ascii="Times New Roman" w:hAnsi="Times New Roman"/>
-                <w:lang w:val="en-GB"/>
-              </w:rPr>
-              <w:t>warranty_months</w:t>
-            </w:r>
-            <w:proofErr w:type="spellEnd"/>
+            <w:r>
+              <w:rPr>
+                <w:rFonts w:ascii="Times New Roman" w:hAnsi="Times New Roman"/>
+                <w:lang w:val="en-GB"/>
+              </w:rPr>
+              <w:t>product_display_name</w:t>
+            </w:r>
           </w:p>
         </w:tc>
         <w:tc>
@@ -7552,7 +7555,7 @@
                 <w:rFonts w:ascii="Times New Roman" w:hAnsi="Times New Roman"/>
                 <w:lang w:val="en-GB"/>
               </w:rPr>
-              <w:t>warranty period in months, NOT NULL, DEFAULT 12</w:t>
+              <w:t>display name of product</w:t>
             </w:r>
           </w:p>
         </w:tc>
@@ -7573,7 +7576,7 @@
                 <w:rFonts w:ascii="Times New Roman" w:hAnsi="Times New Roman"/>
                 <w:lang w:val="en-GB"/>
               </w:rPr>
-              <w:t>INTEGER</w:t>
+              <w:t>VARCHAR(300)</w:t>
             </w:r>
           </w:p>
         </w:tc>
@@ -7607,15 +7610,20 @@
                 <w:rFonts w:ascii="Times New Roman" w:hAnsi="Times New Roman"/>
               </w:rPr>
             </w:pPr>
-            <w:proofErr w:type="spellStart"/>
-            <w:r>
-              <w:rPr>
-                <w:rFonts w:ascii="Times New Roman" w:hAnsi="Times New Roman"/>
-                <w:lang w:val="en-GB"/>
-              </w:rPr>
-              <w:t>product_display_name</w:t>
-            </w:r>
-            <w:proofErr w:type="spellEnd"/>
+            <w:r>
+              <w:rPr>
+                <w:rFonts w:ascii="Times New Roman" w:hAnsi="Times New Roman"/>
+                <w:lang w:val="en-GB"/>
+              </w:rPr>
+              <w:t>created_a</w:t>
+            </w:r>
+            <w:r>
+              <w:rPr>
+                <w:rFonts w:ascii="Times New Roman" w:hAnsi="Times New Roman"/>
+                <w:lang w:val="en-GB"/>
+              </w:rPr>
+              <w:t>t</w:t>
+            </w:r>
           </w:p>
         </w:tc>
         <w:tc>
@@ -7635,7 +7643,7 @@
                 <w:rFonts w:ascii="Times New Roman" w:hAnsi="Times New Roman"/>
                 <w:lang w:val="en-GB"/>
               </w:rPr>
-              <w:t>generated product display name, GENERATED ALWAYS AS STORED</w:t>
+              <w:t>record creation timestamp, DEFAULT CURRENT_TIMESTAMP</w:t>
             </w:r>
           </w:p>
         </w:tc>
@@ -7656,97 +7664,7 @@
                 <w:rFonts w:ascii="Times New Roman" w:hAnsi="Times New Roman"/>
                 <w:lang w:val="en-GB"/>
               </w:rPr>
-              <w:t>VARCHAR(300)</w:t>
-            </w:r>
-          </w:p>
-        </w:tc>
-      </w:tr>
-      <w:tr>
-        <w:trPr>
-          <w:trHeight w:val="574"/>
-        </w:trPr>
-        <w:tc>
-          <w:tcPr>
-            <w:tcW w:w="2338" w:type="dxa"/>
-            <w:vMerge/>
-          </w:tcPr>
-          <w:p>
-            <w:pPr>
-              <w:pStyle w:val="BodyText"/>
-              <w:rPr>
-                <w:rFonts w:ascii="Times New Roman" w:hAnsi="Times New Roman"/>
-              </w:rPr>
-            </w:pPr>
-          </w:p>
-        </w:tc>
-        <w:tc>
-          <w:tcPr>
-            <w:tcW w:w="2338" w:type="dxa"/>
-          </w:tcPr>
-          <w:p>
-            <w:pPr>
-              <w:pStyle w:val="BodyText"/>
-              <w:rPr>
-                <w:rFonts w:ascii="Times New Roman" w:hAnsi="Times New Roman"/>
-              </w:rPr>
-            </w:pPr>
-            <w:proofErr w:type="spellStart"/>
-            <w:r>
-              <w:rPr>
-                <w:rFonts w:ascii="Times New Roman" w:hAnsi="Times New Roman"/>
-                <w:lang w:val="en-GB"/>
-              </w:rPr>
-              <w:t>created_a</w:t>
-            </w:r>
-            <w:r>
-              <w:rPr>
-                <w:rFonts w:ascii="Times New Roman" w:hAnsi="Times New Roman"/>
-                <w:lang w:val="en-GB"/>
-              </w:rPr>
-              <w:t>t</w:t>
-            </w:r>
-            <w:proofErr w:type="spellEnd"/>
-          </w:p>
-        </w:tc>
-        <w:tc>
-          <w:tcPr>
-            <w:tcW w:w="2549" w:type="dxa"/>
-          </w:tcPr>
-          <w:p>
-            <w:pPr>
-              <w:pStyle w:val="BodyText"/>
-              <w:rPr>
-                <w:rFonts w:ascii="Times New Roman" w:hAnsi="Times New Roman"/>
-                <w:lang w:val="en-GB"/>
-              </w:rPr>
-            </w:pPr>
-            <w:r>
-              <w:rPr>
-                <w:rFonts w:ascii="Times New Roman" w:hAnsi="Times New Roman"/>
-                <w:lang w:val="en-GB"/>
-              </w:rPr>
-              <w:t>date when product was created, DEFAULT CURRENT_DATE</w:t>
-            </w:r>
-          </w:p>
-        </w:tc>
-        <w:tc>
-          <w:tcPr>
-            <w:tcW w:w="2127" w:type="dxa"/>
-          </w:tcPr>
-          <w:p>
-            <w:pPr>
-              <w:pStyle w:val="BodyText"/>
-              <w:rPr>
-                <w:rFonts w:ascii="Times New Roman" w:hAnsi="Times New Roman"/>
-                <w:lang w:val="en-GB"/>
-              </w:rPr>
-            </w:pPr>
-            <w:r>
-              <w:rPr>
-                <w:rFonts w:ascii="Times New Roman" w:hAnsi="Times New Roman"/>
-                <w:lang w:val="en-GB"/>
-              </w:rPr>
-              <w:t>DATE</w:t>
+              <w:t>TIMESTAMP</w:t>
             </w:r>
           </w:p>
         </w:tc>
@@ -7809,7 +7727,6 @@
         </w:rPr>
         <w:t xml:space="preserve">. Table: </w:t>
       </w:r>
-      <w:proofErr w:type="spellStart"/>
       <w:r>
         <w:rPr>
           <w:rFonts w:ascii="Times New Roman" w:hAnsi="Times New Roman" w:cs="Times New Roman"/>
@@ -7818,7 +7735,6 @@
         </w:rPr>
         <w:t>sales_transaction</w:t>
       </w:r>
-      <w:proofErr w:type="spellEnd"/>
     </w:p>
     <w:p>
       <w:pPr>
@@ -7838,21 +7754,7 @@
           <w:rFonts w:ascii="Times New Roman" w:hAnsi="Times New Roman" w:cs="Times New Roman"/>
         </w:rPr>
         <w:br/>
-        <w:t xml:space="preserve">The </w:t>
-      </w:r>
-      <w:proofErr w:type="spellStart"/>
-      <w:r>
-        <w:rPr>
-          <w:rFonts w:ascii="Times New Roman" w:hAnsi="Times New Roman" w:cs="Times New Roman"/>
-        </w:rPr>
-        <w:t>sales_transaction</w:t>
-      </w:r>
-      <w:proofErr w:type="spellEnd"/>
-      <w:r>
-        <w:rPr>
-          <w:rFonts w:ascii="Times New Roman" w:hAnsi="Times New Roman" w:cs="Times New Roman"/>
-        </w:rPr>
-        <w:t xml:space="preserve"> table stores general transaction information. It represents the transaction header, such as customer, employee, date, status, and payment method.</w:t>
+        <w:t>The sales_transaction table stores general transaction information. It represents the transaction header, such as customer, employee, date, status, and payment method.</w:t>
       </w:r>
     </w:p>
     <w:p>
@@ -7866,7 +7768,6 @@
         <w:rPr>
           <w:rFonts w:ascii="Times New Roman" w:hAnsi="Times New Roman" w:cs="Times New Roman"/>
         </w:rPr>
-        <w:lastRenderedPageBreak/>
         <w:t>Relationship:</w:t>
       </w:r>
       <w:r>
@@ -8035,14 +7936,12 @@
                 <w:rFonts w:ascii="Times New Roman" w:hAnsi="Times New Roman"/>
               </w:rPr>
             </w:pPr>
-            <w:proofErr w:type="spellStart"/>
             <w:r>
               <w:rPr>
                 <w:rFonts w:ascii="Times New Roman" w:hAnsi="Times New Roman"/>
               </w:rPr>
               <w:t>sales_transaction</w:t>
             </w:r>
-            <w:proofErr w:type="spellEnd"/>
           </w:p>
         </w:tc>
         <w:tc>
@@ -8056,7 +7955,6 @@
                 <w:rFonts w:ascii="Times New Roman" w:hAnsi="Times New Roman"/>
               </w:rPr>
             </w:pPr>
-            <w:proofErr w:type="spellStart"/>
             <w:r>
               <w:rPr>
                 <w:rFonts w:ascii="Times New Roman" w:hAnsi="Times New Roman"/>
@@ -8064,7 +7962,6 @@
               </w:rPr>
               <w:t>sales_transaction_id</w:t>
             </w:r>
-            <w:proofErr w:type="spellEnd"/>
           </w:p>
         </w:tc>
         <w:tc>
@@ -8136,7 +8033,6 @@
                 <w:rFonts w:ascii="Times New Roman" w:hAnsi="Times New Roman"/>
               </w:rPr>
             </w:pPr>
-            <w:proofErr w:type="spellStart"/>
             <w:r>
               <w:rPr>
                 <w:rFonts w:ascii="Times New Roman" w:hAnsi="Times New Roman"/>
@@ -8144,7 +8040,6 @@
               </w:rPr>
               <w:t>transaction_number</w:t>
             </w:r>
-            <w:proofErr w:type="spellEnd"/>
           </w:p>
         </w:tc>
         <w:tc>
@@ -8217,7 +8112,6 @@
                 <w:rFonts w:ascii="Times New Roman" w:hAnsi="Times New Roman"/>
               </w:rPr>
             </w:pPr>
-            <w:proofErr w:type="spellStart"/>
             <w:r>
               <w:rPr>
                 <w:rFonts w:ascii="Times New Roman" w:hAnsi="Times New Roman"/>
@@ -8225,7 +8119,6 @@
               </w:rPr>
               <w:t>customer_id</w:t>
             </w:r>
-            <w:proofErr w:type="spellEnd"/>
           </w:p>
         </w:tc>
         <w:tc>
@@ -8298,7 +8191,6 @@
                 <w:rFonts w:ascii="Times New Roman" w:hAnsi="Times New Roman"/>
               </w:rPr>
             </w:pPr>
-            <w:proofErr w:type="spellStart"/>
             <w:r>
               <w:rPr>
                 <w:rFonts w:ascii="Times New Roman" w:hAnsi="Times New Roman"/>
@@ -8306,7 +8198,6 @@
               </w:rPr>
               <w:t>employee_id</w:t>
             </w:r>
-            <w:proofErr w:type="spellEnd"/>
           </w:p>
         </w:tc>
         <w:tc>
@@ -8378,7 +8269,6 @@
                 <w:rFonts w:ascii="Times New Roman" w:hAnsi="Times New Roman"/>
               </w:rPr>
             </w:pPr>
-            <w:proofErr w:type="spellStart"/>
             <w:r>
               <w:rPr>
                 <w:rFonts w:ascii="Times New Roman" w:hAnsi="Times New Roman"/>
@@ -8386,7 +8276,6 @@
               </w:rPr>
               <w:t>transaction_date</w:t>
             </w:r>
-            <w:proofErr w:type="spellEnd"/>
           </w:p>
         </w:tc>
         <w:tc>
@@ -8462,7 +8351,6 @@
                 <w:lang w:val="en-GB"/>
               </w:rPr>
             </w:pPr>
-            <w:proofErr w:type="spellStart"/>
             <w:r>
               <w:rPr>
                 <w:rFonts w:ascii="Times New Roman" w:hAnsi="Times New Roman"/>
@@ -8470,7 +8358,6 @@
               </w:rPr>
               <w:t>transaction_status</w:t>
             </w:r>
-            <w:proofErr w:type="spellEnd"/>
           </w:p>
         </w:tc>
         <w:tc>
@@ -8511,23 +8398,7 @@
                 <w:rFonts w:ascii="Times New Roman" w:hAnsi="Times New Roman"/>
                 <w:lang w:val="en-GB"/>
               </w:rPr>
-              <w:t>ENUM('</w:t>
-            </w:r>
-            <w:proofErr w:type="spellStart"/>
-            <w:r>
-              <w:rPr>
-                <w:rFonts w:ascii="Times New Roman" w:hAnsi="Times New Roman"/>
-                <w:lang w:val="en-GB"/>
-              </w:rPr>
-              <w:t>pending','paid','shipped','delivered','cancelled</w:t>
-            </w:r>
-            <w:proofErr w:type="spellEnd"/>
-            <w:r>
-              <w:rPr>
-                <w:rFonts w:ascii="Times New Roman" w:hAnsi="Times New Roman"/>
-                <w:lang w:val="en-GB"/>
-              </w:rPr>
-              <w:t>')</w:t>
+              <w:t>ENUM('pending','paid','shipped','delivered','cancelled')</w:t>
             </w:r>
           </w:p>
         </w:tc>
@@ -8562,7 +8433,6 @@
                 <w:lang w:val="en-GB"/>
               </w:rPr>
             </w:pPr>
-            <w:proofErr w:type="spellStart"/>
             <w:r>
               <w:rPr>
                 <w:rFonts w:ascii="Times New Roman" w:hAnsi="Times New Roman"/>
@@ -8570,7 +8440,6 @@
               </w:rPr>
               <w:t>payment_method</w:t>
             </w:r>
-            <w:proofErr w:type="spellEnd"/>
           </w:p>
         </w:tc>
         <w:tc>
@@ -8611,23 +8480,7 @@
                 <w:rFonts w:ascii="Times New Roman" w:hAnsi="Times New Roman"/>
                 <w:lang w:val="en-GB"/>
               </w:rPr>
-              <w:t>ENUM('cash','card','</w:t>
-            </w:r>
-            <w:proofErr w:type="spellStart"/>
-            <w:r>
-              <w:rPr>
-                <w:rFonts w:ascii="Times New Roman" w:hAnsi="Times New Roman"/>
-                <w:lang w:val="en-GB"/>
-              </w:rPr>
-              <w:t>bank_transfer</w:t>
-            </w:r>
-            <w:proofErr w:type="spellEnd"/>
-            <w:r>
-              <w:rPr>
-                <w:rFonts w:ascii="Times New Roman" w:hAnsi="Times New Roman"/>
-                <w:lang w:val="en-GB"/>
-              </w:rPr>
-              <w:t>')</w:t>
+              <w:t>ENUM('cash','card','bank_transfer')</w:t>
             </w:r>
           </w:p>
         </w:tc>
@@ -8662,7 +8515,6 @@
                 <w:lang w:val="en-GB"/>
               </w:rPr>
             </w:pPr>
-            <w:proofErr w:type="spellStart"/>
             <w:r>
               <w:rPr>
                 <w:rFonts w:ascii="Times New Roman" w:hAnsi="Times New Roman"/>
@@ -8670,7 +8522,6 @@
               </w:rPr>
               <w:t>created_at</w:t>
             </w:r>
-            <w:proofErr w:type="spellEnd"/>
           </w:p>
         </w:tc>
         <w:tc>
@@ -8737,35 +8588,43 @@
       <w:pPr>
         <w:rPr>
           <w:rFonts w:ascii="Times New Roman" w:hAnsi="Times New Roman" w:cs="Times New Roman"/>
-        </w:rPr>
-      </w:pPr>
-    </w:p>
-    <w:p>
-      <w:pPr>
-        <w:rPr>
-          <w:rFonts w:ascii="Times New Roman" w:hAnsi="Times New Roman" w:cs="Times New Roman"/>
-        </w:rPr>
-      </w:pPr>
-      <w:r>
-        <w:rPr>
-          <w:rFonts w:ascii="Times New Roman" w:hAnsi="Times New Roman" w:cs="Times New Roman"/>
+          <w:b/>
+          <w:bCs/>
+        </w:rPr>
+      </w:pPr>
+    </w:p>
+    <w:p>
+      <w:pPr>
+        <w:rPr>
+          <w:rFonts w:ascii="Times New Roman" w:hAnsi="Times New Roman" w:cs="Times New Roman"/>
+          <w:b/>
+          <w:bCs/>
+        </w:rPr>
+      </w:pPr>
+      <w:r>
+        <w:rPr>
+          <w:rFonts w:ascii="Times New Roman" w:hAnsi="Times New Roman" w:cs="Times New Roman"/>
+          <w:b/>
+          <w:bCs/>
         </w:rPr>
         <w:t>7</w:t>
       </w:r>
       <w:r>
         <w:rPr>
           <w:rFonts w:ascii="Times New Roman" w:hAnsi="Times New Roman" w:cs="Times New Roman"/>
+          <w:b/>
+          <w:bCs/>
         </w:rPr>
         <w:t xml:space="preserve">. Table: </w:t>
       </w:r>
-      <w:proofErr w:type="spellStart"/>
-      <w:r>
-        <w:rPr>
-          <w:rFonts w:ascii="Times New Roman" w:hAnsi="Times New Roman" w:cs="Times New Roman"/>
+      <w:r>
+        <w:rPr>
+          <w:rFonts w:ascii="Times New Roman" w:hAnsi="Times New Roman" w:cs="Times New Roman"/>
+          <w:b/>
+          <w:bCs/>
         </w:rPr>
         <w:t>sales_transaction_item</w:t>
       </w:r>
-      <w:proofErr w:type="spellEnd"/>
     </w:p>
     <w:p>
       <w:pPr>
@@ -8785,35 +8644,7 @@
           <w:rFonts w:ascii="Times New Roman" w:hAnsi="Times New Roman" w:cs="Times New Roman"/>
         </w:rPr>
         <w:br/>
-        <w:t xml:space="preserve">The </w:t>
-      </w:r>
-      <w:proofErr w:type="spellStart"/>
-      <w:r>
-        <w:rPr>
-          <w:rFonts w:ascii="Times New Roman" w:hAnsi="Times New Roman" w:cs="Times New Roman"/>
-        </w:rPr>
-        <w:t>sales_transaction_item</w:t>
-      </w:r>
-      <w:proofErr w:type="spellEnd"/>
-      <w:r>
-        <w:rPr>
-          <w:rFonts w:ascii="Times New Roman" w:hAnsi="Times New Roman" w:cs="Times New Roman"/>
-        </w:rPr>
-        <w:t xml:space="preserve"> table stores products included in each transaction. This table is a bridge table between </w:t>
-      </w:r>
-      <w:proofErr w:type="spellStart"/>
-      <w:r>
-        <w:rPr>
-          <w:rFonts w:ascii="Times New Roman" w:hAnsi="Times New Roman" w:cs="Times New Roman"/>
-        </w:rPr>
-        <w:t>sales_transaction</w:t>
-      </w:r>
-      <w:proofErr w:type="spellEnd"/>
-      <w:r>
-        <w:rPr>
-          <w:rFonts w:ascii="Times New Roman" w:hAnsi="Times New Roman" w:cs="Times New Roman"/>
-        </w:rPr>
-        <w:t xml:space="preserve"> and product.</w:t>
+        <w:t>The sales_transaction_item table stores products included in each transaction. This table is a bridge table between sales_transaction and product.</w:t>
       </w:r>
     </w:p>
     <w:p>
@@ -8981,7 +8812,7 @@
       </w:tr>
       <w:tr>
         <w:trPr>
-          <w:trHeight w:val="260"/>
+          <w:trHeight w:val="574"/>
         </w:trPr>
         <w:tc>
           <w:tcPr>
@@ -8990,26 +8821,17 @@
           </w:tcPr>
           <w:p>
             <w:pPr>
-              <w:rPr>
-                <w:rFonts w:ascii="Times New Roman" w:hAnsi="Times New Roman" w:cs="Times New Roman"/>
-              </w:rPr>
-            </w:pPr>
-            <w:proofErr w:type="spellStart"/>
-            <w:r>
-              <w:rPr>
-                <w:rFonts w:ascii="Times New Roman" w:hAnsi="Times New Roman" w:cs="Times New Roman"/>
+              <w:pStyle w:val="BodyText"/>
+              <w:rPr>
+                <w:rFonts w:ascii="Times New Roman" w:hAnsi="Times New Roman"/>
+              </w:rPr>
+            </w:pPr>
+            <w:r>
+              <w:rPr>
+                <w:rFonts w:ascii="Times New Roman" w:hAnsi="Times New Roman"/>
               </w:rPr>
               <w:t>sales_transaction_item</w:t>
             </w:r>
-            <w:proofErr w:type="spellEnd"/>
-          </w:p>
-          <w:p>
-            <w:pPr>
-              <w:pStyle w:val="BodyText"/>
-              <w:rPr>
-                <w:rFonts w:ascii="Times New Roman" w:hAnsi="Times New Roman"/>
-              </w:rPr>
-            </w:pPr>
           </w:p>
         </w:tc>
         <w:tc>
@@ -9023,15 +8845,13 @@
                 <w:rFonts w:ascii="Times New Roman" w:hAnsi="Times New Roman"/>
               </w:rPr>
             </w:pPr>
-            <w:proofErr w:type="spellStart"/>
-            <w:r>
-              <w:rPr>
-                <w:rFonts w:ascii="Times New Roman" w:hAnsi="Times New Roman"/>
-                <w:lang w:val="en-GB"/>
-              </w:rPr>
-              <w:t>sales_transaction_item_id</w:t>
-            </w:r>
-            <w:proofErr w:type="spellEnd"/>
+            <w:r>
+              <w:rPr>
+                <w:rFonts w:ascii="Times New Roman" w:hAnsi="Times New Roman"/>
+                <w:lang w:val="en-GB"/>
+              </w:rPr>
+              <w:t>sales_transaction_id</w:t>
+            </w:r>
           </w:p>
         </w:tc>
         <w:tc>
@@ -9050,7 +8870,21 @@
                 <w:rFonts w:ascii="Times New Roman" w:hAnsi="Times New Roman"/>
                 <w:lang w:val="en-GB"/>
               </w:rPr>
-              <w:t>unique identifier of transaction item, PK</w:t>
+              <w:t xml:space="preserve">reference to sales_transaction table, </w:t>
+            </w:r>
+            <w:r>
+              <w:rPr>
+                <w:rFonts w:ascii="Times New Roman" w:hAnsi="Times New Roman"/>
+                <w:lang w:val="en-GB"/>
+              </w:rPr>
+              <w:t xml:space="preserve">PK, </w:t>
+            </w:r>
+            <w:r>
+              <w:rPr>
+                <w:rFonts w:ascii="Times New Roman" w:hAnsi="Times New Roman"/>
+                <w:lang w:val="en-GB"/>
+              </w:rPr>
+              <w:t>FK, NOT NULL</w:t>
             </w:r>
           </w:p>
         </w:tc>
@@ -9068,6 +8902,100 @@
             <w:r>
               <w:rPr>
                 <w:rFonts w:ascii="Times New Roman" w:hAnsi="Times New Roman"/>
+                <w:lang w:val="en-GB"/>
+              </w:rPr>
+              <w:t>BIGINT</w:t>
+            </w:r>
+          </w:p>
+        </w:tc>
+      </w:tr>
+      <w:tr>
+        <w:trPr>
+          <w:trHeight w:val="490"/>
+        </w:trPr>
+        <w:tc>
+          <w:tcPr>
+            <w:tcW w:w="2769" w:type="dxa"/>
+            <w:vMerge/>
+          </w:tcPr>
+          <w:p>
+            <w:pPr>
+              <w:pStyle w:val="BodyText"/>
+              <w:rPr>
+                <w:rFonts w:ascii="Times New Roman" w:hAnsi="Times New Roman"/>
+              </w:rPr>
+            </w:pPr>
+          </w:p>
+        </w:tc>
+        <w:tc>
+          <w:tcPr>
+            <w:tcW w:w="2338" w:type="dxa"/>
+          </w:tcPr>
+          <w:p>
+            <w:pPr>
+              <w:pStyle w:val="BodyText"/>
+              <w:rPr>
+                <w:rFonts w:ascii="Times New Roman" w:hAnsi="Times New Roman"/>
+              </w:rPr>
+            </w:pPr>
+            <w:r>
+              <w:rPr>
+                <w:rFonts w:ascii="Times New Roman" w:hAnsi="Times New Roman"/>
+                <w:lang w:val="en-GB"/>
+              </w:rPr>
+              <w:t>product_id</w:t>
+            </w:r>
+          </w:p>
+        </w:tc>
+        <w:tc>
+          <w:tcPr>
+            <w:tcW w:w="2407" w:type="dxa"/>
+          </w:tcPr>
+          <w:p>
+            <w:pPr>
+              <w:pStyle w:val="BodyText"/>
+              <w:rPr>
+                <w:rFonts w:ascii="Times New Roman" w:hAnsi="Times New Roman"/>
+              </w:rPr>
+            </w:pPr>
+            <w:r>
+              <w:rPr>
+                <w:rFonts w:ascii="Times New Roman" w:hAnsi="Times New Roman"/>
+                <w:lang w:val="en-GB"/>
+              </w:rPr>
+              <w:t xml:space="preserve">reference to product table, </w:t>
+            </w:r>
+            <w:r>
+              <w:rPr>
+                <w:rFonts w:ascii="Times New Roman" w:hAnsi="Times New Roman"/>
+                <w:lang w:val="en-GB"/>
+              </w:rPr>
+              <w:t xml:space="preserve">PK, </w:t>
+            </w:r>
+            <w:r>
+              <w:rPr>
+                <w:rFonts w:ascii="Times New Roman" w:hAnsi="Times New Roman"/>
+                <w:lang w:val="en-GB"/>
+              </w:rPr>
+              <w:t>FK, NOT NULL</w:t>
+            </w:r>
+          </w:p>
+        </w:tc>
+        <w:tc>
+          <w:tcPr>
+            <w:tcW w:w="2269" w:type="dxa"/>
+          </w:tcPr>
+          <w:p>
+            <w:pPr>
+              <w:pStyle w:val="BodyText"/>
+              <w:rPr>
+                <w:rFonts w:ascii="Times New Roman" w:hAnsi="Times New Roman"/>
+              </w:rPr>
+            </w:pPr>
+            <w:r>
+              <w:rPr>
+                <w:rFonts w:ascii="Times New Roman" w:hAnsi="Times New Roman"/>
+                <w:lang w:val="en-GB"/>
               </w:rPr>
               <w:t>BIGINT</w:t>
             </w:r>
@@ -9103,15 +9031,13 @@
                 <w:rFonts w:ascii="Times New Roman" w:hAnsi="Times New Roman"/>
               </w:rPr>
             </w:pPr>
-            <w:proofErr w:type="spellStart"/>
-            <w:r>
-              <w:rPr>
-                <w:rFonts w:ascii="Times New Roman" w:hAnsi="Times New Roman"/>
-                <w:lang w:val="en-GB"/>
-              </w:rPr>
-              <w:t>sales_transaction_id</w:t>
-            </w:r>
-            <w:proofErr w:type="spellEnd"/>
+            <w:r>
+              <w:rPr>
+                <w:rFonts w:ascii="Times New Roman" w:hAnsi="Times New Roman"/>
+                <w:lang w:val="en-GB"/>
+              </w:rPr>
+              <w:t>quantity</w:t>
+            </w:r>
           </w:p>
         </w:tc>
         <w:tc>
@@ -9130,23 +9056,7 @@
                 <w:rFonts w:ascii="Times New Roman" w:hAnsi="Times New Roman"/>
                 <w:lang w:val="en-GB"/>
               </w:rPr>
-              <w:t xml:space="preserve">reference to </w:t>
-            </w:r>
-            <w:proofErr w:type="spellStart"/>
-            <w:r>
-              <w:rPr>
-                <w:rFonts w:ascii="Times New Roman" w:hAnsi="Times New Roman"/>
-                <w:lang w:val="en-GB"/>
-              </w:rPr>
-              <w:t>sales_transaction</w:t>
-            </w:r>
-            <w:proofErr w:type="spellEnd"/>
-            <w:r>
-              <w:rPr>
-                <w:rFonts w:ascii="Times New Roman" w:hAnsi="Times New Roman"/>
-                <w:lang w:val="en-GB"/>
-              </w:rPr>
-              <w:t xml:space="preserve"> table, FK, NOT NULL</w:t>
+              <w:t>sold quantity, NOT NULL</w:t>
             </w:r>
           </w:p>
         </w:tc>
@@ -9164,90 +9074,8 @@
             <w:r>
               <w:rPr>
                 <w:rFonts w:ascii="Times New Roman" w:hAnsi="Times New Roman"/>
-                <w:lang w:val="en-GB"/>
-              </w:rPr>
-              <w:t>BIGINT</w:t>
-            </w:r>
-          </w:p>
-        </w:tc>
-      </w:tr>
-      <w:tr>
-        <w:trPr>
-          <w:trHeight w:val="490"/>
-        </w:trPr>
-        <w:tc>
-          <w:tcPr>
-            <w:tcW w:w="2769" w:type="dxa"/>
-            <w:vMerge/>
-          </w:tcPr>
-          <w:p>
-            <w:pPr>
-              <w:pStyle w:val="BodyText"/>
-              <w:rPr>
-                <w:rFonts w:ascii="Times New Roman" w:hAnsi="Times New Roman"/>
-              </w:rPr>
-            </w:pPr>
-          </w:p>
-        </w:tc>
-        <w:tc>
-          <w:tcPr>
-            <w:tcW w:w="2338" w:type="dxa"/>
-          </w:tcPr>
-          <w:p>
-            <w:pPr>
-              <w:pStyle w:val="BodyText"/>
-              <w:rPr>
-                <w:rFonts w:ascii="Times New Roman" w:hAnsi="Times New Roman"/>
-              </w:rPr>
-            </w:pPr>
-            <w:proofErr w:type="spellStart"/>
-            <w:r>
-              <w:rPr>
-                <w:rFonts w:ascii="Times New Roman" w:hAnsi="Times New Roman"/>
-                <w:lang w:val="en-GB"/>
-              </w:rPr>
-              <w:t>product_id</w:t>
-            </w:r>
-            <w:proofErr w:type="spellEnd"/>
-          </w:p>
-        </w:tc>
-        <w:tc>
-          <w:tcPr>
-            <w:tcW w:w="2407" w:type="dxa"/>
-          </w:tcPr>
-          <w:p>
-            <w:pPr>
-              <w:pStyle w:val="BodyText"/>
-              <w:rPr>
-                <w:rFonts w:ascii="Times New Roman" w:hAnsi="Times New Roman"/>
-              </w:rPr>
-            </w:pPr>
-            <w:r>
-              <w:rPr>
-                <w:rFonts w:ascii="Times New Roman" w:hAnsi="Times New Roman"/>
-                <w:lang w:val="en-GB"/>
-              </w:rPr>
-              <w:t>reference to product table, FK, NOT NULL</w:t>
-            </w:r>
-          </w:p>
-        </w:tc>
-        <w:tc>
-          <w:tcPr>
-            <w:tcW w:w="2269" w:type="dxa"/>
-          </w:tcPr>
-          <w:p>
-            <w:pPr>
-              <w:pStyle w:val="BodyText"/>
-              <w:rPr>
-                <w:rFonts w:ascii="Times New Roman" w:hAnsi="Times New Roman"/>
-              </w:rPr>
-            </w:pPr>
-            <w:r>
-              <w:rPr>
-                <w:rFonts w:ascii="Times New Roman" w:hAnsi="Times New Roman"/>
-                <w:lang w:val="en-GB"/>
-              </w:rPr>
-              <w:t>BIGINT</w:t>
+              </w:rPr>
+              <w:t>INTEGER</w:t>
             </w:r>
           </w:p>
         </w:tc>
@@ -9279,14 +9107,15 @@
               <w:pStyle w:val="BodyText"/>
               <w:rPr>
                 <w:rFonts w:ascii="Times New Roman" w:hAnsi="Times New Roman"/>
-              </w:rPr>
-            </w:pPr>
-            <w:r>
-              <w:rPr>
-                <w:rFonts w:ascii="Times New Roman" w:hAnsi="Times New Roman"/>
-                <w:lang w:val="en-GB"/>
-              </w:rPr>
-              <w:t>quantity</w:t>
+                <w:lang w:val="en-GB"/>
+              </w:rPr>
+            </w:pPr>
+            <w:r>
+              <w:rPr>
+                <w:rFonts w:ascii="Times New Roman" w:hAnsi="Times New Roman"/>
+                <w:lang w:val="en-GB"/>
+              </w:rPr>
+              <w:t>unit_price</w:t>
             </w:r>
           </w:p>
         </w:tc>
@@ -9299,14 +9128,15 @@
               <w:pStyle w:val="BodyText"/>
               <w:rPr>
                 <w:rFonts w:ascii="Times New Roman" w:hAnsi="Times New Roman"/>
-              </w:rPr>
-            </w:pPr>
-            <w:r>
-              <w:rPr>
-                <w:rFonts w:ascii="Times New Roman" w:hAnsi="Times New Roman"/>
-                <w:lang w:val="en-GB"/>
-              </w:rPr>
-              <w:t>sold quantity, NOT NULL</w:t>
+                <w:lang w:val="en-GB"/>
+              </w:rPr>
+            </w:pPr>
+            <w:r>
+              <w:rPr>
+                <w:rFonts w:ascii="Times New Roman" w:hAnsi="Times New Roman"/>
+                <w:lang w:val="en-GB"/>
+              </w:rPr>
+              <w:t>product price at sale time, NOT NULL</w:t>
             </w:r>
           </w:p>
         </w:tc>
@@ -9325,7 +9155,7 @@
               <w:rPr>
                 <w:rFonts w:ascii="Times New Roman" w:hAnsi="Times New Roman"/>
               </w:rPr>
-              <w:t>INTEGER</w:t>
+              <w:t>NUMERIC(10,2)</w:t>
             </w:r>
           </w:p>
         </w:tc>
@@ -9360,15 +9190,13 @@
                 <w:lang w:val="en-GB"/>
               </w:rPr>
             </w:pPr>
-            <w:proofErr w:type="spellStart"/>
-            <w:r>
-              <w:rPr>
-                <w:rFonts w:ascii="Times New Roman" w:hAnsi="Times New Roman"/>
-                <w:lang w:val="en-GB"/>
-              </w:rPr>
-              <w:t>unit_price</w:t>
-            </w:r>
-            <w:proofErr w:type="spellEnd"/>
+            <w:r>
+              <w:rPr>
+                <w:rFonts w:ascii="Times New Roman" w:hAnsi="Times New Roman"/>
+                <w:lang w:val="en-GB"/>
+              </w:rPr>
+              <w:t>line_total</w:t>
+            </w:r>
           </w:p>
         </w:tc>
         <w:tc>
@@ -9388,7 +9216,7 @@
                 <w:rFonts w:ascii="Times New Roman" w:hAnsi="Times New Roman"/>
                 <w:lang w:val="en-GB"/>
               </w:rPr>
-              <w:t>product price at sale time, NOT NULL</w:t>
+              <w:t>generated total amount, GENERATED ALWAYS AS quantity * unit_price STORED</w:t>
             </w:r>
           </w:p>
         </w:tc>
@@ -9403,125 +9231,11 @@
                 <w:rFonts w:ascii="Times New Roman" w:hAnsi="Times New Roman"/>
               </w:rPr>
             </w:pPr>
-            <w:proofErr w:type="gramStart"/>
-            <w:r>
-              <w:rPr>
-                <w:rFonts w:ascii="Times New Roman" w:hAnsi="Times New Roman"/>
-              </w:rPr>
-              <w:t>NUMERIC(</w:t>
-            </w:r>
-            <w:proofErr w:type="gramEnd"/>
-            <w:r>
-              <w:rPr>
-                <w:rFonts w:ascii="Times New Roman" w:hAnsi="Times New Roman"/>
-              </w:rPr>
-              <w:t>10,2)</w:t>
-            </w:r>
-          </w:p>
-        </w:tc>
-      </w:tr>
-      <w:tr>
-        <w:trPr>
-          <w:trHeight w:val="574"/>
-        </w:trPr>
-        <w:tc>
-          <w:tcPr>
-            <w:tcW w:w="2769" w:type="dxa"/>
-            <w:vMerge/>
-          </w:tcPr>
-          <w:p>
-            <w:pPr>
-              <w:pStyle w:val="BodyText"/>
-              <w:rPr>
-                <w:rFonts w:ascii="Times New Roman" w:hAnsi="Times New Roman"/>
-              </w:rPr>
-            </w:pPr>
-          </w:p>
-        </w:tc>
-        <w:tc>
-          <w:tcPr>
-            <w:tcW w:w="2338" w:type="dxa"/>
-          </w:tcPr>
-          <w:p>
-            <w:pPr>
-              <w:pStyle w:val="BodyText"/>
-              <w:rPr>
-                <w:rFonts w:ascii="Times New Roman" w:hAnsi="Times New Roman"/>
-                <w:lang w:val="en-GB"/>
-              </w:rPr>
-            </w:pPr>
-            <w:proofErr w:type="spellStart"/>
-            <w:r>
-              <w:rPr>
-                <w:rFonts w:ascii="Times New Roman" w:hAnsi="Times New Roman"/>
-                <w:lang w:val="en-GB"/>
-              </w:rPr>
-              <w:t>line_total</w:t>
-            </w:r>
-            <w:proofErr w:type="spellEnd"/>
-          </w:p>
-        </w:tc>
-        <w:tc>
-          <w:tcPr>
-            <w:tcW w:w="2407" w:type="dxa"/>
-          </w:tcPr>
-          <w:p>
-            <w:pPr>
-              <w:pStyle w:val="BodyText"/>
-              <w:rPr>
-                <w:rFonts w:ascii="Times New Roman" w:hAnsi="Times New Roman"/>
-                <w:lang w:val="en-GB"/>
-              </w:rPr>
-            </w:pPr>
-            <w:r>
-              <w:rPr>
-                <w:rFonts w:ascii="Times New Roman" w:hAnsi="Times New Roman"/>
-                <w:lang w:val="en-GB"/>
-              </w:rPr>
-              <w:t xml:space="preserve">generated total amount, GENERATED ALWAYS AS quantity * </w:t>
-            </w:r>
-            <w:proofErr w:type="spellStart"/>
-            <w:r>
-              <w:rPr>
-                <w:rFonts w:ascii="Times New Roman" w:hAnsi="Times New Roman"/>
-                <w:lang w:val="en-GB"/>
-              </w:rPr>
-              <w:t>unit_price</w:t>
-            </w:r>
-            <w:proofErr w:type="spellEnd"/>
-            <w:r>
-              <w:rPr>
-                <w:rFonts w:ascii="Times New Roman" w:hAnsi="Times New Roman"/>
-                <w:lang w:val="en-GB"/>
-              </w:rPr>
-              <w:t xml:space="preserve"> STORED</w:t>
-            </w:r>
-          </w:p>
-        </w:tc>
-        <w:tc>
-          <w:tcPr>
-            <w:tcW w:w="2269" w:type="dxa"/>
-          </w:tcPr>
-          <w:p>
-            <w:pPr>
-              <w:pStyle w:val="BodyText"/>
-              <w:rPr>
-                <w:rFonts w:ascii="Times New Roman" w:hAnsi="Times New Roman"/>
-              </w:rPr>
-            </w:pPr>
-            <w:proofErr w:type="gramStart"/>
-            <w:r>
-              <w:rPr>
-                <w:rFonts w:ascii="Times New Roman" w:hAnsi="Times New Roman"/>
-              </w:rPr>
-              <w:t>NUMERIC(</w:t>
-            </w:r>
-            <w:proofErr w:type="gramEnd"/>
-            <w:r>
-              <w:rPr>
-                <w:rFonts w:ascii="Times New Roman" w:hAnsi="Times New Roman"/>
-              </w:rPr>
-              <w:t>12,2)</w:t>
+            <w:r>
+              <w:rPr>
+                <w:rFonts w:ascii="Times New Roman" w:hAnsi="Times New Roman"/>
+              </w:rPr>
+              <w:t>NUMERIC(12,2)</w:t>
             </w:r>
           </w:p>
         </w:tc>
@@ -9606,6 +9320,7 @@
         <w:rPr>
           <w:rFonts w:ascii="Times New Roman" w:hAnsi="Times New Roman" w:cs="Times New Roman"/>
         </w:rPr>
+        <w:lastRenderedPageBreak/>
         <w:t>Relationship:</w:t>
       </w:r>
       <w:r>
@@ -9793,7 +9508,6 @@
                 <w:rFonts w:ascii="Times New Roman" w:hAnsi="Times New Roman"/>
               </w:rPr>
             </w:pPr>
-            <w:proofErr w:type="spellStart"/>
             <w:r>
               <w:rPr>
                 <w:rFonts w:ascii="Times New Roman" w:hAnsi="Times New Roman"/>
@@ -9801,7 +9515,6 @@
               </w:rPr>
               <w:t>procurement_id</w:t>
             </w:r>
-            <w:proofErr w:type="spellEnd"/>
           </w:p>
         </w:tc>
         <w:tc>
@@ -9873,7 +9586,6 @@
                 <w:rFonts w:ascii="Times New Roman" w:hAnsi="Times New Roman"/>
               </w:rPr>
             </w:pPr>
-            <w:proofErr w:type="spellStart"/>
             <w:r>
               <w:rPr>
                 <w:rFonts w:ascii="Times New Roman" w:hAnsi="Times New Roman"/>
@@ -9881,7 +9593,6 @@
               </w:rPr>
               <w:t>procurement_number</w:t>
             </w:r>
-            <w:proofErr w:type="spellEnd"/>
           </w:p>
         </w:tc>
         <w:tc>
@@ -9954,7 +9665,6 @@
                 <w:rFonts w:ascii="Times New Roman" w:hAnsi="Times New Roman"/>
               </w:rPr>
             </w:pPr>
-            <w:proofErr w:type="spellStart"/>
             <w:r>
               <w:rPr>
                 <w:rFonts w:ascii="Times New Roman" w:hAnsi="Times New Roman"/>
@@ -9962,7 +9672,6 @@
               </w:rPr>
               <w:t>supplier_id</w:t>
             </w:r>
-            <w:proofErr w:type="spellEnd"/>
           </w:p>
         </w:tc>
         <w:tc>
@@ -10036,7 +9745,6 @@
                 <w:rFonts w:ascii="Times New Roman" w:hAnsi="Times New Roman"/>
               </w:rPr>
             </w:pPr>
-            <w:proofErr w:type="spellStart"/>
             <w:r>
               <w:rPr>
                 <w:rFonts w:ascii="Times New Roman" w:hAnsi="Times New Roman"/>
@@ -10044,7 +9752,6 @@
               </w:rPr>
               <w:t>product_id</w:t>
             </w:r>
-            <w:proofErr w:type="spellEnd"/>
           </w:p>
         </w:tc>
         <w:tc>
@@ -10198,7 +9905,6 @@
                 <w:rFonts w:ascii="Times New Roman" w:hAnsi="Times New Roman"/>
               </w:rPr>
             </w:pPr>
-            <w:proofErr w:type="spellStart"/>
             <w:r>
               <w:rPr>
                 <w:rFonts w:ascii="Times New Roman" w:hAnsi="Times New Roman"/>
@@ -10206,7 +9912,6 @@
               </w:rPr>
               <w:t>unit_cost</w:t>
             </w:r>
-            <w:proofErr w:type="spellEnd"/>
           </w:p>
         </w:tc>
         <w:tc>
@@ -10288,7 +9993,6 @@
                 <w:rFonts w:ascii="Times New Roman" w:hAnsi="Times New Roman"/>
               </w:rPr>
             </w:pPr>
-            <w:proofErr w:type="spellStart"/>
             <w:r>
               <w:rPr>
                 <w:rFonts w:ascii="Times New Roman" w:hAnsi="Times New Roman"/>
@@ -10296,7 +10000,6 @@
               </w:rPr>
               <w:t>delivery_date</w:t>
             </w:r>
-            <w:proofErr w:type="spellEnd"/>
           </w:p>
         </w:tc>
         <w:tc>
@@ -10371,7 +10074,6 @@
                 <w:rFonts w:ascii="Times New Roman" w:hAnsi="Times New Roman"/>
               </w:rPr>
             </w:pPr>
-            <w:proofErr w:type="spellStart"/>
             <w:r>
               <w:rPr>
                 <w:rFonts w:ascii="Times New Roman" w:hAnsi="Times New Roman"/>
@@ -10379,7 +10081,6 @@
               </w:rPr>
               <w:t>procurement_status</w:t>
             </w:r>
-            <w:proofErr w:type="spellEnd"/>
           </w:p>
         </w:tc>
         <w:tc>
@@ -10420,23 +10121,7 @@
                 <w:rFonts w:ascii="Times New Roman" w:hAnsi="Times New Roman"/>
                 <w:lang w:val="en-GB"/>
               </w:rPr>
-              <w:t>ENUM('</w:t>
-            </w:r>
-            <w:proofErr w:type="spellStart"/>
-            <w:r>
-              <w:rPr>
-                <w:rFonts w:ascii="Times New Roman" w:hAnsi="Times New Roman"/>
-                <w:lang w:val="en-GB"/>
-              </w:rPr>
-              <w:t>ordered','in_transit','received</w:t>
-            </w:r>
-            <w:proofErr w:type="spellEnd"/>
-            <w:r>
-              <w:rPr>
-                <w:rFonts w:ascii="Times New Roman" w:hAnsi="Times New Roman"/>
-                <w:lang w:val="en-GB"/>
-              </w:rPr>
-              <w:t>')</w:t>
+              <w:t>ENUM('ordered','in_transit','received')</w:t>
             </w:r>
           </w:p>
         </w:tc>
@@ -10470,7 +10155,6 @@
                 <w:rFonts w:ascii="Times New Roman" w:hAnsi="Times New Roman"/>
               </w:rPr>
             </w:pPr>
-            <w:proofErr w:type="spellStart"/>
             <w:r>
               <w:rPr>
                 <w:rFonts w:ascii="Times New Roman" w:hAnsi="Times New Roman"/>
@@ -10478,7 +10162,6 @@
               </w:rPr>
               <w:t>created_at</w:t>
             </w:r>
-            <w:proofErr w:type="spellEnd"/>
           </w:p>
         </w:tc>
         <w:tc>
@@ -10529,6 +10212,2113 @@
       <w:pPr>
         <w:rPr>
           <w:rFonts w:ascii="Times New Roman" w:hAnsi="Times New Roman" w:cs="Times New Roman"/>
+        </w:rPr>
+      </w:pPr>
+    </w:p>
+    <w:p>
+      <w:pPr>
+        <w:rPr>
+          <w:rFonts w:ascii="Times New Roman" w:hAnsi="Times New Roman" w:cs="Times New Roman"/>
+        </w:rPr>
+      </w:pPr>
+    </w:p>
+    <w:p>
+      <w:pPr>
+        <w:rPr>
+          <w:rFonts w:ascii="Times New Roman" w:hAnsi="Times New Roman" w:cs="Times New Roman"/>
+        </w:rPr>
+      </w:pPr>
+    </w:p>
+    <w:p>
+      <w:pPr>
+        <w:rPr>
+          <w:rFonts w:ascii="Times New Roman" w:hAnsi="Times New Roman" w:cs="Times New Roman"/>
+          <w:b/>
+          <w:bCs/>
+        </w:rPr>
+      </w:pPr>
+      <w:r>
+        <w:rPr>
+          <w:rFonts w:ascii="Times New Roman" w:hAnsi="Times New Roman" w:cs="Times New Roman"/>
+          <w:b/>
+          <w:bCs/>
+        </w:rPr>
+        <w:t>9.</w:t>
+      </w:r>
+      <w:r>
+        <w:rPr>
+          <w:rFonts w:ascii="Times New Roman" w:hAnsi="Times New Roman" w:cs="Times New Roman"/>
+        </w:rPr>
+        <w:t xml:space="preserve"> </w:t>
+      </w:r>
+      <w:r>
+        <w:rPr>
+          <w:rFonts w:ascii="Times New Roman" w:hAnsi="Times New Roman" w:cs="Times New Roman"/>
+          <w:b/>
+          <w:bCs/>
+        </w:rPr>
+        <w:t>Table: city</w:t>
+      </w:r>
+    </w:p>
+    <w:p>
+      <w:pPr>
+        <w:rPr>
+          <w:rFonts w:ascii="Times New Roman" w:hAnsi="Times New Roman" w:cs="Times New Roman"/>
+        </w:rPr>
+      </w:pPr>
+      <w:r>
+        <w:rPr>
+          <w:rFonts w:ascii="Times New Roman" w:hAnsi="Times New Roman" w:cs="Times New Roman"/>
+        </w:rPr>
+        <w:t>Description:</w:t>
+      </w:r>
+      <w:r>
+        <w:rPr>
+          <w:rFonts w:ascii="Times New Roman" w:hAnsi="Times New Roman" w:cs="Times New Roman"/>
+        </w:rPr>
+        <w:br/>
+        <w:t>The city table stores supplier city names separately to avoid repeating the same city value.</w:t>
+      </w:r>
+    </w:p>
+    <w:p>
+      <w:pPr>
+        <w:rPr>
+          <w:rFonts w:ascii="Times New Roman" w:hAnsi="Times New Roman" w:cs="Times New Roman"/>
+        </w:rPr>
+      </w:pPr>
+      <w:r>
+        <w:rPr>
+          <w:rFonts w:ascii="Times New Roman" w:hAnsi="Times New Roman" w:cs="Times New Roman"/>
+        </w:rPr>
+        <w:t>Relationship:</w:t>
+      </w:r>
+      <w:r>
+        <w:rPr>
+          <w:rFonts w:ascii="Times New Roman" w:hAnsi="Times New Roman" w:cs="Times New Roman"/>
+        </w:rPr>
+        <w:br/>
+        <w:t>One city can be linked to many suppliers.</w:t>
+      </w:r>
+    </w:p>
+    <w:tbl>
+      <w:tblPr>
+        <w:tblpPr w:leftFromText="180" w:rightFromText="180" w:vertAnchor="text" w:horzAnchor="margin" w:tblpX="-431" w:tblpY="296"/>
+        <w:tblW w:w="9783" w:type="dxa"/>
+        <w:tblBorders>
+          <w:top w:val="single" w:sz="4" w:space="0" w:color="76CDD8"/>
+          <w:left w:val="single" w:sz="4" w:space="0" w:color="76CDD8"/>
+          <w:bottom w:val="single" w:sz="4" w:space="0" w:color="76CDD8"/>
+          <w:right w:val="single" w:sz="4" w:space="0" w:color="76CDD8"/>
+          <w:insideH w:val="single" w:sz="4" w:space="0" w:color="76CDD8"/>
+          <w:insideV w:val="single" w:sz="4" w:space="0" w:color="76CDD8"/>
+        </w:tblBorders>
+        <w:tblLayout w:type="fixed"/>
+        <w:tblLook w:val="0000" w:firstRow="0" w:lastRow="0" w:firstColumn="0" w:lastColumn="0" w:noHBand="0" w:noVBand="0"/>
+      </w:tblPr>
+      <w:tblGrid>
+        <w:gridCol w:w="2769"/>
+        <w:gridCol w:w="2338"/>
+        <w:gridCol w:w="2407"/>
+        <w:gridCol w:w="2269"/>
+      </w:tblGrid>
+      <w:tr>
+        <w:trPr>
+          <w:trHeight w:val="387"/>
+        </w:trPr>
+        <w:tc>
+          <w:tcPr>
+            <w:tcW w:w="2769" w:type="dxa"/>
+            <w:shd w:val="clear" w:color="auto" w:fill="76CDD8"/>
+          </w:tcPr>
+          <w:p>
+            <w:pPr>
+              <w:pStyle w:val="BodyText"/>
+              <w:widowControl w:val="0"/>
+              <w:spacing w:line="360" w:lineRule="auto"/>
+              <w:jc w:val="center"/>
+              <w:rPr>
+                <w:rFonts w:ascii="Times New Roman" w:hAnsi="Times New Roman"/>
+                <w:color w:val="FFFFFF" w:themeColor="background1"/>
+                <w:sz w:val="18"/>
+                <w:szCs w:val="18"/>
+              </w:rPr>
+            </w:pPr>
+            <w:r>
+              <w:rPr>
+                <w:rFonts w:ascii="Times New Roman" w:hAnsi="Times New Roman"/>
+                <w:color w:val="FFFFFF" w:themeColor="background1"/>
+                <w:sz w:val="18"/>
+                <w:szCs w:val="18"/>
+              </w:rPr>
+              <w:t>Table Name</w:t>
+            </w:r>
+          </w:p>
+        </w:tc>
+        <w:tc>
+          <w:tcPr>
+            <w:tcW w:w="2338" w:type="dxa"/>
+            <w:shd w:val="clear" w:color="auto" w:fill="76CDD8"/>
+          </w:tcPr>
+          <w:p>
+            <w:pPr>
+              <w:pStyle w:val="BodyText"/>
+              <w:widowControl w:val="0"/>
+              <w:spacing w:line="360" w:lineRule="auto"/>
+              <w:jc w:val="center"/>
+              <w:rPr>
+                <w:rFonts w:ascii="Times New Roman" w:hAnsi="Times New Roman"/>
+                <w:color w:val="FFFFFF" w:themeColor="background1"/>
+                <w:sz w:val="18"/>
+                <w:szCs w:val="18"/>
+              </w:rPr>
+            </w:pPr>
+            <w:r>
+              <w:rPr>
+                <w:rFonts w:ascii="Times New Roman" w:hAnsi="Times New Roman"/>
+                <w:color w:val="FFFFFF" w:themeColor="background1"/>
+                <w:sz w:val="18"/>
+                <w:szCs w:val="18"/>
+              </w:rPr>
+              <w:t xml:space="preserve">Field name </w:t>
+            </w:r>
+          </w:p>
+        </w:tc>
+        <w:tc>
+          <w:tcPr>
+            <w:tcW w:w="2407" w:type="dxa"/>
+            <w:shd w:val="clear" w:color="auto" w:fill="76CDD8"/>
+          </w:tcPr>
+          <w:p>
+            <w:pPr>
+              <w:pStyle w:val="BodyText"/>
+              <w:widowControl w:val="0"/>
+              <w:spacing w:line="360" w:lineRule="auto"/>
+              <w:jc w:val="center"/>
+              <w:rPr>
+                <w:rFonts w:ascii="Times New Roman" w:hAnsi="Times New Roman"/>
+                <w:color w:val="FFFFFF" w:themeColor="background1"/>
+                <w:sz w:val="18"/>
+                <w:szCs w:val="18"/>
+              </w:rPr>
+            </w:pPr>
+            <w:r>
+              <w:rPr>
+                <w:rFonts w:ascii="Times New Roman" w:hAnsi="Times New Roman"/>
+                <w:color w:val="FFFFFF" w:themeColor="background1"/>
+                <w:sz w:val="18"/>
+                <w:szCs w:val="18"/>
+              </w:rPr>
+              <w:t>Field Description, constraint</w:t>
+            </w:r>
+          </w:p>
+        </w:tc>
+        <w:tc>
+          <w:tcPr>
+            <w:tcW w:w="2269" w:type="dxa"/>
+            <w:shd w:val="clear" w:color="auto" w:fill="76CDD8"/>
+          </w:tcPr>
+          <w:p>
+            <w:pPr>
+              <w:pStyle w:val="BodyText"/>
+              <w:widowControl w:val="0"/>
+              <w:spacing w:line="360" w:lineRule="auto"/>
+              <w:jc w:val="center"/>
+              <w:rPr>
+                <w:rFonts w:ascii="Times New Roman" w:hAnsi="Times New Roman"/>
+                <w:color w:val="FFFFFF" w:themeColor="background1"/>
+                <w:sz w:val="18"/>
+                <w:szCs w:val="18"/>
+              </w:rPr>
+            </w:pPr>
+            <w:r>
+              <w:rPr>
+                <w:rFonts w:ascii="Times New Roman" w:hAnsi="Times New Roman"/>
+                <w:color w:val="FFFFFF" w:themeColor="background1"/>
+                <w:sz w:val="18"/>
+                <w:szCs w:val="18"/>
+              </w:rPr>
+              <w:t xml:space="preserve">Data Type </w:t>
+            </w:r>
+          </w:p>
+        </w:tc>
+      </w:tr>
+      <w:tr>
+        <w:trPr>
+          <w:trHeight w:val="574"/>
+        </w:trPr>
+        <w:tc>
+          <w:tcPr>
+            <w:tcW w:w="2769" w:type="dxa"/>
+            <w:vMerge w:val="restart"/>
+          </w:tcPr>
+          <w:p>
+            <w:pPr>
+              <w:pStyle w:val="BodyText"/>
+              <w:rPr>
+                <w:rFonts w:ascii="Times New Roman" w:hAnsi="Times New Roman"/>
+              </w:rPr>
+            </w:pPr>
+            <w:r>
+              <w:rPr>
+                <w:rFonts w:ascii="Times New Roman" w:hAnsi="Times New Roman"/>
+              </w:rPr>
+              <w:t>city</w:t>
+            </w:r>
+          </w:p>
+        </w:tc>
+        <w:tc>
+          <w:tcPr>
+            <w:tcW w:w="2338" w:type="dxa"/>
+          </w:tcPr>
+          <w:p>
+            <w:pPr>
+              <w:pStyle w:val="BodyText"/>
+              <w:rPr>
+                <w:rFonts w:ascii="Times New Roman" w:hAnsi="Times New Roman"/>
+              </w:rPr>
+            </w:pPr>
+            <w:r>
+              <w:rPr>
+                <w:rFonts w:ascii="Times New Roman" w:hAnsi="Times New Roman"/>
+                <w:lang w:val="en-GB"/>
+              </w:rPr>
+              <w:t>city_id</w:t>
+            </w:r>
+          </w:p>
+        </w:tc>
+        <w:tc>
+          <w:tcPr>
+            <w:tcW w:w="2407" w:type="dxa"/>
+          </w:tcPr>
+          <w:p>
+            <w:pPr>
+              <w:pStyle w:val="BodyText"/>
+              <w:rPr>
+                <w:rFonts w:ascii="Times New Roman" w:hAnsi="Times New Roman"/>
+              </w:rPr>
+            </w:pPr>
+            <w:r>
+              <w:rPr>
+                <w:rFonts w:ascii="Times New Roman" w:hAnsi="Times New Roman"/>
+                <w:lang w:val="en-GB"/>
+              </w:rPr>
+              <w:t>unique identifier, PK</w:t>
+            </w:r>
+          </w:p>
+        </w:tc>
+        <w:tc>
+          <w:tcPr>
+            <w:tcW w:w="2269" w:type="dxa"/>
+          </w:tcPr>
+          <w:p>
+            <w:pPr>
+              <w:pStyle w:val="BodyText"/>
+              <w:rPr>
+                <w:rFonts w:ascii="Times New Roman" w:hAnsi="Times New Roman"/>
+              </w:rPr>
+            </w:pPr>
+            <w:r>
+              <w:rPr>
+                <w:rFonts w:ascii="Times New Roman" w:hAnsi="Times New Roman"/>
+                <w:lang w:val="en-GB"/>
+              </w:rPr>
+              <w:t>BIGINT</w:t>
+            </w:r>
+          </w:p>
+        </w:tc>
+      </w:tr>
+      <w:tr>
+        <w:trPr>
+          <w:trHeight w:val="490"/>
+        </w:trPr>
+        <w:tc>
+          <w:tcPr>
+            <w:tcW w:w="2769" w:type="dxa"/>
+            <w:vMerge/>
+          </w:tcPr>
+          <w:p>
+            <w:pPr>
+              <w:pStyle w:val="BodyText"/>
+              <w:rPr>
+                <w:rFonts w:ascii="Times New Roman" w:hAnsi="Times New Roman"/>
+              </w:rPr>
+            </w:pPr>
+          </w:p>
+        </w:tc>
+        <w:tc>
+          <w:tcPr>
+            <w:tcW w:w="2338" w:type="dxa"/>
+          </w:tcPr>
+          <w:p>
+            <w:pPr>
+              <w:pStyle w:val="BodyText"/>
+              <w:rPr>
+                <w:rFonts w:ascii="Times New Roman" w:hAnsi="Times New Roman"/>
+              </w:rPr>
+            </w:pPr>
+            <w:r>
+              <w:rPr>
+                <w:rFonts w:ascii="Times New Roman" w:hAnsi="Times New Roman"/>
+                <w:lang w:val="en-GB"/>
+              </w:rPr>
+              <w:t>city_name</w:t>
+            </w:r>
+          </w:p>
+        </w:tc>
+        <w:tc>
+          <w:tcPr>
+            <w:tcW w:w="2407" w:type="dxa"/>
+          </w:tcPr>
+          <w:p>
+            <w:pPr>
+              <w:pStyle w:val="BodyText"/>
+              <w:rPr>
+                <w:rFonts w:ascii="Times New Roman" w:hAnsi="Times New Roman"/>
+              </w:rPr>
+            </w:pPr>
+            <w:r>
+              <w:rPr>
+                <w:rFonts w:ascii="Times New Roman" w:hAnsi="Times New Roman"/>
+                <w:lang w:val="en-GB"/>
+              </w:rPr>
+              <w:t>city name, NOT NULL, UNIQUE</w:t>
+            </w:r>
+          </w:p>
+        </w:tc>
+        <w:tc>
+          <w:tcPr>
+            <w:tcW w:w="2269" w:type="dxa"/>
+          </w:tcPr>
+          <w:p>
+            <w:pPr>
+              <w:pStyle w:val="BodyText"/>
+              <w:rPr>
+                <w:rFonts w:ascii="Times New Roman" w:hAnsi="Times New Roman"/>
+              </w:rPr>
+            </w:pPr>
+            <w:r>
+              <w:rPr>
+                <w:rFonts w:ascii="Times New Roman" w:hAnsi="Times New Roman"/>
+                <w:lang w:val="en-GB"/>
+              </w:rPr>
+              <w:t>VARCHAR(100)</w:t>
+            </w:r>
+          </w:p>
+        </w:tc>
+      </w:tr>
+      <w:tr>
+        <w:trPr>
+          <w:trHeight w:val="574"/>
+        </w:trPr>
+        <w:tc>
+          <w:tcPr>
+            <w:tcW w:w="2769" w:type="dxa"/>
+            <w:vMerge/>
+          </w:tcPr>
+          <w:p>
+            <w:pPr>
+              <w:pStyle w:val="BodyText"/>
+              <w:rPr>
+                <w:rFonts w:ascii="Times New Roman" w:hAnsi="Times New Roman"/>
+              </w:rPr>
+            </w:pPr>
+          </w:p>
+        </w:tc>
+        <w:tc>
+          <w:tcPr>
+            <w:tcW w:w="2338" w:type="dxa"/>
+          </w:tcPr>
+          <w:p>
+            <w:pPr>
+              <w:pStyle w:val="BodyText"/>
+              <w:rPr>
+                <w:rFonts w:ascii="Times New Roman" w:hAnsi="Times New Roman"/>
+              </w:rPr>
+            </w:pPr>
+            <w:r>
+              <w:rPr>
+                <w:rFonts w:ascii="Times New Roman" w:hAnsi="Times New Roman"/>
+                <w:lang w:val="en-GB"/>
+              </w:rPr>
+              <w:t>created_at</w:t>
+            </w:r>
+          </w:p>
+        </w:tc>
+        <w:tc>
+          <w:tcPr>
+            <w:tcW w:w="2407" w:type="dxa"/>
+          </w:tcPr>
+          <w:p>
+            <w:pPr>
+              <w:pStyle w:val="BodyText"/>
+              <w:rPr>
+                <w:rFonts w:ascii="Times New Roman" w:hAnsi="Times New Roman"/>
+              </w:rPr>
+            </w:pPr>
+            <w:r>
+              <w:rPr>
+                <w:rFonts w:ascii="Times New Roman" w:hAnsi="Times New Roman"/>
+                <w:lang w:val="en-GB"/>
+              </w:rPr>
+              <w:t>record creation timestamp, DEFAULT CURRENT_TIMESTAMP</w:t>
+            </w:r>
+          </w:p>
+        </w:tc>
+        <w:tc>
+          <w:tcPr>
+            <w:tcW w:w="2269" w:type="dxa"/>
+          </w:tcPr>
+          <w:p>
+            <w:pPr>
+              <w:pStyle w:val="BodyText"/>
+              <w:rPr>
+                <w:rFonts w:ascii="Times New Roman" w:hAnsi="Times New Roman"/>
+              </w:rPr>
+            </w:pPr>
+            <w:r>
+              <w:rPr>
+                <w:rFonts w:ascii="Times New Roman" w:hAnsi="Times New Roman"/>
+              </w:rPr>
+              <w:t>TIMESTAMP</w:t>
+            </w:r>
+          </w:p>
+        </w:tc>
+      </w:tr>
+    </w:tbl>
+    <w:p>
+      <w:pPr>
+        <w:rPr>
+          <w:rFonts w:ascii="Times New Roman" w:hAnsi="Times New Roman" w:cs="Times New Roman"/>
+          <w:b/>
+          <w:bCs/>
+        </w:rPr>
+      </w:pPr>
+    </w:p>
+    <w:p>
+      <w:pPr>
+        <w:rPr>
+          <w:rFonts w:ascii="Times New Roman" w:hAnsi="Times New Roman" w:cs="Times New Roman"/>
+          <w:b/>
+          <w:bCs/>
+        </w:rPr>
+      </w:pPr>
+    </w:p>
+    <w:p>
+      <w:pPr>
+        <w:rPr>
+          <w:rFonts w:ascii="Times New Roman" w:hAnsi="Times New Roman" w:cs="Times New Roman"/>
+          <w:b/>
+          <w:bCs/>
+        </w:rPr>
+      </w:pPr>
+      <w:r>
+        <w:rPr>
+          <w:rFonts w:ascii="Times New Roman" w:hAnsi="Times New Roman" w:cs="Times New Roman"/>
+          <w:b/>
+          <w:bCs/>
+        </w:rPr>
+        <w:lastRenderedPageBreak/>
+        <w:t xml:space="preserve">10. </w:t>
+      </w:r>
+      <w:r>
+        <w:rPr>
+          <w:rFonts w:ascii="Times New Roman" w:hAnsi="Times New Roman" w:cs="Times New Roman"/>
+          <w:b/>
+          <w:bCs/>
+        </w:rPr>
+        <w:t>Table: job_title</w:t>
+      </w:r>
+    </w:p>
+    <w:p>
+      <w:pPr>
+        <w:rPr>
+          <w:rFonts w:ascii="Times New Roman" w:hAnsi="Times New Roman" w:cs="Times New Roman"/>
+        </w:rPr>
+      </w:pPr>
+      <w:r>
+        <w:rPr>
+          <w:rFonts w:ascii="Times New Roman" w:hAnsi="Times New Roman" w:cs="Times New Roman"/>
+        </w:rPr>
+        <w:t>Description:</w:t>
+      </w:r>
+      <w:r>
+        <w:rPr>
+          <w:rFonts w:ascii="Times New Roman" w:hAnsi="Times New Roman" w:cs="Times New Roman"/>
+        </w:rPr>
+        <w:br/>
+        <w:t>The job_title table stores employee job roles separately to avoid repeating text values.</w:t>
+      </w:r>
+    </w:p>
+    <w:p>
+      <w:pPr>
+        <w:rPr>
+          <w:rFonts w:ascii="Times New Roman" w:hAnsi="Times New Roman" w:cs="Times New Roman"/>
+        </w:rPr>
+      </w:pPr>
+      <w:r>
+        <w:rPr>
+          <w:rFonts w:ascii="Times New Roman" w:hAnsi="Times New Roman" w:cs="Times New Roman"/>
+        </w:rPr>
+        <w:t>Relationship:</w:t>
+      </w:r>
+      <w:r>
+        <w:rPr>
+          <w:rFonts w:ascii="Times New Roman" w:hAnsi="Times New Roman" w:cs="Times New Roman"/>
+        </w:rPr>
+        <w:br/>
+        <w:t>One job title can belong to many employees.</w:t>
+      </w:r>
+    </w:p>
+    <w:tbl>
+      <w:tblPr>
+        <w:tblpPr w:leftFromText="180" w:rightFromText="180" w:vertAnchor="text" w:horzAnchor="margin" w:tblpX="-431" w:tblpY="296"/>
+        <w:tblW w:w="9783" w:type="dxa"/>
+        <w:tblBorders>
+          <w:top w:val="single" w:sz="4" w:space="0" w:color="76CDD8"/>
+          <w:left w:val="single" w:sz="4" w:space="0" w:color="76CDD8"/>
+          <w:bottom w:val="single" w:sz="4" w:space="0" w:color="76CDD8"/>
+          <w:right w:val="single" w:sz="4" w:space="0" w:color="76CDD8"/>
+          <w:insideH w:val="single" w:sz="4" w:space="0" w:color="76CDD8"/>
+          <w:insideV w:val="single" w:sz="4" w:space="0" w:color="76CDD8"/>
+        </w:tblBorders>
+        <w:tblLayout w:type="fixed"/>
+        <w:tblLook w:val="0000" w:firstRow="0" w:lastRow="0" w:firstColumn="0" w:lastColumn="0" w:noHBand="0" w:noVBand="0"/>
+      </w:tblPr>
+      <w:tblGrid>
+        <w:gridCol w:w="2769"/>
+        <w:gridCol w:w="2338"/>
+        <w:gridCol w:w="2407"/>
+        <w:gridCol w:w="2269"/>
+      </w:tblGrid>
+      <w:tr>
+        <w:trPr>
+          <w:trHeight w:val="387"/>
+        </w:trPr>
+        <w:tc>
+          <w:tcPr>
+            <w:tcW w:w="2769" w:type="dxa"/>
+            <w:shd w:val="clear" w:color="auto" w:fill="76CDD8"/>
+          </w:tcPr>
+          <w:p>
+            <w:pPr>
+              <w:pStyle w:val="BodyText"/>
+              <w:widowControl w:val="0"/>
+              <w:spacing w:line="360" w:lineRule="auto"/>
+              <w:jc w:val="center"/>
+              <w:rPr>
+                <w:rFonts w:ascii="Times New Roman" w:hAnsi="Times New Roman"/>
+                <w:color w:val="FFFFFF" w:themeColor="background1"/>
+                <w:sz w:val="18"/>
+                <w:szCs w:val="18"/>
+              </w:rPr>
+            </w:pPr>
+            <w:r>
+              <w:rPr>
+                <w:rFonts w:ascii="Times New Roman" w:hAnsi="Times New Roman"/>
+                <w:color w:val="FFFFFF" w:themeColor="background1"/>
+                <w:sz w:val="18"/>
+                <w:szCs w:val="18"/>
+              </w:rPr>
+              <w:t>Table Name</w:t>
+            </w:r>
+          </w:p>
+        </w:tc>
+        <w:tc>
+          <w:tcPr>
+            <w:tcW w:w="2338" w:type="dxa"/>
+            <w:shd w:val="clear" w:color="auto" w:fill="76CDD8"/>
+          </w:tcPr>
+          <w:p>
+            <w:pPr>
+              <w:pStyle w:val="BodyText"/>
+              <w:widowControl w:val="0"/>
+              <w:spacing w:line="360" w:lineRule="auto"/>
+              <w:jc w:val="center"/>
+              <w:rPr>
+                <w:rFonts w:ascii="Times New Roman" w:hAnsi="Times New Roman"/>
+                <w:color w:val="FFFFFF" w:themeColor="background1"/>
+                <w:sz w:val="18"/>
+                <w:szCs w:val="18"/>
+              </w:rPr>
+            </w:pPr>
+            <w:r>
+              <w:rPr>
+                <w:rFonts w:ascii="Times New Roman" w:hAnsi="Times New Roman"/>
+                <w:color w:val="FFFFFF" w:themeColor="background1"/>
+                <w:sz w:val="18"/>
+                <w:szCs w:val="18"/>
+              </w:rPr>
+              <w:t xml:space="preserve">Field name </w:t>
+            </w:r>
+          </w:p>
+        </w:tc>
+        <w:tc>
+          <w:tcPr>
+            <w:tcW w:w="2407" w:type="dxa"/>
+            <w:shd w:val="clear" w:color="auto" w:fill="76CDD8"/>
+          </w:tcPr>
+          <w:p>
+            <w:pPr>
+              <w:pStyle w:val="BodyText"/>
+              <w:widowControl w:val="0"/>
+              <w:spacing w:line="360" w:lineRule="auto"/>
+              <w:jc w:val="center"/>
+              <w:rPr>
+                <w:rFonts w:ascii="Times New Roman" w:hAnsi="Times New Roman"/>
+                <w:color w:val="FFFFFF" w:themeColor="background1"/>
+                <w:sz w:val="18"/>
+                <w:szCs w:val="18"/>
+              </w:rPr>
+            </w:pPr>
+            <w:r>
+              <w:rPr>
+                <w:rFonts w:ascii="Times New Roman" w:hAnsi="Times New Roman"/>
+                <w:color w:val="FFFFFF" w:themeColor="background1"/>
+                <w:sz w:val="18"/>
+                <w:szCs w:val="18"/>
+              </w:rPr>
+              <w:t>Field Description, constraint</w:t>
+            </w:r>
+          </w:p>
+        </w:tc>
+        <w:tc>
+          <w:tcPr>
+            <w:tcW w:w="2269" w:type="dxa"/>
+            <w:shd w:val="clear" w:color="auto" w:fill="76CDD8"/>
+          </w:tcPr>
+          <w:p>
+            <w:pPr>
+              <w:pStyle w:val="BodyText"/>
+              <w:widowControl w:val="0"/>
+              <w:spacing w:line="360" w:lineRule="auto"/>
+              <w:jc w:val="center"/>
+              <w:rPr>
+                <w:rFonts w:ascii="Times New Roman" w:hAnsi="Times New Roman"/>
+                <w:color w:val="FFFFFF" w:themeColor="background1"/>
+                <w:sz w:val="18"/>
+                <w:szCs w:val="18"/>
+              </w:rPr>
+            </w:pPr>
+            <w:r>
+              <w:rPr>
+                <w:rFonts w:ascii="Times New Roman" w:hAnsi="Times New Roman"/>
+                <w:color w:val="FFFFFF" w:themeColor="background1"/>
+                <w:sz w:val="18"/>
+                <w:szCs w:val="18"/>
+              </w:rPr>
+              <w:t xml:space="preserve">Data Type </w:t>
+            </w:r>
+          </w:p>
+        </w:tc>
+      </w:tr>
+      <w:tr>
+        <w:trPr>
+          <w:trHeight w:val="574"/>
+        </w:trPr>
+        <w:tc>
+          <w:tcPr>
+            <w:tcW w:w="2769" w:type="dxa"/>
+            <w:vMerge w:val="restart"/>
+          </w:tcPr>
+          <w:p>
+            <w:pPr>
+              <w:pStyle w:val="BodyText"/>
+              <w:rPr>
+                <w:rFonts w:ascii="Times New Roman" w:hAnsi="Times New Roman"/>
+              </w:rPr>
+            </w:pPr>
+            <w:r>
+              <w:rPr>
+                <w:rFonts w:ascii="Times New Roman" w:hAnsi="Times New Roman"/>
+              </w:rPr>
+              <w:t>job_title</w:t>
+            </w:r>
+          </w:p>
+        </w:tc>
+        <w:tc>
+          <w:tcPr>
+            <w:tcW w:w="2338" w:type="dxa"/>
+          </w:tcPr>
+          <w:p>
+            <w:pPr>
+              <w:pStyle w:val="BodyText"/>
+              <w:rPr>
+                <w:rFonts w:ascii="Times New Roman" w:hAnsi="Times New Roman"/>
+              </w:rPr>
+            </w:pPr>
+            <w:r>
+              <w:rPr>
+                <w:rFonts w:ascii="Times New Roman" w:hAnsi="Times New Roman"/>
+                <w:lang w:val="en-GB"/>
+              </w:rPr>
+              <w:t>job_title_id</w:t>
+            </w:r>
+          </w:p>
+        </w:tc>
+        <w:tc>
+          <w:tcPr>
+            <w:tcW w:w="2407" w:type="dxa"/>
+          </w:tcPr>
+          <w:p>
+            <w:pPr>
+              <w:pStyle w:val="BodyText"/>
+              <w:rPr>
+                <w:rFonts w:ascii="Times New Roman" w:hAnsi="Times New Roman"/>
+              </w:rPr>
+            </w:pPr>
+            <w:r>
+              <w:rPr>
+                <w:rFonts w:ascii="Times New Roman" w:hAnsi="Times New Roman"/>
+                <w:lang w:val="en-GB"/>
+              </w:rPr>
+              <w:t>unique identifier, PK</w:t>
+            </w:r>
+          </w:p>
+        </w:tc>
+        <w:tc>
+          <w:tcPr>
+            <w:tcW w:w="2269" w:type="dxa"/>
+          </w:tcPr>
+          <w:p>
+            <w:pPr>
+              <w:pStyle w:val="BodyText"/>
+              <w:rPr>
+                <w:rFonts w:ascii="Times New Roman" w:hAnsi="Times New Roman"/>
+              </w:rPr>
+            </w:pPr>
+            <w:r>
+              <w:rPr>
+                <w:rFonts w:ascii="Times New Roman" w:hAnsi="Times New Roman"/>
+                <w:lang w:val="en-GB"/>
+              </w:rPr>
+              <w:t>BIGINT</w:t>
+            </w:r>
+          </w:p>
+        </w:tc>
+      </w:tr>
+      <w:tr>
+        <w:trPr>
+          <w:trHeight w:val="490"/>
+        </w:trPr>
+        <w:tc>
+          <w:tcPr>
+            <w:tcW w:w="2769" w:type="dxa"/>
+            <w:vMerge/>
+          </w:tcPr>
+          <w:p>
+            <w:pPr>
+              <w:pStyle w:val="BodyText"/>
+              <w:rPr>
+                <w:rFonts w:ascii="Times New Roman" w:hAnsi="Times New Roman"/>
+              </w:rPr>
+            </w:pPr>
+          </w:p>
+        </w:tc>
+        <w:tc>
+          <w:tcPr>
+            <w:tcW w:w="2338" w:type="dxa"/>
+          </w:tcPr>
+          <w:p>
+            <w:pPr>
+              <w:pStyle w:val="BodyText"/>
+              <w:rPr>
+                <w:rFonts w:ascii="Times New Roman" w:hAnsi="Times New Roman"/>
+              </w:rPr>
+            </w:pPr>
+            <w:r>
+              <w:rPr>
+                <w:rFonts w:ascii="Times New Roman" w:hAnsi="Times New Roman"/>
+                <w:lang w:val="en-GB"/>
+              </w:rPr>
+              <w:t>job_title_name</w:t>
+            </w:r>
+          </w:p>
+        </w:tc>
+        <w:tc>
+          <w:tcPr>
+            <w:tcW w:w="2407" w:type="dxa"/>
+          </w:tcPr>
+          <w:p>
+            <w:pPr>
+              <w:pStyle w:val="BodyText"/>
+              <w:rPr>
+                <w:rFonts w:ascii="Times New Roman" w:hAnsi="Times New Roman"/>
+              </w:rPr>
+            </w:pPr>
+            <w:r>
+              <w:rPr>
+                <w:rFonts w:ascii="Times New Roman" w:hAnsi="Times New Roman"/>
+                <w:lang w:val="en-GB"/>
+              </w:rPr>
+              <w:t>job title name, NOT NULL, UNIQUE</w:t>
+            </w:r>
+          </w:p>
+        </w:tc>
+        <w:tc>
+          <w:tcPr>
+            <w:tcW w:w="2269" w:type="dxa"/>
+          </w:tcPr>
+          <w:p>
+            <w:pPr>
+              <w:pStyle w:val="BodyText"/>
+              <w:rPr>
+                <w:rFonts w:ascii="Times New Roman" w:hAnsi="Times New Roman"/>
+              </w:rPr>
+            </w:pPr>
+            <w:r>
+              <w:rPr>
+                <w:rFonts w:ascii="Times New Roman" w:hAnsi="Times New Roman"/>
+                <w:lang w:val="en-GB"/>
+              </w:rPr>
+              <w:t>VARCHAR(</w:t>
+            </w:r>
+            <w:r>
+              <w:rPr>
+                <w:rFonts w:ascii="Times New Roman" w:hAnsi="Times New Roman"/>
+                <w:lang w:val="en-GB"/>
+              </w:rPr>
+              <w:t>50</w:t>
+            </w:r>
+            <w:r>
+              <w:rPr>
+                <w:rFonts w:ascii="Times New Roman" w:hAnsi="Times New Roman"/>
+                <w:lang w:val="en-GB"/>
+              </w:rPr>
+              <w:t>)</w:t>
+            </w:r>
+          </w:p>
+        </w:tc>
+      </w:tr>
+      <w:tr>
+        <w:trPr>
+          <w:trHeight w:val="574"/>
+        </w:trPr>
+        <w:tc>
+          <w:tcPr>
+            <w:tcW w:w="2769" w:type="dxa"/>
+            <w:vMerge/>
+          </w:tcPr>
+          <w:p>
+            <w:pPr>
+              <w:pStyle w:val="BodyText"/>
+              <w:rPr>
+                <w:rFonts w:ascii="Times New Roman" w:hAnsi="Times New Roman"/>
+              </w:rPr>
+            </w:pPr>
+          </w:p>
+        </w:tc>
+        <w:tc>
+          <w:tcPr>
+            <w:tcW w:w="2338" w:type="dxa"/>
+          </w:tcPr>
+          <w:p>
+            <w:pPr>
+              <w:pStyle w:val="BodyText"/>
+              <w:rPr>
+                <w:rFonts w:ascii="Times New Roman" w:hAnsi="Times New Roman"/>
+              </w:rPr>
+            </w:pPr>
+            <w:r>
+              <w:rPr>
+                <w:rFonts w:ascii="Times New Roman" w:hAnsi="Times New Roman"/>
+                <w:lang w:val="en-GB"/>
+              </w:rPr>
+              <w:t>created_at</w:t>
+            </w:r>
+          </w:p>
+        </w:tc>
+        <w:tc>
+          <w:tcPr>
+            <w:tcW w:w="2407" w:type="dxa"/>
+          </w:tcPr>
+          <w:p>
+            <w:pPr>
+              <w:pStyle w:val="BodyText"/>
+              <w:rPr>
+                <w:rFonts w:ascii="Times New Roman" w:hAnsi="Times New Roman"/>
+              </w:rPr>
+            </w:pPr>
+            <w:r>
+              <w:rPr>
+                <w:rFonts w:ascii="Times New Roman" w:hAnsi="Times New Roman"/>
+                <w:lang w:val="en-GB"/>
+              </w:rPr>
+              <w:t>record creation timestamp, DEFAULT CURRENT_TIMESTAMP</w:t>
+            </w:r>
+          </w:p>
+        </w:tc>
+        <w:tc>
+          <w:tcPr>
+            <w:tcW w:w="2269" w:type="dxa"/>
+          </w:tcPr>
+          <w:p>
+            <w:pPr>
+              <w:pStyle w:val="BodyText"/>
+              <w:rPr>
+                <w:rFonts w:ascii="Times New Roman" w:hAnsi="Times New Roman"/>
+              </w:rPr>
+            </w:pPr>
+            <w:r>
+              <w:rPr>
+                <w:rFonts w:ascii="Times New Roman" w:hAnsi="Times New Roman"/>
+              </w:rPr>
+              <w:t>TIMESTAMP</w:t>
+            </w:r>
+          </w:p>
+        </w:tc>
+      </w:tr>
+    </w:tbl>
+    <w:p>
+      <w:pPr>
+        <w:rPr>
+          <w:rFonts w:ascii="Times New Roman" w:hAnsi="Times New Roman" w:cs="Times New Roman"/>
+          <w:b/>
+          <w:bCs/>
+        </w:rPr>
+      </w:pPr>
+    </w:p>
+    <w:p>
+      <w:pPr>
+        <w:rPr>
+          <w:rFonts w:ascii="Times New Roman" w:hAnsi="Times New Roman" w:cs="Times New Roman"/>
+          <w:b/>
+          <w:bCs/>
+        </w:rPr>
+      </w:pPr>
+    </w:p>
+    <w:p>
+      <w:pPr>
+        <w:rPr>
+          <w:rFonts w:ascii="Times New Roman" w:hAnsi="Times New Roman" w:cs="Times New Roman"/>
+          <w:b/>
+          <w:bCs/>
+        </w:rPr>
+      </w:pPr>
+      <w:r>
+        <w:rPr>
+          <w:rFonts w:ascii="Times New Roman" w:hAnsi="Times New Roman" w:cs="Times New Roman"/>
+          <w:b/>
+          <w:bCs/>
+        </w:rPr>
+        <w:t xml:space="preserve">11. </w:t>
+      </w:r>
+      <w:r>
+        <w:rPr>
+          <w:rFonts w:ascii="Times New Roman" w:hAnsi="Times New Roman" w:cs="Times New Roman"/>
+          <w:b/>
+          <w:bCs/>
+        </w:rPr>
+        <w:t>Table: brand</w:t>
+      </w:r>
+    </w:p>
+    <w:p>
+      <w:pPr>
+        <w:rPr>
+          <w:rFonts w:ascii="Times New Roman" w:hAnsi="Times New Roman" w:cs="Times New Roman"/>
+        </w:rPr>
+      </w:pPr>
+      <w:r>
+        <w:rPr>
+          <w:rFonts w:ascii="Times New Roman" w:hAnsi="Times New Roman" w:cs="Times New Roman"/>
+        </w:rPr>
+        <w:t>Description:</w:t>
+      </w:r>
+      <w:r>
+        <w:rPr>
+          <w:rFonts w:ascii="Times New Roman" w:hAnsi="Times New Roman" w:cs="Times New Roman"/>
+        </w:rPr>
+        <w:br/>
+        <w:t>The brand table stores product brand names separately.</w:t>
+      </w:r>
+    </w:p>
+    <w:p>
+      <w:pPr>
+        <w:rPr>
+          <w:rFonts w:ascii="Times New Roman" w:hAnsi="Times New Roman" w:cs="Times New Roman"/>
+        </w:rPr>
+      </w:pPr>
+      <w:r>
+        <w:rPr>
+          <w:rFonts w:ascii="Times New Roman" w:hAnsi="Times New Roman" w:cs="Times New Roman"/>
+        </w:rPr>
+        <w:t>Relationship:</w:t>
+      </w:r>
+      <w:r>
+        <w:rPr>
+          <w:rFonts w:ascii="Times New Roman" w:hAnsi="Times New Roman" w:cs="Times New Roman"/>
+        </w:rPr>
+        <w:br/>
+        <w:t>One brand can have many product models.</w:t>
+      </w:r>
+    </w:p>
+    <w:tbl>
+      <w:tblPr>
+        <w:tblpPr w:leftFromText="180" w:rightFromText="180" w:vertAnchor="text" w:horzAnchor="margin" w:tblpX="-431" w:tblpY="296"/>
+        <w:tblW w:w="9783" w:type="dxa"/>
+        <w:tblBorders>
+          <w:top w:val="single" w:sz="4" w:space="0" w:color="76CDD8"/>
+          <w:left w:val="single" w:sz="4" w:space="0" w:color="76CDD8"/>
+          <w:bottom w:val="single" w:sz="4" w:space="0" w:color="76CDD8"/>
+          <w:right w:val="single" w:sz="4" w:space="0" w:color="76CDD8"/>
+          <w:insideH w:val="single" w:sz="4" w:space="0" w:color="76CDD8"/>
+          <w:insideV w:val="single" w:sz="4" w:space="0" w:color="76CDD8"/>
+        </w:tblBorders>
+        <w:tblLayout w:type="fixed"/>
+        <w:tblLook w:val="0000" w:firstRow="0" w:lastRow="0" w:firstColumn="0" w:lastColumn="0" w:noHBand="0" w:noVBand="0"/>
+      </w:tblPr>
+      <w:tblGrid>
+        <w:gridCol w:w="2769"/>
+        <w:gridCol w:w="2338"/>
+        <w:gridCol w:w="2407"/>
+        <w:gridCol w:w="2269"/>
+      </w:tblGrid>
+      <w:tr>
+        <w:trPr>
+          <w:trHeight w:val="387"/>
+        </w:trPr>
+        <w:tc>
+          <w:tcPr>
+            <w:tcW w:w="2769" w:type="dxa"/>
+            <w:shd w:val="clear" w:color="auto" w:fill="76CDD8"/>
+          </w:tcPr>
+          <w:p>
+            <w:pPr>
+              <w:pStyle w:val="BodyText"/>
+              <w:widowControl w:val="0"/>
+              <w:spacing w:line="360" w:lineRule="auto"/>
+              <w:jc w:val="center"/>
+              <w:rPr>
+                <w:rFonts w:ascii="Times New Roman" w:hAnsi="Times New Roman"/>
+                <w:color w:val="FFFFFF" w:themeColor="background1"/>
+                <w:sz w:val="18"/>
+                <w:szCs w:val="18"/>
+              </w:rPr>
+            </w:pPr>
+            <w:r>
+              <w:rPr>
+                <w:rFonts w:ascii="Times New Roman" w:hAnsi="Times New Roman"/>
+                <w:color w:val="FFFFFF" w:themeColor="background1"/>
+                <w:sz w:val="18"/>
+                <w:szCs w:val="18"/>
+              </w:rPr>
+              <w:t>Table Name</w:t>
+            </w:r>
+          </w:p>
+        </w:tc>
+        <w:tc>
+          <w:tcPr>
+            <w:tcW w:w="2338" w:type="dxa"/>
+            <w:shd w:val="clear" w:color="auto" w:fill="76CDD8"/>
+          </w:tcPr>
+          <w:p>
+            <w:pPr>
+              <w:pStyle w:val="BodyText"/>
+              <w:widowControl w:val="0"/>
+              <w:spacing w:line="360" w:lineRule="auto"/>
+              <w:jc w:val="center"/>
+              <w:rPr>
+                <w:rFonts w:ascii="Times New Roman" w:hAnsi="Times New Roman"/>
+                <w:color w:val="FFFFFF" w:themeColor="background1"/>
+                <w:sz w:val="18"/>
+                <w:szCs w:val="18"/>
+              </w:rPr>
+            </w:pPr>
+            <w:r>
+              <w:rPr>
+                <w:rFonts w:ascii="Times New Roman" w:hAnsi="Times New Roman"/>
+                <w:color w:val="FFFFFF" w:themeColor="background1"/>
+                <w:sz w:val="18"/>
+                <w:szCs w:val="18"/>
+              </w:rPr>
+              <w:t xml:space="preserve">Field name </w:t>
+            </w:r>
+          </w:p>
+        </w:tc>
+        <w:tc>
+          <w:tcPr>
+            <w:tcW w:w="2407" w:type="dxa"/>
+            <w:shd w:val="clear" w:color="auto" w:fill="76CDD8"/>
+          </w:tcPr>
+          <w:p>
+            <w:pPr>
+              <w:pStyle w:val="BodyText"/>
+              <w:widowControl w:val="0"/>
+              <w:spacing w:line="360" w:lineRule="auto"/>
+              <w:jc w:val="center"/>
+              <w:rPr>
+                <w:rFonts w:ascii="Times New Roman" w:hAnsi="Times New Roman"/>
+                <w:color w:val="FFFFFF" w:themeColor="background1"/>
+                <w:sz w:val="18"/>
+                <w:szCs w:val="18"/>
+              </w:rPr>
+            </w:pPr>
+            <w:r>
+              <w:rPr>
+                <w:rFonts w:ascii="Times New Roman" w:hAnsi="Times New Roman"/>
+                <w:color w:val="FFFFFF" w:themeColor="background1"/>
+                <w:sz w:val="18"/>
+                <w:szCs w:val="18"/>
+              </w:rPr>
+              <w:t>Field Description, constraint</w:t>
+            </w:r>
+          </w:p>
+        </w:tc>
+        <w:tc>
+          <w:tcPr>
+            <w:tcW w:w="2269" w:type="dxa"/>
+            <w:shd w:val="clear" w:color="auto" w:fill="76CDD8"/>
+          </w:tcPr>
+          <w:p>
+            <w:pPr>
+              <w:pStyle w:val="BodyText"/>
+              <w:widowControl w:val="0"/>
+              <w:spacing w:line="360" w:lineRule="auto"/>
+              <w:jc w:val="center"/>
+              <w:rPr>
+                <w:rFonts w:ascii="Times New Roman" w:hAnsi="Times New Roman"/>
+                <w:color w:val="FFFFFF" w:themeColor="background1"/>
+                <w:sz w:val="18"/>
+                <w:szCs w:val="18"/>
+              </w:rPr>
+            </w:pPr>
+            <w:r>
+              <w:rPr>
+                <w:rFonts w:ascii="Times New Roman" w:hAnsi="Times New Roman"/>
+                <w:color w:val="FFFFFF" w:themeColor="background1"/>
+                <w:sz w:val="18"/>
+                <w:szCs w:val="18"/>
+              </w:rPr>
+              <w:t xml:space="preserve">Data Type </w:t>
+            </w:r>
+          </w:p>
+        </w:tc>
+      </w:tr>
+      <w:tr>
+        <w:trPr>
+          <w:trHeight w:val="574"/>
+        </w:trPr>
+        <w:tc>
+          <w:tcPr>
+            <w:tcW w:w="2769" w:type="dxa"/>
+            <w:vMerge w:val="restart"/>
+          </w:tcPr>
+          <w:p>
+            <w:pPr>
+              <w:pStyle w:val="BodyText"/>
+              <w:rPr>
+                <w:rFonts w:ascii="Times New Roman" w:hAnsi="Times New Roman"/>
+              </w:rPr>
+            </w:pPr>
+            <w:r>
+              <w:rPr>
+                <w:rFonts w:ascii="Times New Roman" w:hAnsi="Times New Roman"/>
+              </w:rPr>
+              <w:t>brand</w:t>
+            </w:r>
+          </w:p>
+        </w:tc>
+        <w:tc>
+          <w:tcPr>
+            <w:tcW w:w="2338" w:type="dxa"/>
+          </w:tcPr>
+          <w:p>
+            <w:pPr>
+              <w:pStyle w:val="BodyText"/>
+              <w:rPr>
+                <w:rFonts w:ascii="Times New Roman" w:hAnsi="Times New Roman"/>
+              </w:rPr>
+            </w:pPr>
+            <w:r>
+              <w:rPr>
+                <w:rFonts w:ascii="Times New Roman" w:hAnsi="Times New Roman"/>
+                <w:lang w:val="en-GB"/>
+              </w:rPr>
+              <w:t>brand</w:t>
+            </w:r>
+            <w:r>
+              <w:rPr>
+                <w:rFonts w:ascii="Times New Roman" w:hAnsi="Times New Roman"/>
+                <w:lang w:val="en-GB"/>
+              </w:rPr>
+              <w:t>_id</w:t>
+            </w:r>
+          </w:p>
+        </w:tc>
+        <w:tc>
+          <w:tcPr>
+            <w:tcW w:w="2407" w:type="dxa"/>
+          </w:tcPr>
+          <w:p>
+            <w:pPr>
+              <w:pStyle w:val="BodyText"/>
+              <w:rPr>
+                <w:rFonts w:ascii="Times New Roman" w:hAnsi="Times New Roman"/>
+              </w:rPr>
+            </w:pPr>
+            <w:r>
+              <w:rPr>
+                <w:rFonts w:ascii="Times New Roman" w:hAnsi="Times New Roman"/>
+                <w:lang w:val="en-GB"/>
+              </w:rPr>
+              <w:t>unique identifier, PK</w:t>
+            </w:r>
+          </w:p>
+        </w:tc>
+        <w:tc>
+          <w:tcPr>
+            <w:tcW w:w="2269" w:type="dxa"/>
+          </w:tcPr>
+          <w:p>
+            <w:pPr>
+              <w:pStyle w:val="BodyText"/>
+              <w:rPr>
+                <w:rFonts w:ascii="Times New Roman" w:hAnsi="Times New Roman"/>
+              </w:rPr>
+            </w:pPr>
+            <w:r>
+              <w:rPr>
+                <w:rFonts w:ascii="Times New Roman" w:hAnsi="Times New Roman"/>
+                <w:lang w:val="en-GB"/>
+              </w:rPr>
+              <w:t>BIGINT</w:t>
+            </w:r>
+          </w:p>
+        </w:tc>
+      </w:tr>
+      <w:tr>
+        <w:trPr>
+          <w:trHeight w:val="490"/>
+        </w:trPr>
+        <w:tc>
+          <w:tcPr>
+            <w:tcW w:w="2769" w:type="dxa"/>
+            <w:vMerge/>
+          </w:tcPr>
+          <w:p>
+            <w:pPr>
+              <w:pStyle w:val="BodyText"/>
+              <w:rPr>
+                <w:rFonts w:ascii="Times New Roman" w:hAnsi="Times New Roman"/>
+              </w:rPr>
+            </w:pPr>
+          </w:p>
+        </w:tc>
+        <w:tc>
+          <w:tcPr>
+            <w:tcW w:w="2338" w:type="dxa"/>
+          </w:tcPr>
+          <w:p>
+            <w:pPr>
+              <w:pStyle w:val="BodyText"/>
+              <w:rPr>
+                <w:rFonts w:ascii="Times New Roman" w:hAnsi="Times New Roman"/>
+              </w:rPr>
+            </w:pPr>
+            <w:r>
+              <w:rPr>
+                <w:rFonts w:ascii="Times New Roman" w:hAnsi="Times New Roman"/>
+                <w:lang w:val="en-GB"/>
+              </w:rPr>
+              <w:t>brand</w:t>
+            </w:r>
+            <w:r>
+              <w:rPr>
+                <w:rFonts w:ascii="Times New Roman" w:hAnsi="Times New Roman"/>
+                <w:lang w:val="en-GB"/>
+              </w:rPr>
+              <w:t>_name</w:t>
+            </w:r>
+          </w:p>
+        </w:tc>
+        <w:tc>
+          <w:tcPr>
+            <w:tcW w:w="2407" w:type="dxa"/>
+          </w:tcPr>
+          <w:p>
+            <w:pPr>
+              <w:pStyle w:val="BodyText"/>
+              <w:rPr>
+                <w:rFonts w:ascii="Times New Roman" w:hAnsi="Times New Roman"/>
+              </w:rPr>
+            </w:pPr>
+            <w:r>
+              <w:rPr>
+                <w:rFonts w:ascii="Times New Roman" w:hAnsi="Times New Roman"/>
+                <w:lang w:val="en-GB"/>
+              </w:rPr>
+              <w:t>brand</w:t>
+            </w:r>
+            <w:r>
+              <w:rPr>
+                <w:rFonts w:ascii="Times New Roman" w:hAnsi="Times New Roman"/>
+                <w:lang w:val="en-GB"/>
+              </w:rPr>
+              <w:t xml:space="preserve"> name, NOT NULL, UNIQUE</w:t>
+            </w:r>
+          </w:p>
+        </w:tc>
+        <w:tc>
+          <w:tcPr>
+            <w:tcW w:w="2269" w:type="dxa"/>
+          </w:tcPr>
+          <w:p>
+            <w:pPr>
+              <w:pStyle w:val="BodyText"/>
+              <w:rPr>
+                <w:rFonts w:ascii="Times New Roman" w:hAnsi="Times New Roman"/>
+              </w:rPr>
+            </w:pPr>
+            <w:r>
+              <w:rPr>
+                <w:rFonts w:ascii="Times New Roman" w:hAnsi="Times New Roman"/>
+                <w:lang w:val="en-GB"/>
+              </w:rPr>
+              <w:t>VARCHAR(</w:t>
+            </w:r>
+            <w:r>
+              <w:rPr>
+                <w:rFonts w:ascii="Times New Roman" w:hAnsi="Times New Roman"/>
+                <w:lang w:val="en-GB"/>
+              </w:rPr>
+              <w:t>100</w:t>
+            </w:r>
+            <w:r>
+              <w:rPr>
+                <w:rFonts w:ascii="Times New Roman" w:hAnsi="Times New Roman"/>
+                <w:lang w:val="en-GB"/>
+              </w:rPr>
+              <w:t>)</w:t>
+            </w:r>
+          </w:p>
+        </w:tc>
+      </w:tr>
+      <w:tr>
+        <w:trPr>
+          <w:trHeight w:val="574"/>
+        </w:trPr>
+        <w:tc>
+          <w:tcPr>
+            <w:tcW w:w="2769" w:type="dxa"/>
+            <w:vMerge/>
+          </w:tcPr>
+          <w:p>
+            <w:pPr>
+              <w:pStyle w:val="BodyText"/>
+              <w:rPr>
+                <w:rFonts w:ascii="Times New Roman" w:hAnsi="Times New Roman"/>
+              </w:rPr>
+            </w:pPr>
+          </w:p>
+        </w:tc>
+        <w:tc>
+          <w:tcPr>
+            <w:tcW w:w="2338" w:type="dxa"/>
+          </w:tcPr>
+          <w:p>
+            <w:pPr>
+              <w:pStyle w:val="BodyText"/>
+              <w:rPr>
+                <w:rFonts w:ascii="Times New Roman" w:hAnsi="Times New Roman"/>
+              </w:rPr>
+            </w:pPr>
+            <w:r>
+              <w:rPr>
+                <w:rFonts w:ascii="Times New Roman" w:hAnsi="Times New Roman"/>
+                <w:lang w:val="en-GB"/>
+              </w:rPr>
+              <w:t>created_at</w:t>
+            </w:r>
+          </w:p>
+        </w:tc>
+        <w:tc>
+          <w:tcPr>
+            <w:tcW w:w="2407" w:type="dxa"/>
+          </w:tcPr>
+          <w:p>
+            <w:pPr>
+              <w:pStyle w:val="BodyText"/>
+              <w:rPr>
+                <w:rFonts w:ascii="Times New Roman" w:hAnsi="Times New Roman"/>
+              </w:rPr>
+            </w:pPr>
+            <w:r>
+              <w:rPr>
+                <w:rFonts w:ascii="Times New Roman" w:hAnsi="Times New Roman"/>
+                <w:lang w:val="en-GB"/>
+              </w:rPr>
+              <w:t>record creation timestamp, DEFAULT CURRENT_TIMESTAMP</w:t>
+            </w:r>
+          </w:p>
+        </w:tc>
+        <w:tc>
+          <w:tcPr>
+            <w:tcW w:w="2269" w:type="dxa"/>
+          </w:tcPr>
+          <w:p>
+            <w:pPr>
+              <w:pStyle w:val="BodyText"/>
+              <w:rPr>
+                <w:rFonts w:ascii="Times New Roman" w:hAnsi="Times New Roman"/>
+              </w:rPr>
+            </w:pPr>
+            <w:r>
+              <w:rPr>
+                <w:rFonts w:ascii="Times New Roman" w:hAnsi="Times New Roman"/>
+              </w:rPr>
+              <w:t>TIMESTAMP</w:t>
+            </w:r>
+          </w:p>
+        </w:tc>
+      </w:tr>
+    </w:tbl>
+    <w:p>
+      <w:pPr>
+        <w:rPr>
+          <w:rFonts w:ascii="Times New Roman" w:hAnsi="Times New Roman" w:cs="Times New Roman"/>
+          <w:b/>
+          <w:bCs/>
+        </w:rPr>
+      </w:pPr>
+    </w:p>
+    <w:p>
+      <w:pPr>
+        <w:rPr>
+          <w:rFonts w:ascii="Times New Roman" w:hAnsi="Times New Roman" w:cs="Times New Roman"/>
+          <w:b/>
+          <w:bCs/>
+        </w:rPr>
+      </w:pPr>
+    </w:p>
+    <w:p>
+      <w:pPr>
+        <w:rPr>
+          <w:rFonts w:ascii="Times New Roman" w:hAnsi="Times New Roman" w:cs="Times New Roman"/>
+          <w:b/>
+          <w:bCs/>
+        </w:rPr>
+      </w:pPr>
+    </w:p>
+    <w:p>
+      <w:pPr>
+        <w:rPr>
+          <w:rFonts w:ascii="Times New Roman" w:hAnsi="Times New Roman" w:cs="Times New Roman"/>
+          <w:b/>
+          <w:bCs/>
+        </w:rPr>
+      </w:pPr>
+      <w:r>
+        <w:rPr>
+          <w:rFonts w:ascii="Times New Roman" w:hAnsi="Times New Roman" w:cs="Times New Roman"/>
+          <w:b/>
+          <w:bCs/>
+        </w:rPr>
+        <w:t xml:space="preserve">12. </w:t>
+      </w:r>
+      <w:r>
+        <w:rPr>
+          <w:rFonts w:ascii="Times New Roman" w:hAnsi="Times New Roman" w:cs="Times New Roman"/>
+          <w:b/>
+          <w:bCs/>
+        </w:rPr>
+        <w:t>Table: product_model</w:t>
+      </w:r>
+    </w:p>
+    <w:p>
+      <w:pPr>
+        <w:rPr>
+          <w:rFonts w:ascii="Times New Roman" w:hAnsi="Times New Roman" w:cs="Times New Roman"/>
+        </w:rPr>
+      </w:pPr>
+      <w:r>
+        <w:rPr>
+          <w:rFonts w:ascii="Times New Roman" w:hAnsi="Times New Roman" w:cs="Times New Roman"/>
+        </w:rPr>
+        <w:t>Description:</w:t>
+      </w:r>
+      <w:r>
+        <w:rPr>
+          <w:rFonts w:ascii="Times New Roman" w:hAnsi="Times New Roman" w:cs="Times New Roman"/>
+        </w:rPr>
+        <w:br/>
+        <w:t>The product_model table stores model-level information, including warranty.</w:t>
+      </w:r>
+    </w:p>
+    <w:p>
+      <w:pPr>
+        <w:rPr>
+          <w:rFonts w:ascii="Times New Roman" w:hAnsi="Times New Roman" w:cs="Times New Roman"/>
+        </w:rPr>
+      </w:pPr>
+      <w:r>
+        <w:rPr>
+          <w:rFonts w:ascii="Times New Roman" w:hAnsi="Times New Roman" w:cs="Times New Roman"/>
+        </w:rPr>
+        <w:t>Relationship:</w:t>
+      </w:r>
+      <w:r>
+        <w:rPr>
+          <w:rFonts w:ascii="Times New Roman" w:hAnsi="Times New Roman" w:cs="Times New Roman"/>
+        </w:rPr>
+        <w:br/>
+        <w:t>One brand can have many models. One model can be used in products.</w:t>
+      </w:r>
+    </w:p>
+    <w:tbl>
+      <w:tblPr>
+        <w:tblpPr w:leftFromText="180" w:rightFromText="180" w:vertAnchor="text" w:horzAnchor="margin" w:tblpX="-431" w:tblpY="296"/>
+        <w:tblW w:w="9783" w:type="dxa"/>
+        <w:tblBorders>
+          <w:top w:val="single" w:sz="4" w:space="0" w:color="76CDD8"/>
+          <w:left w:val="single" w:sz="4" w:space="0" w:color="76CDD8"/>
+          <w:bottom w:val="single" w:sz="4" w:space="0" w:color="76CDD8"/>
+          <w:right w:val="single" w:sz="4" w:space="0" w:color="76CDD8"/>
+          <w:insideH w:val="single" w:sz="4" w:space="0" w:color="76CDD8"/>
+          <w:insideV w:val="single" w:sz="4" w:space="0" w:color="76CDD8"/>
+        </w:tblBorders>
+        <w:tblLayout w:type="fixed"/>
+        <w:tblLook w:val="0000" w:firstRow="0" w:lastRow="0" w:firstColumn="0" w:lastColumn="0" w:noHBand="0" w:noVBand="0"/>
+      </w:tblPr>
+      <w:tblGrid>
+        <w:gridCol w:w="2769"/>
+        <w:gridCol w:w="2338"/>
+        <w:gridCol w:w="2407"/>
+        <w:gridCol w:w="2269"/>
+      </w:tblGrid>
+      <w:tr>
+        <w:trPr>
+          <w:trHeight w:val="387"/>
+        </w:trPr>
+        <w:tc>
+          <w:tcPr>
+            <w:tcW w:w="2769" w:type="dxa"/>
+            <w:shd w:val="clear" w:color="auto" w:fill="76CDD8"/>
+          </w:tcPr>
+          <w:p>
+            <w:pPr>
+              <w:pStyle w:val="BodyText"/>
+              <w:widowControl w:val="0"/>
+              <w:spacing w:line="360" w:lineRule="auto"/>
+              <w:jc w:val="center"/>
+              <w:rPr>
+                <w:rFonts w:ascii="Times New Roman" w:hAnsi="Times New Roman"/>
+                <w:color w:val="FFFFFF" w:themeColor="background1"/>
+                <w:sz w:val="18"/>
+                <w:szCs w:val="18"/>
+              </w:rPr>
+            </w:pPr>
+            <w:r>
+              <w:rPr>
+                <w:rFonts w:ascii="Times New Roman" w:hAnsi="Times New Roman"/>
+                <w:color w:val="FFFFFF" w:themeColor="background1"/>
+                <w:sz w:val="18"/>
+                <w:szCs w:val="18"/>
+              </w:rPr>
+              <w:t>Table Name</w:t>
+            </w:r>
+          </w:p>
+        </w:tc>
+        <w:tc>
+          <w:tcPr>
+            <w:tcW w:w="2338" w:type="dxa"/>
+            <w:shd w:val="clear" w:color="auto" w:fill="76CDD8"/>
+          </w:tcPr>
+          <w:p>
+            <w:pPr>
+              <w:pStyle w:val="BodyText"/>
+              <w:widowControl w:val="0"/>
+              <w:spacing w:line="360" w:lineRule="auto"/>
+              <w:jc w:val="center"/>
+              <w:rPr>
+                <w:rFonts w:ascii="Times New Roman" w:hAnsi="Times New Roman"/>
+                <w:color w:val="FFFFFF" w:themeColor="background1"/>
+                <w:sz w:val="18"/>
+                <w:szCs w:val="18"/>
+              </w:rPr>
+            </w:pPr>
+            <w:r>
+              <w:rPr>
+                <w:rFonts w:ascii="Times New Roman" w:hAnsi="Times New Roman"/>
+                <w:color w:val="FFFFFF" w:themeColor="background1"/>
+                <w:sz w:val="18"/>
+                <w:szCs w:val="18"/>
+              </w:rPr>
+              <w:t xml:space="preserve">Field name </w:t>
+            </w:r>
+          </w:p>
+        </w:tc>
+        <w:tc>
+          <w:tcPr>
+            <w:tcW w:w="2407" w:type="dxa"/>
+            <w:shd w:val="clear" w:color="auto" w:fill="76CDD8"/>
+          </w:tcPr>
+          <w:p>
+            <w:pPr>
+              <w:pStyle w:val="BodyText"/>
+              <w:widowControl w:val="0"/>
+              <w:spacing w:line="360" w:lineRule="auto"/>
+              <w:jc w:val="center"/>
+              <w:rPr>
+                <w:rFonts w:ascii="Times New Roman" w:hAnsi="Times New Roman"/>
+                <w:color w:val="FFFFFF" w:themeColor="background1"/>
+                <w:sz w:val="18"/>
+                <w:szCs w:val="18"/>
+              </w:rPr>
+            </w:pPr>
+            <w:r>
+              <w:rPr>
+                <w:rFonts w:ascii="Times New Roman" w:hAnsi="Times New Roman"/>
+                <w:color w:val="FFFFFF" w:themeColor="background1"/>
+                <w:sz w:val="18"/>
+                <w:szCs w:val="18"/>
+              </w:rPr>
+              <w:t>Field Description, constraint</w:t>
+            </w:r>
+          </w:p>
+        </w:tc>
+        <w:tc>
+          <w:tcPr>
+            <w:tcW w:w="2269" w:type="dxa"/>
+            <w:shd w:val="clear" w:color="auto" w:fill="76CDD8"/>
+          </w:tcPr>
+          <w:p>
+            <w:pPr>
+              <w:pStyle w:val="BodyText"/>
+              <w:widowControl w:val="0"/>
+              <w:spacing w:line="360" w:lineRule="auto"/>
+              <w:jc w:val="center"/>
+              <w:rPr>
+                <w:rFonts w:ascii="Times New Roman" w:hAnsi="Times New Roman"/>
+                <w:color w:val="FFFFFF" w:themeColor="background1"/>
+                <w:sz w:val="18"/>
+                <w:szCs w:val="18"/>
+              </w:rPr>
+            </w:pPr>
+            <w:r>
+              <w:rPr>
+                <w:rFonts w:ascii="Times New Roman" w:hAnsi="Times New Roman"/>
+                <w:color w:val="FFFFFF" w:themeColor="background1"/>
+                <w:sz w:val="18"/>
+                <w:szCs w:val="18"/>
+              </w:rPr>
+              <w:t xml:space="preserve">Data Type </w:t>
+            </w:r>
+          </w:p>
+        </w:tc>
+      </w:tr>
+      <w:tr>
+        <w:trPr>
+          <w:trHeight w:val="574"/>
+        </w:trPr>
+        <w:tc>
+          <w:tcPr>
+            <w:tcW w:w="2769" w:type="dxa"/>
+            <w:vMerge w:val="restart"/>
+          </w:tcPr>
+          <w:p>
+            <w:pPr>
+              <w:pStyle w:val="BodyText"/>
+              <w:rPr>
+                <w:rFonts w:ascii="Times New Roman" w:hAnsi="Times New Roman"/>
+              </w:rPr>
+            </w:pPr>
+            <w:r>
+              <w:rPr>
+                <w:rFonts w:ascii="Times New Roman" w:hAnsi="Times New Roman"/>
+              </w:rPr>
+              <w:lastRenderedPageBreak/>
+              <w:t>product_model</w:t>
+            </w:r>
+          </w:p>
+        </w:tc>
+        <w:tc>
+          <w:tcPr>
+            <w:tcW w:w="2338" w:type="dxa"/>
+          </w:tcPr>
+          <w:p>
+            <w:pPr>
+              <w:pStyle w:val="BodyText"/>
+              <w:rPr>
+                <w:rFonts w:ascii="Times New Roman" w:hAnsi="Times New Roman"/>
+              </w:rPr>
+            </w:pPr>
+            <w:r>
+              <w:rPr>
+                <w:rFonts w:ascii="Times New Roman" w:hAnsi="Times New Roman"/>
+                <w:lang w:val="en-GB"/>
+              </w:rPr>
+              <w:t>product_model_id</w:t>
+            </w:r>
+          </w:p>
+        </w:tc>
+        <w:tc>
+          <w:tcPr>
+            <w:tcW w:w="2407" w:type="dxa"/>
+          </w:tcPr>
+          <w:p>
+            <w:pPr>
+              <w:pStyle w:val="BodyText"/>
+              <w:rPr>
+                <w:rFonts w:ascii="Times New Roman" w:hAnsi="Times New Roman"/>
+              </w:rPr>
+            </w:pPr>
+            <w:r>
+              <w:rPr>
+                <w:rFonts w:ascii="Times New Roman" w:hAnsi="Times New Roman"/>
+                <w:lang w:val="en-GB"/>
+              </w:rPr>
+              <w:t>unique identifier, PK</w:t>
+            </w:r>
+          </w:p>
+        </w:tc>
+        <w:tc>
+          <w:tcPr>
+            <w:tcW w:w="2269" w:type="dxa"/>
+          </w:tcPr>
+          <w:p>
+            <w:pPr>
+              <w:pStyle w:val="BodyText"/>
+              <w:rPr>
+                <w:rFonts w:ascii="Times New Roman" w:hAnsi="Times New Roman"/>
+              </w:rPr>
+            </w:pPr>
+            <w:r>
+              <w:rPr>
+                <w:rFonts w:ascii="Times New Roman" w:hAnsi="Times New Roman"/>
+                <w:lang w:val="en-GB"/>
+              </w:rPr>
+              <w:t>BIGINT</w:t>
+            </w:r>
+          </w:p>
+        </w:tc>
+      </w:tr>
+      <w:tr>
+        <w:trPr>
+          <w:trHeight w:val="490"/>
+        </w:trPr>
+        <w:tc>
+          <w:tcPr>
+            <w:tcW w:w="2769" w:type="dxa"/>
+            <w:vMerge/>
+          </w:tcPr>
+          <w:p>
+            <w:pPr>
+              <w:pStyle w:val="BodyText"/>
+              <w:rPr>
+                <w:rFonts w:ascii="Times New Roman" w:hAnsi="Times New Roman"/>
+              </w:rPr>
+            </w:pPr>
+          </w:p>
+        </w:tc>
+        <w:tc>
+          <w:tcPr>
+            <w:tcW w:w="2338" w:type="dxa"/>
+          </w:tcPr>
+          <w:p>
+            <w:pPr>
+              <w:pStyle w:val="BodyText"/>
+              <w:rPr>
+                <w:rFonts w:ascii="Times New Roman" w:hAnsi="Times New Roman"/>
+              </w:rPr>
+            </w:pPr>
+            <w:r>
+              <w:rPr>
+                <w:rFonts w:ascii="Times New Roman" w:hAnsi="Times New Roman"/>
+                <w:lang w:val="en-GB"/>
+              </w:rPr>
+              <w:t>brand_id</w:t>
+            </w:r>
+          </w:p>
+        </w:tc>
+        <w:tc>
+          <w:tcPr>
+            <w:tcW w:w="2407" w:type="dxa"/>
+          </w:tcPr>
+          <w:p>
+            <w:pPr>
+              <w:pStyle w:val="BodyText"/>
+              <w:rPr>
+                <w:rFonts w:ascii="Times New Roman" w:hAnsi="Times New Roman"/>
+              </w:rPr>
+            </w:pPr>
+            <w:r>
+              <w:rPr>
+                <w:rFonts w:ascii="Times New Roman" w:hAnsi="Times New Roman"/>
+                <w:lang w:val="en-GB"/>
+              </w:rPr>
+              <w:t>reference to brand, FK, NOT NULL</w:t>
+            </w:r>
+          </w:p>
+        </w:tc>
+        <w:tc>
+          <w:tcPr>
+            <w:tcW w:w="2269" w:type="dxa"/>
+          </w:tcPr>
+          <w:p>
+            <w:pPr>
+              <w:pStyle w:val="BodyText"/>
+              <w:rPr>
+                <w:rFonts w:ascii="Times New Roman" w:hAnsi="Times New Roman"/>
+              </w:rPr>
+            </w:pPr>
+            <w:r>
+              <w:rPr>
+                <w:rFonts w:ascii="Times New Roman" w:hAnsi="Times New Roman"/>
+                <w:lang w:val="en-GB"/>
+              </w:rPr>
+              <w:t>BIGINT</w:t>
+            </w:r>
+          </w:p>
+        </w:tc>
+      </w:tr>
+      <w:tr>
+        <w:trPr>
+          <w:trHeight w:val="490"/>
+        </w:trPr>
+        <w:tc>
+          <w:tcPr>
+            <w:tcW w:w="2769" w:type="dxa"/>
+            <w:vMerge/>
+          </w:tcPr>
+          <w:p>
+            <w:pPr>
+              <w:pStyle w:val="BodyText"/>
+              <w:rPr>
+                <w:rFonts w:ascii="Times New Roman" w:hAnsi="Times New Roman"/>
+              </w:rPr>
+            </w:pPr>
+          </w:p>
+        </w:tc>
+        <w:tc>
+          <w:tcPr>
+            <w:tcW w:w="2338" w:type="dxa"/>
+          </w:tcPr>
+          <w:p>
+            <w:pPr>
+              <w:pStyle w:val="BodyText"/>
+              <w:rPr>
+                <w:rFonts w:ascii="Times New Roman" w:hAnsi="Times New Roman"/>
+                <w:lang w:val="en-GB"/>
+              </w:rPr>
+            </w:pPr>
+            <w:r>
+              <w:rPr>
+                <w:rFonts w:ascii="Times New Roman" w:hAnsi="Times New Roman"/>
+                <w:lang w:val="en-GB"/>
+              </w:rPr>
+              <w:t>model_name</w:t>
+            </w:r>
+          </w:p>
+        </w:tc>
+        <w:tc>
+          <w:tcPr>
+            <w:tcW w:w="2407" w:type="dxa"/>
+          </w:tcPr>
+          <w:p>
+            <w:pPr>
+              <w:pStyle w:val="BodyText"/>
+              <w:rPr>
+                <w:rFonts w:ascii="Times New Roman" w:hAnsi="Times New Roman"/>
+                <w:lang w:val="en-GB"/>
+              </w:rPr>
+            </w:pPr>
+            <w:r>
+              <w:rPr>
+                <w:rFonts w:ascii="Times New Roman" w:hAnsi="Times New Roman"/>
+                <w:lang w:val="en-GB"/>
+              </w:rPr>
+              <w:t>model name, NOT NULL, unique together with brand_id</w:t>
+            </w:r>
+          </w:p>
+        </w:tc>
+        <w:tc>
+          <w:tcPr>
+            <w:tcW w:w="2269" w:type="dxa"/>
+          </w:tcPr>
+          <w:p>
+            <w:pPr>
+              <w:pStyle w:val="BodyText"/>
+              <w:rPr>
+                <w:rFonts w:ascii="Times New Roman" w:hAnsi="Times New Roman"/>
+                <w:lang w:val="en-GB"/>
+              </w:rPr>
+            </w:pPr>
+            <w:r>
+              <w:rPr>
+                <w:rFonts w:ascii="Times New Roman" w:hAnsi="Times New Roman"/>
+                <w:lang w:val="en-GB"/>
+              </w:rPr>
+              <w:t>VARCHAR(100)</w:t>
+            </w:r>
+          </w:p>
+        </w:tc>
+      </w:tr>
+      <w:tr>
+        <w:trPr>
+          <w:trHeight w:val="490"/>
+        </w:trPr>
+        <w:tc>
+          <w:tcPr>
+            <w:tcW w:w="2769" w:type="dxa"/>
+            <w:vMerge/>
+          </w:tcPr>
+          <w:p>
+            <w:pPr>
+              <w:pStyle w:val="BodyText"/>
+              <w:rPr>
+                <w:rFonts w:ascii="Times New Roman" w:hAnsi="Times New Roman"/>
+              </w:rPr>
+            </w:pPr>
+          </w:p>
+        </w:tc>
+        <w:tc>
+          <w:tcPr>
+            <w:tcW w:w="2338" w:type="dxa"/>
+          </w:tcPr>
+          <w:p>
+            <w:pPr>
+              <w:pStyle w:val="BodyText"/>
+              <w:rPr>
+                <w:rFonts w:ascii="Times New Roman" w:hAnsi="Times New Roman"/>
+                <w:lang w:val="en-GB"/>
+              </w:rPr>
+            </w:pPr>
+            <w:r>
+              <w:rPr>
+                <w:rFonts w:ascii="Times New Roman" w:hAnsi="Times New Roman"/>
+                <w:lang w:val="en-GB"/>
+              </w:rPr>
+              <w:t>warranty_months</w:t>
+            </w:r>
+          </w:p>
+        </w:tc>
+        <w:tc>
+          <w:tcPr>
+            <w:tcW w:w="2407" w:type="dxa"/>
+          </w:tcPr>
+          <w:p>
+            <w:pPr>
+              <w:pStyle w:val="BodyText"/>
+              <w:rPr>
+                <w:rFonts w:ascii="Times New Roman" w:hAnsi="Times New Roman"/>
+                <w:lang w:val="en-GB"/>
+              </w:rPr>
+            </w:pPr>
+            <w:r>
+              <w:rPr>
+                <w:rFonts w:ascii="Times New Roman" w:hAnsi="Times New Roman"/>
+                <w:lang w:val="en-GB"/>
+              </w:rPr>
+              <w:t>warranty period, NOT NULL, DEFAULT 12</w:t>
+            </w:r>
+          </w:p>
+        </w:tc>
+        <w:tc>
+          <w:tcPr>
+            <w:tcW w:w="2269" w:type="dxa"/>
+          </w:tcPr>
+          <w:p>
+            <w:pPr>
+              <w:pStyle w:val="BodyText"/>
+              <w:rPr>
+                <w:rFonts w:ascii="Times New Roman" w:hAnsi="Times New Roman"/>
+                <w:lang w:val="en-GB"/>
+              </w:rPr>
+            </w:pPr>
+            <w:r>
+              <w:rPr>
+                <w:rFonts w:ascii="Times New Roman" w:hAnsi="Times New Roman"/>
+                <w:lang w:val="en-GB"/>
+              </w:rPr>
+              <w:t>INTEGER</w:t>
+            </w:r>
+          </w:p>
+        </w:tc>
+      </w:tr>
+      <w:tr>
+        <w:trPr>
+          <w:trHeight w:val="574"/>
+        </w:trPr>
+        <w:tc>
+          <w:tcPr>
+            <w:tcW w:w="2769" w:type="dxa"/>
+            <w:vMerge/>
+          </w:tcPr>
+          <w:p>
+            <w:pPr>
+              <w:pStyle w:val="BodyText"/>
+              <w:rPr>
+                <w:rFonts w:ascii="Times New Roman" w:hAnsi="Times New Roman"/>
+              </w:rPr>
+            </w:pPr>
+          </w:p>
+        </w:tc>
+        <w:tc>
+          <w:tcPr>
+            <w:tcW w:w="2338" w:type="dxa"/>
+          </w:tcPr>
+          <w:p>
+            <w:pPr>
+              <w:pStyle w:val="BodyText"/>
+              <w:rPr>
+                <w:rFonts w:ascii="Times New Roman" w:hAnsi="Times New Roman"/>
+              </w:rPr>
+            </w:pPr>
+            <w:r>
+              <w:rPr>
+                <w:rFonts w:ascii="Times New Roman" w:hAnsi="Times New Roman"/>
+                <w:lang w:val="en-GB"/>
+              </w:rPr>
+              <w:t>created_at</w:t>
+            </w:r>
+          </w:p>
+        </w:tc>
+        <w:tc>
+          <w:tcPr>
+            <w:tcW w:w="2407" w:type="dxa"/>
+          </w:tcPr>
+          <w:p>
+            <w:pPr>
+              <w:pStyle w:val="BodyText"/>
+              <w:rPr>
+                <w:rFonts w:ascii="Times New Roman" w:hAnsi="Times New Roman"/>
+              </w:rPr>
+            </w:pPr>
+            <w:r>
+              <w:rPr>
+                <w:rFonts w:ascii="Times New Roman" w:hAnsi="Times New Roman"/>
+                <w:lang w:val="en-GB"/>
+              </w:rPr>
+              <w:t>record creation timestamp, DEFAULT CURRENT_TIMESTAMP</w:t>
+            </w:r>
+          </w:p>
+        </w:tc>
+        <w:tc>
+          <w:tcPr>
+            <w:tcW w:w="2269" w:type="dxa"/>
+          </w:tcPr>
+          <w:p>
+            <w:pPr>
+              <w:pStyle w:val="BodyText"/>
+              <w:rPr>
+                <w:rFonts w:ascii="Times New Roman" w:hAnsi="Times New Roman"/>
+              </w:rPr>
+            </w:pPr>
+            <w:r>
+              <w:rPr>
+                <w:rFonts w:ascii="Times New Roman" w:hAnsi="Times New Roman"/>
+              </w:rPr>
+              <w:t>TIMESTAMP</w:t>
+            </w:r>
+          </w:p>
+        </w:tc>
+      </w:tr>
+    </w:tbl>
+    <w:p>
+      <w:pPr>
+        <w:rPr>
+          <w:rFonts w:ascii="Times New Roman" w:hAnsi="Times New Roman" w:cs="Times New Roman"/>
+          <w:b/>
+          <w:bCs/>
         </w:rPr>
       </w:pPr>
     </w:p>
@@ -13892,7 +15682,6 @@
   <w:style w:type="character" w:default="1" w:styleId="DefaultParagraphFont">
     <w:name w:val="Default Paragraph Font"/>
     <w:uiPriority w:val="1"/>
-    <w:semiHidden/>
     <w:unhideWhenUsed/>
   </w:style>
   <w:style w:type="table" w:default="1" w:styleId="TableNormal">
@@ -14742,27 +16531,6 @@
 </file>
 
 <file path=customXml/item1.xml><?xml version="1.0" encoding="utf-8"?>
-<?mso-contentType ?>
-<FormTemplates xmlns="http://schemas.microsoft.com/sharepoint/v3/contenttype/forms">
-  <Display>DocumentLibraryForm</Display>
-  <Edit>DocumentLibraryForm</Edit>
-  <New>DocumentLibraryForm</New>
-</FormTemplates>
-</file>
-
-<file path=customXml/item2.xml><?xml version="1.0" encoding="utf-8"?>
-<p:properties xmlns:p="http://schemas.microsoft.com/office/2006/metadata/properties" xmlns:xsi="http://www.w3.org/2001/XMLSchema-instance" xmlns:pc="http://schemas.microsoft.com/office/infopath/2007/PartnerControls">
-  <documentManagement>
-    <_activity xmlns="7de62fc4-c86e-4fed-a94e-2a3faca7ce37" xsi:nil="true"/>
-  </documentManagement>
-</p:properties>
-</file>
-
-<file path=customXml/item3.xml><?xml version="1.0" encoding="utf-8"?>
-<b:Sources xmlns:b="http://schemas.openxmlformats.org/officeDocument/2006/bibliography" xmlns="http://schemas.openxmlformats.org/officeDocument/2006/bibliography" SelectedStyle="\HarvardAnglia2008OfficeOnline.xsl" StyleName="Harvard - Anglia" Version="2008"/>
-</file>
-
-<file path=customXml/item4.xml><?xml version="1.0" encoding="utf-8"?>
 <ct:contentTypeSchema xmlns:ct="http://schemas.microsoft.com/office/2006/metadata/contentType" xmlns:ma="http://schemas.microsoft.com/office/2006/metadata/properties/metaAttributes" ct:_="" ma:_="" ma:contentTypeName="Document" ma:contentTypeID="0x01010092FFD86F6E1FB7428C871C4CF765E6FD" ma:contentTypeVersion="13" ma:contentTypeDescription="Create a new document." ma:contentTypeScope="" ma:versionID="9e0d7dc8b7f7ed029ee9d38d5d71d781">
   <xsd:schema xmlns:xsd="http://www.w3.org/2001/XMLSchema" xmlns:xs="http://www.w3.org/2001/XMLSchema" xmlns:p="http://schemas.microsoft.com/office/2006/metadata/properties" xmlns:ns3="7de62fc4-c86e-4fed-a94e-2a3faca7ce37" targetNamespace="http://schemas.microsoft.com/office/2006/metadata/properties" ma:root="true" ma:fieldsID="0aa06d383a4893a9d0cc7e3399d2d8d7" ns3:_="">
     <xsd:import namespace="7de62fc4-c86e-4fed-a94e-2a3faca7ce37"/>
@@ -14962,33 +16730,28 @@
 </ct:contentTypeSchema>
 </file>
 
-<file path=customXml/itemProps1.xml><?xml version="1.0" encoding="utf-8"?>
-<ds:datastoreItem xmlns:ds="http://schemas.openxmlformats.org/officeDocument/2006/customXml" ds:itemID="{EB09FBAA-26DB-4894-94FC-1A9D3E5EB630}">
-  <ds:schemaRefs>
-    <ds:schemaRef ds:uri="http://schemas.microsoft.com/sharepoint/v3/contenttype/forms"/>
-  </ds:schemaRefs>
-</ds:datastoreItem>
+<file path=customXml/item2.xml><?xml version="1.0" encoding="utf-8"?>
+<b:Sources xmlns:b="http://schemas.openxmlformats.org/officeDocument/2006/bibliography" xmlns="http://schemas.openxmlformats.org/officeDocument/2006/bibliography" SelectedStyle="\HarvardAnglia2008OfficeOnline.xsl" StyleName="Harvard - Anglia" Version="2008"/>
 </file>
 
-<file path=customXml/itemProps2.xml><?xml version="1.0" encoding="utf-8"?>
-<ds:datastoreItem xmlns:ds="http://schemas.openxmlformats.org/officeDocument/2006/customXml" ds:itemID="{C1F77A2B-C475-41D6-A81A-6289AF4C337F}">
-  <ds:schemaRefs>
-    <ds:schemaRef ds:uri="http://schemas.microsoft.com/office/2006/metadata/properties"/>
-    <ds:schemaRef ds:uri="http://schemas.microsoft.com/office/infopath/2007/PartnerControls"/>
-    <ds:schemaRef ds:uri="7de62fc4-c86e-4fed-a94e-2a3faca7ce37"/>
-  </ds:schemaRefs>
-</ds:datastoreItem>
+<file path=customXml/item3.xml><?xml version="1.0" encoding="utf-8"?>
+<p:properties xmlns:p="http://schemas.microsoft.com/office/2006/metadata/properties" xmlns:xsi="http://www.w3.org/2001/XMLSchema-instance" xmlns:pc="http://schemas.microsoft.com/office/infopath/2007/PartnerControls">
+  <documentManagement>
+    <_activity xmlns="7de62fc4-c86e-4fed-a94e-2a3faca7ce37" xsi:nil="true"/>
+  </documentManagement>
+</p:properties>
 </file>
 
-<file path=customXml/itemProps3.xml><?xml version="1.0" encoding="utf-8"?>
-<ds:datastoreItem xmlns:ds="http://schemas.openxmlformats.org/officeDocument/2006/customXml" ds:itemID="{D28C60FC-FD85-439B-90FE-09653D9F9A67}">
-  <ds:schemaRefs>
-    <ds:schemaRef ds:uri="http://schemas.openxmlformats.org/officeDocument/2006/bibliography"/>
-  </ds:schemaRefs>
-</ds:datastoreItem>
+<file path=customXml/item4.xml><?xml version="1.0" encoding="utf-8"?>
+<?mso-contentType ?>
+<FormTemplates xmlns="http://schemas.microsoft.com/sharepoint/v3/contenttype/forms">
+  <Display>DocumentLibraryForm</Display>
+  <Edit>DocumentLibraryForm</Edit>
+  <New>DocumentLibraryForm</New>
+</FormTemplates>
 </file>
 
-<file path=customXml/itemProps4.xml><?xml version="1.0" encoding="utf-8"?>
+<file path=customXml/itemProps1.xml><?xml version="1.0" encoding="utf-8"?>
 <ds:datastoreItem xmlns:ds="http://schemas.openxmlformats.org/officeDocument/2006/customXml" ds:itemID="{E24BEF27-C7A9-415F-9E33-6A7FE1813324}">
   <ds:schemaRefs>
     <ds:schemaRef ds:uri="http://schemas.microsoft.com/office/2006/metadata/contentType"/>
@@ -15004,4 +16767,30 @@
     <ds:schemaRef ds:uri="http://schemas.microsoft.com/internal/obd"/>
   </ds:schemaRefs>
 </ds:datastoreItem>
+</file>
+
+<file path=customXml/itemProps2.xml><?xml version="1.0" encoding="utf-8"?>
+<ds:datastoreItem xmlns:ds="http://schemas.openxmlformats.org/officeDocument/2006/customXml" ds:itemID="{D28C60FC-FD85-439B-90FE-09653D9F9A67}">
+  <ds:schemaRefs>
+    <ds:schemaRef ds:uri="http://schemas.openxmlformats.org/officeDocument/2006/bibliography"/>
+  </ds:schemaRefs>
+</ds:datastoreItem>
+</file>
+
+<file path=customXml/itemProps3.xml><?xml version="1.0" encoding="utf-8"?>
+<ds:datastoreItem xmlns:ds="http://schemas.openxmlformats.org/officeDocument/2006/customXml" ds:itemID="{C1F77A2B-C475-41D6-A81A-6289AF4C337F}">
+  <ds:schemaRefs>
+    <ds:schemaRef ds:uri="http://schemas.microsoft.com/office/2006/metadata/properties"/>
+    <ds:schemaRef ds:uri="http://schemas.microsoft.com/office/infopath/2007/PartnerControls"/>
+    <ds:schemaRef ds:uri="7de62fc4-c86e-4fed-a94e-2a3faca7ce37"/>
+  </ds:schemaRefs>
+</ds:datastoreItem>
+</file>
+
+<file path=customXml/itemProps4.xml><?xml version="1.0" encoding="utf-8"?>
+<ds:datastoreItem xmlns:ds="http://schemas.openxmlformats.org/officeDocument/2006/customXml" ds:itemID="{EB09FBAA-26DB-4894-94FC-1A9D3E5EB630}">
+  <ds:schemaRefs>
+    <ds:schemaRef ds:uri="http://schemas.microsoft.com/sharepoint/v3/contenttype/forms"/>
+  </ds:schemaRefs>
+</ds:datastoreItem>
 </file>